--- a/downloads/workbook/ai-7-week-26.docx
+++ b/downloads/workbook/ai-7-week-26.docx
@@ -997,6 +997,178 @@
         <w:t>Project connection: For the Reproducible AI Research Study, retain an annotated worked trace and the changed-case reasoning. Connect the claim to its records, units and assumptions so another investigator can challenge or reproduce it.</w:t>
       </w:r>
     </w:p>
+    <w:p>
+      <w:pPr>
+        <w:pStyle w:val="Heading1"/>
+      </w:pPr>
+      <w:r>
+        <w:t>13. Project portfolio milestone</w:t>
+      </w:r>
+    </w:p>
+    <w:p>
+      <w:r>
+        <w:t>Project: Reproducible AI Research Study</w:t>
+      </w:r>
+    </w:p>
+    <w:p>
+      <w:r>
+        <w:t>Current milestone: Prepare the demonstration. Gather reproducible instructions, evidence, access checks and remaining limitations.</w:t>
+      </w:r>
+    </w:p>
+    <w:p>
+      <w:r>
+        <w:t>For the Reproducible AI Research Study, retain an annotated worked trace and the changed-case reasoning. Connect the claim to its records, units and assumptions so another investigator can challenge or reproduce it.</w:t>
+      </w:r>
+    </w:p>
+    <w:tbl>
+      <w:tblPr>
+        <w:tblStyle w:val="LightShading-Accent1"/>
+        <w:tblW w:type="auto" w:w="0"/>
+        <w:tblLook w:firstColumn="1" w:firstRow="1" w:lastColumn="0" w:lastRow="0" w:noHBand="0" w:noVBand="1" w:val="04A0"/>
+      </w:tblPr>
+      <w:tblGrid>
+        <w:gridCol w:w="5112"/>
+        <w:gridCol w:w="5112"/>
+      </w:tblGrid>
+      <w:tr>
+        <w:trPr>
+          <w:tblHeader/>
+        </w:trPr>
+        <w:tc>
+          <w:tcPr>
+            <w:tcW w:type="dxa" w:w="5112"/>
+          </w:tcPr>
+          <w:p>
+            <w:r>
+              <w:t>Evidence to keep</w:t>
+            </w:r>
+          </w:p>
+        </w:tc>
+        <w:tc>
+          <w:tcPr>
+            <w:tcW w:type="dxa" w:w="5112"/>
+          </w:tcPr>
+          <w:p>
+            <w:r>
+              <w:t>My record</w:t>
+            </w:r>
+          </w:p>
+        </w:tc>
+      </w:tr>
+      <w:tr>
+        <w:tc>
+          <w:tcPr>
+            <w:tcW w:type="dxa" w:w="5112"/>
+          </w:tcPr>
+          <w:p>
+            <w:r>
+              <w:t>This week’s input and deciding step</w:t>
+            </w:r>
+          </w:p>
+        </w:tc>
+        <w:tc>
+          <w:tcPr>
+            <w:tcW w:type="dxa" w:w="5112"/>
+          </w:tcPr>
+          <w:p>
+            <w:r/>
+          </w:p>
+        </w:tc>
+      </w:tr>
+      <w:tr>
+        <w:tc>
+          <w:tcPr>
+            <w:tcW w:type="dxa" w:w="5112"/>
+          </w:tcPr>
+          <w:p>
+            <w:r>
+              <w:t>Prediction and actual result (or labelled paper trace)</w:t>
+            </w:r>
+          </w:p>
+        </w:tc>
+        <w:tc>
+          <w:tcPr>
+            <w:tcW w:type="dxa" w:w="5112"/>
+          </w:tcPr>
+          <w:p>
+            <w:r/>
+          </w:p>
+        </w:tc>
+      </w:tr>
+      <w:tr>
+        <w:tc>
+          <w:tcPr>
+            <w:tcW w:type="dxa" w:w="5112"/>
+          </w:tcPr>
+          <w:p>
+            <w:r>
+              <w:t>One change since the previous checkpoint and why</w:t>
+            </w:r>
+          </w:p>
+        </w:tc>
+        <w:tc>
+          <w:tcPr>
+            <w:tcW w:type="dxa" w:w="5112"/>
+          </w:tcPr>
+          <w:p>
+            <w:r/>
+          </w:p>
+        </w:tc>
+      </w:tr>
+      <w:tr>
+        <w:tc>
+          <w:tcPr>
+            <w:tcW w:type="dxa" w:w="5112"/>
+          </w:tcPr>
+          <w:p>
+            <w:r>
+              <w:t>One error or limit and the next test</w:t>
+            </w:r>
+          </w:p>
+        </w:tc>
+        <w:tc>
+          <w:tcPr>
+            <w:tcW w:type="dxa" w:w="5112"/>
+          </w:tcPr>
+          <w:p>
+            <w:r/>
+          </w:p>
+        </w:tc>
+      </w:tr>
+    </w:tbl>
+    <w:p>
+      <w:pPr>
+        <w:pStyle w:val="Heading3"/>
+      </w:pPr>
+      <w:r>
+        <w:t>Explain what this week adds to your project. Reuse last week’s record rather than starting again.</w:t>
+      </w:r>
+    </w:p>
+    <w:p>
+      <w:r>
+        <w:t>________________________________________________________________</w:t>
+      </w:r>
+    </w:p>
+    <w:p>
+      <w:r>
+        <w:t>________________________________________________________________</w:t>
+      </w:r>
+    </w:p>
+    <w:p>
+      <w:r>
+        <w:t>________________________________________________________________</w:t>
+      </w:r>
+    </w:p>
+    <w:p>
+      <w:r>
+        <w:t>________________________________________________________________</w:t>
+      </w:r>
+    </w:p>
+    <w:p>
+      <w:r>
+        <w:t>________________________________________________________________</w:t>
+      </w:r>
+    </w:p>
     <w:sectPr>
       <w:pgSz w:w="12240" w:h="15840"/>
       <w:pgMar w:top="936" w:right="1008" w:bottom="936" w:left="1008" w:header="720" w:footer="720" w:gutter="0"/>

--- a/downloads/workbook/ai-7-week-26.docx
+++ b/downloads/workbook/ai-7-week-26.docx
@@ -1169,6 +1169,235 @@
         <w:t>________________________________________________________________</w:t>
       </w:r>
     </w:p>
+    <w:p>
+      <w:pPr>
+        <w:pStyle w:val="Heading1"/>
+      </w:pPr>
+      <w:r>
+        <w:t>14. Supported practice and learning evidence</w:t>
+      </w:r>
+    </w:p>
+    <w:p>
+      <w:r>
+        <w:t>Use this supported practice once, in the browser or on paper. Keep the reserved independent assessment for a separate first attempt before teacher feedback.</w:t>
+      </w:r>
+    </w:p>
+    <w:p>
+      <w:r>
+        <w:t>Inspect an anomaly without erasing it. A timing study records four runs and notices one unusually long duration.</w:t>
+      </w:r>
+    </w:p>
+    <w:p>
+      <w:pPr>
+        <w:pStyle w:val="Heading3"/>
+      </w:pPr>
+      <w:r>
+        <w:t>Practice 1: explain the deciding evidence</w:t>
+      </w:r>
+    </w:p>
+    <w:p>
+      <w:r>
+        <w:t>Which labelled step matches this detail? Report the timeout evidence and distinguish it from an untested explanation.</w:t>
+      </w:r>
+    </w:p>
+    <w:p>
+      <w:r>
+        <w:t>1. Investigate the event</w:t>
+      </w:r>
+    </w:p>
+    <w:p>
+      <w:r>
+        <w:t>2. Keep the raw record</w:t>
+      </w:r>
+    </w:p>
+    <w:p>
+      <w:r>
+        <w:t>3. Compute summaries</w:t>
+      </w:r>
+    </w:p>
+    <w:p>
+      <w:pPr>
+        <w:pStyle w:val="Heading3"/>
+      </w:pPr>
+      <w:r>
+        <w:t>My selected conclusion, deciding fact and explanation</w:t>
+      </w:r>
+    </w:p>
+    <w:p>
+      <w:r>
+        <w:t>________________________________________________________________</w:t>
+      </w:r>
+    </w:p>
+    <w:p>
+      <w:r>
+        <w:t>________________________________________________________________</w:t>
+      </w:r>
+    </w:p>
+    <w:p>
+      <w:r>
+        <w:t>________________________________________________________________</w:t>
+      </w:r>
+    </w:p>
+    <w:p>
+      <w:r>
+        <w:t>________________________________________________________________</w:t>
+      </w:r>
+    </w:p>
+    <w:p>
+      <w:r>
+        <w:t>________________________________________________________________</w:t>
+      </w:r>
+    </w:p>
+    <w:p>
+      <w:r>
+        <w:t>Hint if needed: Read the steps in the pictorial case. Match the supplied detail to the stage that performs or records it.</w:t>
+      </w:r>
+    </w:p>
+    <w:p>
+      <w:r>
+        <w:t>After your attempt, compare with the supported explanation: Investigate the event Report the timeout evidence and distinguish it from an untested explanation. An anomaly invites investigation, not automatic deletion. A slow failure may be part of real service behaviour; the predefined rule determines inclusion.</w:t>
+      </w:r>
+    </w:p>
+    <w:p>
+      <w:pPr>
+        <w:pStyle w:val="Heading3"/>
+      </w:pPr>
+      <w:r>
+        <w:t>Practice 2: explain the deciding evidence</w:t>
+      </w:r>
+    </w:p>
+    <w:p>
+      <w:r>
+        <w:t>Changed-case practice: Delete the 10-second record only because it looks bad. Which conclusion is supported by the supplied facts?</w:t>
+      </w:r>
+    </w:p>
+    <w:p>
+      <w:r>
+        <w:t>1. This one example guarantees correct results for every future input.</w:t>
+      </w:r>
+    </w:p>
+    <w:p>
+      <w:r>
+        <w:t>2. The mean becomes 2 seconds but the selective report violates this plan.</w:t>
+      </w:r>
+    </w:p>
+    <w:p>
+      <w:r>
+        <w:t>3. We can decide the result without examining the changed input or the procedure.</w:t>
+      </w:r>
+    </w:p>
+    <w:p>
+      <w:pPr>
+        <w:pStyle w:val="Heading3"/>
+      </w:pPr>
+      <w:r>
+        <w:t>My selected conclusion, deciding fact and explanation</w:t>
+      </w:r>
+    </w:p>
+    <w:p>
+      <w:r>
+        <w:t>________________________________________________________________</w:t>
+      </w:r>
+    </w:p>
+    <w:p>
+      <w:r>
+        <w:t>________________________________________________________________</w:t>
+      </w:r>
+    </w:p>
+    <w:p>
+      <w:r>
+        <w:t>________________________________________________________________</w:t>
+      </w:r>
+    </w:p>
+    <w:p>
+      <w:r>
+        <w:t>________________________________________________________________</w:t>
+      </w:r>
+    </w:p>
+    <w:p>
+      <w:r>
+        <w:t>________________________________________________________________</w:t>
+      </w:r>
+    </w:p>
+    <w:p>
+      <w:r>
+        <w:t>Hint if needed: Use the changed condition and the deciding step in the pictorial trace. The answer must say what follows from those facts.</w:t>
+      </w:r>
+    </w:p>
+    <w:p>
+      <w:r>
+        <w:t>After your attempt, compare with the supported explanation: The mean becomes 2 seconds but the selective report violates this plan. Observed inconvenient outcomes are not an approved exclusion reason.</w:t>
+      </w:r>
+    </w:p>
+    <w:p>
+      <w:pPr>
+        <w:pStyle w:val="Heading3"/>
+      </w:pPr>
+      <w:r>
+        <w:t>Repair a missing building block</w:t>
+      </w:r>
+    </w:p>
+    <w:p>
+      <w:r>
+        <w:t>Review Running the primary experiment (ai-7/25). Goal: Explain the mechanism and terminology of running the primary experiment. Short practice: Compute A’s and B’s six-case counts and identify the cases that favour each. How must a B revision tuned on case four be labelled when evaluated again on the same set?. Return to this week and explain what you changed.</w:t>
+      </w:r>
+    </w:p>
+    <w:p>
+      <w:r>
+        <w:t>Review Power and resource tradeoffs (ai-7/23). Goal: Explain the mechanism and terminology of power and resource tradeoffs. Short practice: Calculate both simulated detection fractions and resource costs. What additional detection is observed for the extra forty units, and does that establish power for an actual classroom study?. Return to this week and explain what you changed.</w:t>
+      </w:r>
+    </w:p>
+    <w:p>
+      <w:r>
+        <w:t>Review Privacy and data governance (ai-7/20). Goal: Explain the mechanism and terminology of privacy and data governance. Short practice: Point to the analysis table and the restricted identity key. Why are the codes pseudonymous rather than guaranteed anonymous, and what changes if the key is published?. Return to this week and explain what you changed.</w:t>
+      </w:r>
+    </w:p>
+    <w:p>
+      <w:pPr>
+        <w:pStyle w:val="Heading3"/>
+      </w:pPr>
+      <w:r>
+        <w:t>Keep your completed work</w:t>
+      </w:r>
+    </w:p>
+    <w:p>
+      <w:r>
+        <w:t>Use Download completed work in the hosted lesson to export your answers, reflections, practice feedback and code-run evidence. Open the HTML copy to read or print it. Drafts stay in this browser when storage is available; clear drafts on a shared device.</w:t>
+      </w:r>
+    </w:p>
+    <w:p>
+      <w:pPr>
+        <w:pStyle w:val="Heading3"/>
+      </w:pPr>
+      <w:r>
+        <w:t>What I repaired, the evidence I kept and the next test</w:t>
+      </w:r>
+    </w:p>
+    <w:p>
+      <w:r>
+        <w:t>________________________________________________________________</w:t>
+      </w:r>
+    </w:p>
+    <w:p>
+      <w:r>
+        <w:t>________________________________________________________________</w:t>
+      </w:r>
+    </w:p>
+    <w:p>
+      <w:r>
+        <w:t>________________________________________________________________</w:t>
+      </w:r>
+    </w:p>
+    <w:p>
+      <w:r>
+        <w:t>________________________________________________________________</w:t>
+      </w:r>
+    </w:p>
+    <w:p>
+      <w:r>
+        <w:t>________________________________________________________________</w:t>
+      </w:r>
+    </w:p>
     <w:sectPr>
       <w:pgSz w:w="12240" w:h="15840"/>
       <w:pgMar w:top="936" w:right="1008" w:bottom="936" w:left="1008" w:header="720" w:footer="720" w:gutter="0"/>

--- a/downloads/workbook/ai-7-week-26.docx
+++ b/downloads/workbook/ai-7-week-26.docx
@@ -30,33 +30,45 @@
     </w:p>
     <w:p>
       <w:r>
-        <w:t>Try the recall before opening notes. Then use a different colour or a labelled second line to correct your explanation.</w:t>
+        <w:t>Record your starting explanation for Inspecting failures and anomalies before opening notes. Show any later correction separately.</w:t>
       </w:r>
     </w:p>
     <w:p>
       <w:pPr>
-        <w:pStyle w:val="Heading3"/>
-      </w:pPr>
-      <w:r>
-        <w:t>Running the primary experiment</w:t>
+        <w:spacing w:line="336" w:lineRule="auto" w:after="180"/>
+      </w:pPr>
+      <w:r>
+        <w:rPr>
+          <w:b w:val="0"/>
+        </w:rPr>
+        <w:t>Try the recall before opening notes. Then use a different colour or a labelled second line to correct your explanation.</w:t>
       </w:r>
     </w:p>
     <w:p>
-      <w:r>
-        <w:t>Without opening the old lesson, explain one key idea from Running the primary experiment. Give an example and a mistake that the idea helps you avoid.</w:t>
+      <w:pPr>
+        <w:pStyle w:val="Heading3"/>
+      </w:pPr>
+      <w:r>
+        <w:t>Running the primary experiment</w:t>
       </w:r>
     </w:p>
     <w:p>
       <w:pPr>
-        <w:pStyle w:val="Heading3"/>
-      </w:pPr>
-      <w:r>
-        <w:t>My remembered idea, example and correction</w:t>
+        <w:spacing w:line="336" w:lineRule="auto" w:after="180"/>
+      </w:pPr>
+      <w:r>
+        <w:rPr>
+          <w:b w:val="0"/>
+        </w:rPr>
+        <w:t>Without opening the old lesson, explain one key idea from Running the primary experiment. Give an example and a mistake that the idea helps you avoid.</w:t>
       </w:r>
     </w:p>
     <w:p>
-      <w:r>
-        <w:t>________________________________________________________________</w:t>
+      <w:pPr>
+        <w:pStyle w:val="Heading3"/>
+      </w:pPr>
+      <w:r>
+        <w:t>My remembered idea, example and correction</w:t>
       </w:r>
     </w:p>
     <w:p>
@@ -70,29 +82,35 @@
       </w:r>
     </w:p>
     <w:p>
-      <w:pPr>
-        <w:pStyle w:val="Heading3"/>
-      </w:pPr>
-      <w:r>
-        <w:t>Power and resource tradeoffs</w:t>
+      <w:r>
+        <w:t>________________________________________________________________</w:t>
       </w:r>
     </w:p>
     <w:p>
-      <w:r>
-        <w:t>Without opening the old lesson, explain one key idea from Power and resource tradeoffs. Give an example and a mistake that the idea helps you avoid.</w:t>
+      <w:pPr>
+        <w:pStyle w:val="Heading3"/>
+      </w:pPr>
+      <w:r>
+        <w:t>Power and resource tradeoffs</w:t>
       </w:r>
     </w:p>
     <w:p>
       <w:pPr>
-        <w:pStyle w:val="Heading3"/>
-      </w:pPr>
-      <w:r>
-        <w:t>My remembered idea, example and correction</w:t>
+        <w:spacing w:line="336" w:lineRule="auto" w:after="180"/>
+      </w:pPr>
+      <w:r>
+        <w:rPr>
+          <w:b w:val="0"/>
+        </w:rPr>
+        <w:t>Without opening the old lesson, explain one key idea from Power and resource tradeoffs. Give an example and a mistake that the idea helps you avoid.</w:t>
       </w:r>
     </w:p>
     <w:p>
-      <w:r>
-        <w:t>________________________________________________________________</w:t>
+      <w:pPr>
+        <w:pStyle w:val="Heading3"/>
+      </w:pPr>
+      <w:r>
+        <w:t>My remembered idea, example and correction</w:t>
       </w:r>
     </w:p>
     <w:p>
@@ -106,29 +124,35 @@
       </w:r>
     </w:p>
     <w:p>
-      <w:pPr>
-        <w:pStyle w:val="Heading3"/>
-      </w:pPr>
-      <w:r>
-        <w:t>Privacy and data governance</w:t>
+      <w:r>
+        <w:t>________________________________________________________________</w:t>
       </w:r>
     </w:p>
     <w:p>
-      <w:r>
-        <w:t>Without opening the old lesson, explain one key idea from Privacy and data governance. Give an example and a mistake that the idea helps you avoid.</w:t>
+      <w:pPr>
+        <w:pStyle w:val="Heading3"/>
+      </w:pPr>
+      <w:r>
+        <w:t>Privacy and data governance</w:t>
       </w:r>
     </w:p>
     <w:p>
       <w:pPr>
-        <w:pStyle w:val="Heading3"/>
-      </w:pPr>
-      <w:r>
-        <w:t>My remembered idea, example and correction</w:t>
+        <w:spacing w:line="336" w:lineRule="auto" w:after="180"/>
+      </w:pPr>
+      <w:r>
+        <w:rPr>
+          <w:b w:val="0"/>
+        </w:rPr>
+        <w:t>Without opening the old lesson, explain one key idea from Privacy and data governance. Give an example and a mistake that the idea helps you avoid.</w:t>
       </w:r>
     </w:p>
     <w:p>
-      <w:r>
-        <w:t>________________________________________________________________</w:t>
+      <w:pPr>
+        <w:pStyle w:val="Heading3"/>
+      </w:pPr>
+      <w:r>
+        <w:t>My remembered idea, example and correction</w:t>
       </w:r>
     </w:p>
     <w:p>
@@ -142,15 +166,31 @@
       </w:r>
     </w:p>
     <w:p>
-      <w:pPr>
-        <w:pStyle w:val="Heading1"/>
-      </w:pPr>
-      <w:r>
-        <w:t>02. Practise with fading help</w:t>
+      <w:r>
+        <w:t>________________________________________________________________</w:t>
       </w:r>
     </w:p>
     <w:p>
-      <w:r>
+      <w:pPr>
+        <w:pStyle w:val="Heading1"/>
+      </w:pPr>
+      <w:r>
+        <w:t>02. Practise with fading help</w:t>
+      </w:r>
+    </w:p>
+    <w:p>
+      <w:r>
+        <w:t>Complete the supported Inspecting failures and anomalies trace and record the first step you can explain without help.</w:t>
+      </w:r>
+    </w:p>
+    <w:p>
+      <w:pPr>
+        <w:spacing w:line="336" w:lineRule="auto" w:after="180"/>
+      </w:pPr>
+      <w:r>
+        <w:rPr>
+          <w:b w:val="0"/>
+        </w:rPr>
         <w:t>Use W2: Trace the worked case for Inspecting failures and anomalies. Record the answer once; the lesson and workbook refer to the same attempt.</w:t>
       </w:r>
     </w:p>
@@ -279,25 +319,37 @@
     </w:p>
     <w:p>
       <w:r>
-        <w:t>Use the worked case for Inspecting failures and anomalies. Proposed explanation: “The worked result establishes every future case”. Decide whether this explanation is supported. Point to the step or supplied fact that decides; explain your repair if needed.</w:t>
+        <w:t>Check the proposed Inspecting failures and anomalies explanation against the supplied facts before discussing it.</w:t>
       </w:r>
     </w:p>
     <w:p>
       <w:pPr>
-        <w:pStyle w:val="Heading3"/>
-      </w:pPr>
-      <w:r>
-        <w:t>My explanation before partner discussion</w:t>
+        <w:spacing w:line="336" w:lineRule="auto" w:after="180"/>
+      </w:pPr>
+      <w:r>
+        <w:rPr>
+          <w:b w:val="0"/>
+        </w:rPr>
+        <w:t>Use the worked case for Inspecting failures and anomalies. Proposed explanation: “The worked result establishes every future case”. Decide whether this explanation is supported.</w:t>
       </w:r>
     </w:p>
     <w:p>
-      <w:r>
-        <w:t>________________________________________________________________</w:t>
+      <w:pPr>
+        <w:spacing w:line="336" w:lineRule="auto" w:after="180"/>
+      </w:pPr>
+      <w:r>
+        <w:rPr>
+          <w:b w:val="0"/>
+        </w:rPr>
+        <w:t>Point to the step or supplied fact that decides; explain your repair if needed.</w:t>
       </w:r>
     </w:p>
     <w:p>
-      <w:r>
-        <w:t>________________________________________________________________</w:t>
+      <w:pPr>
+        <w:pStyle w:val="Heading3"/>
+      </w:pPr>
+      <w:r>
+        <w:t>My explanation before partner discussion</w:t>
       </w:r>
     </w:p>
     <w:p>
@@ -311,47 +363,53 @@
       </w:r>
     </w:p>
     <w:p>
-      <w:pPr>
-        <w:pStyle w:val="Heading1"/>
-      </w:pPr>
-      <w:r>
-        <w:t>04. Independent transfer case</w:t>
+      <w:r>
+        <w:t>________________________________________________________________</w:t>
       </w:r>
     </w:p>
     <w:p>
-      <w:pPr>
-        <w:pStyle w:val="Heading3"/>
-      </w:pPr>
-      <w:r>
-        <w:t>Independent case: Apply a new case independently</w:t>
+      <w:r>
+        <w:t>________________________________________________________________</w:t>
       </w:r>
     </w:p>
     <w:p>
-      <w:r>
-        <w:t>Values2, 3, 4, 20 are valid. Compute mean and median and propose an honest investigation.</w:t>
+      <w:pPr>
+        <w:pStyle w:val="Heading1"/>
+      </w:pPr>
+      <w:r>
+        <w:t>04. Independent transfer case</w:t>
       </w:r>
     </w:p>
     <w:p>
-      <w:pPr>
-        <w:pStyle w:val="Heading3"/>
-      </w:pPr>
-      <w:r>
-        <w:t>My independent explanation, trace and limits</w:t>
+      <w:r>
+        <w:t>Write one first attempt at the reserved independent case before feedback. Repeated copies of that case refer to the same recorded attempt.</w:t>
       </w:r>
     </w:p>
     <w:p>
-      <w:r>
-        <w:t>________________________________________________________________</w:t>
+      <w:pPr>
+        <w:pStyle w:val="Heading3"/>
+      </w:pPr>
+      <w:r>
+        <w:t>Independent case: Apply a new case independently</w:t>
       </w:r>
     </w:p>
     <w:p>
-      <w:r>
-        <w:t>________________________________________________________________</w:t>
+      <w:pPr>
+        <w:spacing w:line="336" w:lineRule="auto" w:after="180"/>
+      </w:pPr>
+      <w:r>
+        <w:rPr>
+          <w:b w:val="0"/>
+        </w:rPr>
+        <w:t>Values2, 3, 4, 20 are valid. Compute mean and median and propose an honest investigation.</w:t>
       </w:r>
     </w:p>
     <w:p>
-      <w:r>
-        <w:t>________________________________________________________________</w:t>
+      <w:pPr>
+        <w:pStyle w:val="Heading3"/>
+      </w:pPr>
+      <w:r>
+        <w:t>My independent explanation, trace and limits</w:t>
       </w:r>
     </w:p>
     <w:p>
@@ -376,48 +434,96 @@
     </w:p>
     <w:p>
       <w:r>
-        <w:t>Attempt this case before feedback. Record any help. Earlier examples below are further practice; a case already practised with feedback cannot establish fresh transfer.</w:t>
+        <w:t>________________________________________________________________</w:t>
       </w:r>
     </w:p>
     <w:p>
-      <w:pPr>
-        <w:pStyle w:val="Heading1"/>
-      </w:pPr>
-      <w:r>
-        <w:t>05. W1 Explain the mechanism</w:t>
+      <w:r>
+        <w:t>________________________________________________________________</w:t>
       </w:r>
     </w:p>
     <w:p>
       <w:r>
-        <w:t>Explain the weekly mechanism in your own words. Use the worked scenario to name its input, decision rule and output.</w:t>
+        <w:t>________________________________________________________________</w:t>
       </w:r>
     </w:p>
     <w:p>
       <w:pPr>
-        <w:pStyle w:val="Heading3"/>
-      </w:pPr>
-      <w:r>
-        <w:t>My reasoning and evidence</w:t>
+        <w:spacing w:line="336" w:lineRule="auto" w:after="180"/>
+      </w:pPr>
+      <w:r>
+        <w:rPr>
+          <w:b w:val="0"/>
+        </w:rPr>
+        <w:t>Attempt this case before feedback. Record any help. Earlier examples below are further practice; a case already practised with feedback cannot establish fresh transfer.</w:t>
       </w:r>
     </w:p>
     <w:p>
-      <w:r>
-        <w:t>________________________________________________________________</w:t>
+      <w:pPr>
+        <w:pStyle w:val="Heading1"/>
+      </w:pPr>
+      <w:r>
+        <w:t>05. W1 Explain the mechanism</w:t>
       </w:r>
     </w:p>
     <w:p>
       <w:r>
-        <w:t>________________________________________________________________</w:t>
+        <w:t>Explain the mechanism. Apply the supplied Inspecting failures and anomalies facts and keep your reasoning.</w:t>
       </w:r>
     </w:p>
     <w:p>
-      <w:r>
-        <w:t>________________________________________________________________</w:t>
+      <w:pPr>
+        <w:spacing w:line="336" w:lineRule="auto" w:after="180"/>
+      </w:pPr>
+      <w:r>
+        <w:rPr>
+          <w:b w:val="0"/>
+        </w:rPr>
+        <w:t xml:space="preserve">Explain the weekly </w:t>
+      </w:r>
+      <w:r>
+        <w:rPr>
+          <w:b/>
+        </w:rPr>
+        <w:t>mechanism</w:t>
+      </w:r>
+      <w:r>
+        <w:rPr>
+          <w:b w:val="0"/>
+        </w:rPr>
+        <w:t xml:space="preserve"> in your own words. Use the worked scenario to name its </w:t>
+      </w:r>
+      <w:r>
+        <w:rPr>
+          <w:b/>
+        </w:rPr>
+        <w:t>input</w:t>
+      </w:r>
+      <w:r>
+        <w:rPr>
+          <w:b w:val="0"/>
+        </w:rPr>
+        <w:t xml:space="preserve">, decision rule and </w:t>
+      </w:r>
+      <w:r>
+        <w:rPr>
+          <w:b/>
+        </w:rPr>
+        <w:t>output</w:t>
+      </w:r>
+      <w:r>
+        <w:rPr>
+          <w:b w:val="0"/>
+        </w:rPr>
+        <w:t>.</w:t>
       </w:r>
     </w:p>
     <w:p>
-      <w:r>
-        <w:t>________________________________________________________________</w:t>
+      <w:pPr>
+        <w:pStyle w:val="Heading3"/>
+      </w:pPr>
+      <w:r>
+        <w:t>My reasoning and evidence</w:t>
       </w:r>
     </w:p>
     <w:p>
@@ -431,24 +537,18 @@
       </w:r>
     </w:p>
     <w:p>
-      <w:pPr>
-        <w:pStyle w:val="Heading1"/>
-      </w:pPr>
-      <w:r>
-        <w:t>06. W2 Trace the worked case</w:t>
+      <w:r>
+        <w:t>________________________________________________________________</w:t>
       </w:r>
     </w:p>
     <w:p>
       <w:r>
-        <w:t>Durations1, 2, 2, 15 seconds are all valid traces. Team deletes15 as an outlier without a rule. Show the intermediate steps and give the conclusion with its scope.</w:t>
+        <w:t>________________________________________________________________</w:t>
       </w:r>
     </w:p>
     <w:p>
-      <w:pPr>
-        <w:pStyle w:val="Heading3"/>
-      </w:pPr>
-      <w:r>
-        <w:t>My reasoning and evidence</w:t>
+      <w:r>
+        <w:t>________________________________________________________________</w:t>
       </w:r>
     </w:p>
     <w:p>
@@ -457,23 +557,35 @@
       </w:r>
     </w:p>
     <w:p>
-      <w:r>
-        <w:t>________________________________________________________________</w:t>
+      <w:pPr>
+        <w:pStyle w:val="Heading1"/>
+      </w:pPr>
+      <w:r>
+        <w:t>06. W2 Trace the worked case</w:t>
       </w:r>
     </w:p>
     <w:p>
       <w:r>
-        <w:t>________________________________________________________________</w:t>
+        <w:t>Trace the worked case. Apply the supplied Inspecting failures and anomalies facts and keep your reasoning.</w:t>
       </w:r>
     </w:p>
     <w:p>
-      <w:r>
-        <w:t>________________________________________________________________</w:t>
+      <w:pPr>
+        <w:spacing w:line="336" w:lineRule="auto" w:after="180"/>
+      </w:pPr>
+      <w:r>
+        <w:rPr>
+          <w:b w:val="0"/>
+        </w:rPr>
+        <w:t>Durations1, 2, 2, 15 seconds are all valid traces. Team deletes15 as an outlier without a rule. Show the intermediate steps and give the conclusion with its scope.</w:t>
       </w:r>
     </w:p>
     <w:p>
-      <w:r>
-        <w:t>________________________________________________________________</w:t>
+      <w:pPr>
+        <w:pStyle w:val="Heading3"/>
+      </w:pPr>
+      <w:r>
+        <w:t>My reasoning and evidence</w:t>
       </w:r>
     </w:p>
     <w:p>
@@ -487,24 +599,18 @@
       </w:r>
     </w:p>
     <w:p>
-      <w:pPr>
-        <w:pStyle w:val="Heading1"/>
-      </w:pPr>
-      <w:r>
-        <w:t>07. W3 Audit the limit</w:t>
+      <w:r>
+        <w:t>________________________________________________________________</w:t>
       </w:r>
     </w:p>
     <w:p>
       <w:r>
-        <w:t>A report omits this qualification: Post-hoc exclusion based on an unwanted outcome can distort the conclusion. Explain how omitting it could change a reader's interpretation, and write an accurate replacement.</w:t>
+        <w:t>________________________________________________________________</w:t>
       </w:r>
     </w:p>
     <w:p>
-      <w:pPr>
-        <w:pStyle w:val="Heading3"/>
-      </w:pPr>
-      <w:r>
-        <w:t>My reasoning and evidence</w:t>
+      <w:r>
+        <w:t>________________________________________________________________</w:t>
       </w:r>
     </w:p>
     <w:p>
@@ -518,44 +624,50 @@
       </w:r>
     </w:p>
     <w:p>
-      <w:r>
-        <w:t>________________________________________________________________</w:t>
+      <w:pPr>
+        <w:pStyle w:val="Heading1"/>
+      </w:pPr>
+      <w:r>
+        <w:t>07. W3 Audit the limit</w:t>
       </w:r>
     </w:p>
     <w:p>
       <w:r>
-        <w:t>________________________________________________________________</w:t>
+        <w:t>Audit the limit. Apply the supplied Inspecting failures and anomalies facts and keep your reasoning.</w:t>
       </w:r>
     </w:p>
     <w:p>
-      <w:r>
-        <w:t>________________________________________________________________</w:t>
+      <w:pPr>
+        <w:spacing w:line="336" w:lineRule="auto" w:after="180"/>
+      </w:pPr>
+      <w:r>
+        <w:rPr>
+          <w:b w:val="0"/>
+        </w:rPr>
+        <w:t>A report omits this qualification: Post-hoc exclusion based on an unwanted outcome can distort the conclusion. Explain how omitting it could change a reader's interpretation, and write an accurate replacement.</w:t>
       </w:r>
     </w:p>
     <w:p>
-      <w:r>
-        <w:t>________________________________________________________________</w:t>
+      <w:pPr>
+        <w:pStyle w:val="Heading3"/>
+      </w:pPr>
+      <w:r>
+        <w:t>My reasoning and evidence</w:t>
       </w:r>
     </w:p>
     <w:p>
-      <w:pPr>
-        <w:pStyle w:val="Heading1"/>
-      </w:pPr>
-      <w:r>
-        <w:t>08. W4 Apply a new case independently</w:t>
+      <w:r>
+        <w:t>________________________________________________________________</w:t>
       </w:r>
     </w:p>
     <w:p>
       <w:r>
-        <w:t>Values2, 3, 4, 20 are valid. Compute mean and median and propose an honest investigation.</w:t>
+        <w:t>________________________________________________________________</w:t>
       </w:r>
     </w:p>
     <w:p>
-      <w:pPr>
-        <w:pStyle w:val="Heading3"/>
-      </w:pPr>
-      <w:r>
-        <w:t>My reasoning and evidence</w:t>
+      <w:r>
+        <w:t>________________________________________________________________</w:t>
       </w:r>
     </w:p>
     <w:p>
@@ -574,23 +686,35 @@
       </w:r>
     </w:p>
     <w:p>
-      <w:r>
-        <w:t>________________________________________________________________</w:t>
+      <w:pPr>
+        <w:pStyle w:val="Heading1"/>
+      </w:pPr>
+      <w:r>
+        <w:t>08. W4 Apply a new case independently</w:t>
       </w:r>
     </w:p>
     <w:p>
       <w:r>
-        <w:t>________________________________________________________________</w:t>
+        <w:t>Attempt before feedback. If this repeats the selected independent case, reuse that first attempt; otherwise keep a separate record. Apply a new case independently. Apply the supplied Inspecting failures and anomalies facts and keep your reasoning.</w:t>
       </w:r>
     </w:p>
     <w:p>
-      <w:r>
-        <w:t>________________________________________________________________</w:t>
+      <w:pPr>
+        <w:spacing w:line="336" w:lineRule="auto" w:after="180"/>
+      </w:pPr>
+      <w:r>
+        <w:rPr>
+          <w:b w:val="0"/>
+        </w:rPr>
+        <w:t>Values2, 3, 4, 20 are valid. Compute mean and median and propose an honest investigation.</w:t>
       </w:r>
     </w:p>
     <w:p>
-      <w:r>
-        <w:t>________________________________________________________________</w:t>
+      <w:pPr>
+        <w:pStyle w:val="Heading3"/>
+      </w:pPr>
+      <w:r>
+        <w:t>My reasoning and evidence</w:t>
       </w:r>
     </w:p>
     <w:p>
@@ -599,24 +723,18 @@
       </w:r>
     </w:p>
     <w:p>
-      <w:pPr>
-        <w:pStyle w:val="Heading1"/>
-      </w:pPr>
-      <w:r>
-        <w:t>09. W5 Design a revealing follow-up</w:t>
+      <w:r>
+        <w:t>________________________________________________________________</w:t>
       </w:r>
     </w:p>
     <w:p>
       <w:r>
-        <w:t>For the worked scenario, propose one additional case that could reveal a failure, describe its expected outcome before running it, and explain what would need to remain fixed for a fair comparison. Do not reuse W4 as a new final test after receiving feedback.</w:t>
+        <w:t>________________________________________________________________</w:t>
       </w:r>
     </w:p>
     <w:p>
-      <w:pPr>
-        <w:pStyle w:val="Heading3"/>
-      </w:pPr>
-      <w:r>
-        <w:t>My reasoning and evidence</w:t>
+      <w:r>
+        <w:t>________________________________________________________________</w:t>
       </w:r>
     </w:p>
     <w:p>
@@ -640,39 +758,51 @@
       </w:r>
     </w:p>
     <w:p>
-      <w:r>
-        <w:t>________________________________________________________________</w:t>
+      <w:pPr>
+        <w:pStyle w:val="Heading1"/>
+      </w:pPr>
+      <w:r>
+        <w:t>09. W5 Design a revealing follow-up</w:t>
       </w:r>
     </w:p>
     <w:p>
       <w:r>
-        <w:t>________________________________________________________________</w:t>
+        <w:t>Design a revealing follow-up. Apply the supplied Inspecting failures and anomalies facts and keep your reasoning.</w:t>
       </w:r>
     </w:p>
     <w:p>
-      <w:r>
-        <w:t>________________________________________________________________</w:t>
+      <w:pPr>
+        <w:spacing w:line="336" w:lineRule="auto" w:after="180"/>
+      </w:pPr>
+      <w:r>
+        <w:rPr>
+          <w:b w:val="0"/>
+        </w:rPr>
+        <w:t>For the worked scenario, propose one additional case that could reveal a failure, describe its expected outcome before running it, and explain what would need to remain fixed for a fair comparison.</w:t>
       </w:r>
     </w:p>
     <w:p>
       <w:pPr>
-        <w:pStyle w:val="Heading1"/>
-      </w:pPr>
-      <w:r>
-        <w:t>10. Project checkpoint and reflection</w:t>
+        <w:spacing w:line="336" w:lineRule="auto" w:after="180"/>
+      </w:pPr>
+      <w:r>
+        <w:rPr>
+          <w:b w:val="0"/>
+        </w:rPr>
+        <w:t>Do not reuse W4 as a new final test after receiving feedback.</w:t>
       </w:r>
     </w:p>
     <w:p>
-      <w:r>
-        <w:t>Add a labelled inspecting failures and anomalies evidence sheet to Reproducible AI Research Study. Show how you can explain the mechanism and terminology of inspecting failures and anomalies. Use the supplied fictional case and keep its inputs, intermediate steps, calculation or prediction, and limitation. Connect this record to last week’s record; a matching answer without a trace is insufficient.</w:t>
+      <w:pPr>
+        <w:pStyle w:val="Heading3"/>
+      </w:pPr>
+      <w:r>
+        <w:t>My reasoning and evidence</w:t>
       </w:r>
     </w:p>
     <w:p>
-      <w:pPr>
-        <w:pStyle w:val="Heading3"/>
-      </w:pPr>
-      <w:r>
-        <w:t>My project change, supporting evidence and remaining limit</w:t>
+      <w:r>
+        <w:t>________________________________________________________________</w:t>
       </w:r>
     </w:p>
     <w:p>
@@ -710,7 +840,133 @@
         <w:pStyle w:val="Heading1"/>
       </w:pPr>
       <w:r>
+        <w:t>10. Project checkpoint and reflection</w:t>
+      </w:r>
+    </w:p>
+    <w:p>
+      <w:r>
+        <w:t>Connect Inspecting failures and anomalies to Reproducible AI Research Study, identify a limit and choose the next useful test.</w:t>
+      </w:r>
+    </w:p>
+    <w:p>
+      <w:pPr>
+        <w:spacing w:line="336" w:lineRule="auto" w:after="180"/>
+      </w:pPr>
+      <w:r>
+        <w:rPr>
+          <w:b w:val="0"/>
+        </w:rPr>
+        <w:t xml:space="preserve">Add a labelled inspecting failures and anomalies </w:t>
+      </w:r>
+      <w:r>
+        <w:rPr>
+          <w:b/>
+        </w:rPr>
+        <w:t>evidence</w:t>
+      </w:r>
+      <w:r>
+        <w:rPr>
+          <w:b w:val="0"/>
+        </w:rPr>
+        <w:t xml:space="preserve"> sheet to Reproducible AI Research Study. Show how you can explain the </w:t>
+      </w:r>
+      <w:r>
+        <w:rPr>
+          <w:b/>
+        </w:rPr>
+        <w:t>mechanism</w:t>
+      </w:r>
+      <w:r>
+        <w:rPr>
+          <w:b w:val="0"/>
+        </w:rPr>
+        <w:t xml:space="preserve"> and terminology of inspecting failures and anomalies.</w:t>
+      </w:r>
+    </w:p>
+    <w:p>
+      <w:pPr>
+        <w:spacing w:line="336" w:lineRule="auto" w:after="180"/>
+      </w:pPr>
+      <w:r>
+        <w:rPr>
+          <w:b w:val="0"/>
+        </w:rPr>
+        <w:t xml:space="preserve">Use the supplied fictional case and keep its </w:t>
+      </w:r>
+      <w:r>
+        <w:rPr>
+          <w:b/>
+        </w:rPr>
+        <w:t>input</w:t>
+      </w:r>
+      <w:r>
+        <w:rPr>
+          <w:b w:val="0"/>
+        </w:rPr>
+        <w:t xml:space="preserve">s, intermediate steps, calculation or </w:t>
+      </w:r>
+      <w:r>
+        <w:rPr>
+          <w:b/>
+        </w:rPr>
+        <w:t>prediction</w:t>
+      </w:r>
+      <w:r>
+        <w:rPr>
+          <w:b w:val="0"/>
+        </w:rPr>
+        <w:t>, and limitation. Connect this record to last week’s record; a matching answer without a trace is insufficient.</w:t>
+      </w:r>
+    </w:p>
+    <w:p>
+      <w:pPr>
+        <w:pStyle w:val="Heading3"/>
+      </w:pPr>
+      <w:r>
+        <w:t>My project change, supporting evidence and remaining limit</w:t>
+      </w:r>
+    </w:p>
+    <w:p>
+      <w:r>
+        <w:t>________________________________________________________________</w:t>
+      </w:r>
+    </w:p>
+    <w:p>
+      <w:r>
+        <w:t>________________________________________________________________</w:t>
+      </w:r>
+    </w:p>
+    <w:p>
+      <w:r>
+        <w:t>________________________________________________________________</w:t>
+      </w:r>
+    </w:p>
+    <w:p>
+      <w:r>
+        <w:t>________________________________________________________________</w:t>
+      </w:r>
+    </w:p>
+    <w:p>
+      <w:r>
+        <w:t>________________________________________________________________</w:t>
+      </w:r>
+    </w:p>
+    <w:p>
+      <w:r>
+        <w:t>________________________________________________________________</w:t>
+      </w:r>
+    </w:p>
+    <w:p>
+      <w:pPr>
+        <w:pStyle w:val="Heading1"/>
+      </w:pPr>
+      <w:r>
         <w:t>11. Feedback, return check and learning record</w:t>
+      </w:r>
+    </w:p>
+    <w:p>
+      <w:r>
+        <w:t>Record the first repaired step and a different case to revisit after a delay.</w:t>
       </w:r>
     </w:p>
     <w:tbl>
@@ -850,7 +1106,13 @@
       </w:tr>
     </w:tbl>
     <w:p>
-      <w:r>
+      <w:pPr>
+        <w:spacing w:line="336" w:lineRule="auto" w:after="180"/>
+      </w:pPr>
+      <w:r>
+        <w:rPr>
+          <w:b w:val="0"/>
+        </w:rPr>
         <w:t>Revisit this idea with your teacher after a delay. Familiarity is different from explaining and using it on a changed case.</w:t>
       </w:r>
     </w:p>
@@ -864,11 +1126,40 @@
     </w:p>
     <w:p>
       <w:r>
-        <w:t>Inspect an anomaly without erasing it. A timing study records four runs and notices one unusually long duration.</w:t>
+        <w:t>Inspect an anomaly without erasing it. A timing study records four runs and notices one unusually long duration. Explain the labelled step before checking the changed condition.</w:t>
       </w:r>
     </w:p>
     <w:p>
-      <w:r>
+      <w:pPr>
+        <w:spacing w:line="336" w:lineRule="auto" w:after="180"/>
+      </w:pPr>
+      <w:r>
+        <w:rPr>
+          <w:b w:val="0"/>
+        </w:rPr>
+        <w:t xml:space="preserve">Inspect an </w:t>
+      </w:r>
+      <w:r>
+        <w:rPr>
+          <w:b/>
+        </w:rPr>
+        <w:t>anomaly</w:t>
+      </w:r>
+      <w:r>
+        <w:rPr>
+          <w:b w:val="0"/>
+        </w:rPr>
+        <w:t xml:space="preserve"> without erasing it. A timing study records four runs and notices one unusually long duration.</w:t>
+      </w:r>
+    </w:p>
+    <w:p>
+      <w:pPr>
+        <w:spacing w:line="336" w:lineRule="auto" w:after="180"/>
+      </w:pPr>
+      <w:r>
+        <w:rPr>
+          <w:b w:val="0"/>
+        </w:rPr>
         <w:t>Durations are 2,2,2,10 seconds. Logs show a source timeout on the fourth run. The plan includes timeouts in reporting.</w:t>
       </w:r>
     </w:p>
@@ -945,7 +1236,14 @@
       </w:r>
     </w:p>
     <w:p>
-      <w:r>
+      <w:pPr>
+        <w:spacing w:line="336" w:lineRule="auto" w:after="180"/>
+        <w:shd w:fill="F5F1FB"/>
+      </w:pPr>
+      <w:r>
+        <w:rPr>
+          <w:b w:val="0"/>
+        </w:rPr>
         <w:t>Calculate mean and median for 2,2,2,10. What does the timeout log establish, and why is deleting that inconvenient record incompatible with the stated plan?</w:t>
       </w:r>
     </w:p>
@@ -988,35 +1286,114 @@
       </w:r>
     </w:p>
     <w:p>
-      <w:r>
-        <w:t>Support used: alone / hint / worked example. This record is practice evidence.</w:t>
+      <w:pPr>
+        <w:pStyle w:val="Heading3"/>
+      </w:pPr>
+      <w:r>
+        <w:t>Record the help used</w:t>
       </w:r>
     </w:p>
     <w:p>
-      <w:r>
-        <w:t>Project connection: For the Reproducible AI Research Study, retain an annotated worked trace and the changed-case reasoning. Connect the claim to its records, units and assumptions so another investigator can challenge or reproduce it.</w:t>
+      <w:pPr>
+        <w:spacing w:line="336" w:lineRule="auto" w:after="180"/>
+        <w:shd w:fill="F1F6F8"/>
+      </w:pPr>
+      <w:r>
+        <w:rPr>
+          <w:b w:val="0"/>
+        </w:rPr>
+        <w:t xml:space="preserve">Support used: alone / hint / worked example. This record is practice </w:t>
+      </w:r>
+      <w:r>
+        <w:rPr>
+          <w:b/>
+        </w:rPr>
+        <w:t>evidence</w:t>
+      </w:r>
+      <w:r>
+        <w:rPr>
+          <w:b w:val="0"/>
+        </w:rPr>
+        <w:t>.</w:t>
       </w:r>
     </w:p>
     <w:p>
       <w:pPr>
-        <w:pStyle w:val="Heading1"/>
-      </w:pPr>
-      <w:r>
-        <w:t>13. Project portfolio milestone</w:t>
+        <w:spacing w:line="336" w:lineRule="auto" w:after="180"/>
+      </w:pPr>
+      <w:r>
+        <w:rPr>
+          <w:b w:val="0"/>
+        </w:rPr>
+        <w:t>Project connection: For the Reproducible AI Research Study, retain an annotated worked trace and the changed-case reasoning.</w:t>
       </w:r>
     </w:p>
     <w:p>
-      <w:r>
-        <w:t>Project: Reproducible AI Research Study</w:t>
+      <w:pPr>
+        <w:spacing w:line="336" w:lineRule="auto" w:after="180"/>
+      </w:pPr>
+      <w:r>
+        <w:rPr>
+          <w:b w:val="0"/>
+        </w:rPr>
+        <w:t>Connect the claim to its records, units and assumptions so another investigator can challenge or reproduce it.</w:t>
       </w:r>
     </w:p>
     <w:p>
-      <w:r>
-        <w:t>Current milestone: Prepare the demonstration. Gather reproducible instructions, evidence, access checks and remaining limitations.</w:t>
+      <w:pPr>
+        <w:pStyle w:val="Heading1"/>
+      </w:pPr>
+      <w:r>
+        <w:t>13. Project portfolio milestone</w:t>
       </w:r>
     </w:p>
     <w:p>
       <w:r>
+        <w:t>Keep this week’s input, deciding step, result and limit together in the Reproducible AI Research Study record.</w:t>
+      </w:r>
+    </w:p>
+    <w:p>
+      <w:pPr>
+        <w:spacing w:line="336" w:lineRule="auto" w:after="180"/>
+      </w:pPr>
+      <w:r>
+        <w:rPr>
+          <w:b w:val="0"/>
+        </w:rPr>
+        <w:t>Project: Reproducible AI Research Study</w:t>
+      </w:r>
+    </w:p>
+    <w:p>
+      <w:pPr>
+        <w:spacing w:line="336" w:lineRule="auto" w:after="180"/>
+      </w:pPr>
+      <w:r>
+        <w:rPr>
+          <w:b w:val="0"/>
+        </w:rPr>
+        <w:t xml:space="preserve">Current milestone: Prepare the demonstration. Gather reproducible instructions, </w:t>
+      </w:r>
+      <w:r>
+        <w:rPr>
+          <w:b/>
+        </w:rPr>
+        <w:t>evidence</w:t>
+      </w:r>
+      <w:r>
+        <w:rPr>
+          <w:b w:val="0"/>
+        </w:rPr>
+        <w:t>, access checks and remaining limitations.</w:t>
+      </w:r>
+    </w:p>
+    <w:p>
+      <w:pPr>
+        <w:spacing w:line="336" w:lineRule="auto" w:after="180"/>
+      </w:pPr>
+      <w:r>
+        <w:rPr>
+          <w:b w:val="0"/>
+        </w:rPr>
         <w:t>For the Reproducible AI Research Study, retain an annotated worked trace and the changed-case reasoning. Connect the claim to its records, units and assumptions so another investigator can challenge or reproduce it.</w:t>
       </w:r>
     </w:p>
@@ -1179,53 +1556,116 @@
     </w:p>
     <w:p>
       <w:r>
-        <w:t>Use this supported practice once, in the browser or on paper. Keep the reserved independent assessment for a separate first attempt before teacher feedback.</w:t>
+        <w:t>Try the supported questions before comparing with hints and feedback. Record what you repaired and the evidence you retained.</w:t>
       </w:r>
     </w:p>
     <w:p>
-      <w:r>
-        <w:t>Inspect an anomaly without erasing it. A timing study records four runs and notices one unusually long duration.</w:t>
+      <w:pPr>
+        <w:spacing w:line="336" w:lineRule="auto" w:after="180"/>
+      </w:pPr>
+      <w:r>
+        <w:rPr>
+          <w:b w:val="0"/>
+        </w:rPr>
+        <w:t>Use this supported practice once, in the browser or on paper. Keep the reserved independent assessment for a separate first attempt before teacher feedback.</w:t>
       </w:r>
     </w:p>
     <w:p>
       <w:pPr>
-        <w:pStyle w:val="Heading3"/>
-      </w:pPr>
-      <w:r>
-        <w:t>Practice 1: explain the deciding evidence</w:t>
+        <w:spacing w:line="336" w:lineRule="auto" w:after="180"/>
+      </w:pPr>
+      <w:r>
+        <w:rPr>
+          <w:b w:val="0"/>
+        </w:rPr>
+        <w:t xml:space="preserve">Inspect an </w:t>
+      </w:r>
+      <w:r>
+        <w:rPr>
+          <w:b/>
+        </w:rPr>
+        <w:t>anomaly</w:t>
+      </w:r>
+      <w:r>
+        <w:rPr>
+          <w:b w:val="0"/>
+        </w:rPr>
+        <w:t xml:space="preserve"> without erasing it. A timing study records four runs and notices one unusually long duration.</w:t>
       </w:r>
     </w:p>
     <w:p>
-      <w:r>
-        <w:t>Which labelled step matches this detail? Report the timeout evidence and distinguish it from an untested explanation.</w:t>
+      <w:pPr>
+        <w:pStyle w:val="Heading3"/>
+      </w:pPr>
+      <w:r>
+        <w:t>Practice 1: explain the deciding evidence</w:t>
       </w:r>
     </w:p>
     <w:p>
-      <w:r>
-        <w:t>1. Investigate the event</w:t>
+      <w:pPr>
+        <w:spacing w:line="336" w:lineRule="auto" w:after="180"/>
+      </w:pPr>
+      <w:r>
+        <w:rPr>
+          <w:b w:val="0"/>
+        </w:rPr>
+        <w:t xml:space="preserve">Which labelled step matches this detail? Report the timeout </w:t>
+      </w:r>
+      <w:r>
+        <w:rPr>
+          <w:b/>
+        </w:rPr>
+        <w:t>evidence</w:t>
+      </w:r>
+      <w:r>
+        <w:rPr>
+          <w:b w:val="0"/>
+        </w:rPr>
+        <w:t xml:space="preserve"> and distinguish it from an untested explanation.</w:t>
       </w:r>
     </w:p>
     <w:p>
-      <w:r>
-        <w:t>2. Keep the raw record</w:t>
+      <w:pPr>
+        <w:spacing w:line="336" w:lineRule="auto" w:after="180"/>
+        <w:shd w:fill="F4F9FC"/>
+      </w:pPr>
+      <w:r>
+        <w:rPr>
+          <w:b w:val="0"/>
+        </w:rPr>
+        <w:t>1. Investigate the event</w:t>
       </w:r>
     </w:p>
     <w:p>
-      <w:r>
-        <w:t>3. Compute summaries</w:t>
+      <w:pPr>
+        <w:spacing w:line="336" w:lineRule="auto" w:after="180"/>
+        <w:shd w:fill="F4F9FC"/>
+      </w:pPr>
+      <w:r>
+        <w:rPr>
+          <w:b w:val="0"/>
+        </w:rPr>
+        <w:t>2. Keep the raw record</w:t>
       </w:r>
     </w:p>
     <w:p>
       <w:pPr>
-        <w:pStyle w:val="Heading3"/>
-      </w:pPr>
-      <w:r>
-        <w:t>My selected conclusion, deciding fact and explanation</w:t>
+        <w:spacing w:line="336" w:lineRule="auto" w:after="180"/>
+        <w:shd w:fill="F4F9FC"/>
+      </w:pPr>
+      <w:r>
+        <w:rPr>
+          <w:b w:val="0"/>
+        </w:rPr>
+        <w:t>3. Compute summaries</w:t>
       </w:r>
     </w:p>
     <w:p>
-      <w:r>
-        <w:t>________________________________________________________________</w:t>
+      <w:pPr>
+        <w:pStyle w:val="Heading3"/>
+      </w:pPr>
+      <w:r>
+        <w:t>My selected conclusion, deciding fact and explanation</w:t>
       </w:r>
     </w:p>
     <w:p>
@@ -1250,40 +1690,91 @@
     </w:p>
     <w:p>
       <w:r>
-        <w:t>Hint if needed: Read the steps in the pictorial case. Match the supplied detail to the stage that performs or records it.</w:t>
+        <w:t>________________________________________________________________</w:t>
       </w:r>
     </w:p>
     <w:p>
-      <w:r>
-        <w:t>After your attempt, compare with the supported explanation: Investigate the event Report the timeout evidence and distinguish it from an untested explanation. An anomaly invites investigation, not automatic deletion. A slow failure may be part of real service behaviour; the predefined rule determines inclusion.</w:t>
+      <w:pPr>
+        <w:pStyle w:val="Heading3"/>
+      </w:pPr>
+      <w:r>
+        <w:t>Hint · try first</w:t>
       </w:r>
     </w:p>
     <w:p>
       <w:pPr>
-        <w:pStyle w:val="Heading3"/>
-      </w:pPr>
-      <w:r>
-        <w:t>Practice 2: explain the deciding evidence</w:t>
+        <w:spacing w:line="336" w:lineRule="auto" w:after="180"/>
+        <w:shd w:fill="F1F6F8"/>
+      </w:pPr>
+      <w:r>
+        <w:rPr>
+          <w:b w:val="0"/>
+        </w:rPr>
+        <w:t>Hint if needed: Read the steps in the pictorial case. Match the supplied detail to the stage that performs or records it.</w:t>
       </w:r>
     </w:p>
     <w:p>
-      <w:r>
-        <w:t>Changed-case practice: Delete the 10-second record only because it looks bad. Which conclusion is supported by the supplied facts?</w:t>
+      <w:pPr>
+        <w:pStyle w:val="Heading3"/>
+      </w:pPr>
+      <w:r>
+        <w:t>Feedback · compare after trying</w:t>
       </w:r>
     </w:p>
     <w:p>
-      <w:r>
-        <w:t>1. This one example guarantees correct results for every future input.</w:t>
+      <w:pPr>
+        <w:spacing w:line="336" w:lineRule="auto" w:after="180"/>
+        <w:shd w:fill="F1F6FC"/>
+      </w:pPr>
+      <w:r>
+        <w:rPr>
+          <w:b w:val="0"/>
+        </w:rPr>
+        <w:t xml:space="preserve">After your attempt, compare with the supported explanation: Investigate the event Report the timeout </w:t>
+      </w:r>
+      <w:r>
+        <w:rPr>
+          <w:b/>
+        </w:rPr>
+        <w:t>evidence</w:t>
+      </w:r>
+      <w:r>
+        <w:rPr>
+          <w:b w:val="0"/>
+        </w:rPr>
+        <w:t xml:space="preserve"> and distinguish it from an untested explanation. An </w:t>
+      </w:r>
+      <w:r>
+        <w:rPr>
+          <w:b/>
+        </w:rPr>
+        <w:t>anomaly</w:t>
+      </w:r>
+      <w:r>
+        <w:rPr>
+          <w:b w:val="0"/>
+        </w:rPr>
+        <w:t xml:space="preserve"> invites investigation, not automatic deletion.</w:t>
       </w:r>
     </w:p>
     <w:p>
-      <w:r>
-        <w:t>2. The mean becomes 2 seconds but the selective report violates this plan.</w:t>
+      <w:pPr>
+        <w:spacing w:line="336" w:lineRule="auto" w:after="180"/>
+        <w:shd w:fill="F1F6FC"/>
+      </w:pPr>
+      <w:r>
+        <w:rPr>
+          <w:b w:val="0"/>
+        </w:rPr>
+        <w:t>A slow failure may be part of real service behaviour; the predefined rule determines inclusion.</w:t>
       </w:r>
     </w:p>
     <w:p>
-      <w:r>
-        <w:t>3. We can decide the result without examining the changed input or the procedure.</w:t>
+      <w:pPr>
+        <w:pStyle w:val="Heading3"/>
+      </w:pPr>
+      <w:r>
+        <w:t>Practice 2: explain the deciding evidence</w:t>
       </w:r>
     </w:p>
     <w:p>
@@ -1291,91 +1782,1028 @@
         <w:pStyle w:val="Heading3"/>
       </w:pPr>
       <w:r>
-        <w:t>My selected conclusion, deciding fact and explanation</w:t>
+        <w:t>Changed case · predict first</w:t>
       </w:r>
     </w:p>
     <w:p>
-      <w:r>
-        <w:t>________________________________________________________________</w:t>
+      <w:pPr>
+        <w:spacing w:line="336" w:lineRule="auto" w:after="180"/>
+        <w:shd w:fill="F5F1FB"/>
+      </w:pPr>
+      <w:r>
+        <w:rPr>
+          <w:b w:val="0"/>
+        </w:rPr>
+        <w:t>Changed-case practice: Delete the 10-second record only because it looks bad. Which conclusion is supported by the supplied facts?</w:t>
       </w:r>
     </w:p>
     <w:p>
-      <w:r>
-        <w:t>________________________________________________________________</w:t>
+      <w:pPr>
+        <w:spacing w:line="336" w:lineRule="auto" w:after="180"/>
+        <w:shd w:fill="F4F9FC"/>
+      </w:pPr>
+      <w:r>
+        <w:rPr>
+          <w:b w:val="0"/>
+        </w:rPr>
+        <w:t xml:space="preserve">1. This one example guarantees correct results for every future </w:t>
+      </w:r>
+      <w:r>
+        <w:rPr>
+          <w:b/>
+        </w:rPr>
+        <w:t>input</w:t>
+      </w:r>
+      <w:r>
+        <w:rPr>
+          <w:b w:val="0"/>
+        </w:rPr>
+        <w:t>.</w:t>
       </w:r>
     </w:p>
     <w:p>
-      <w:r>
-        <w:t>________________________________________________________________</w:t>
+      <w:pPr>
+        <w:spacing w:line="336" w:lineRule="auto" w:after="180"/>
+        <w:shd w:fill="F4F9FC"/>
+      </w:pPr>
+      <w:r>
+        <w:rPr>
+          <w:b w:val="0"/>
+        </w:rPr>
+        <w:t>2. The mean becomes 2 seconds but the selective report violates this plan.</w:t>
       </w:r>
     </w:p>
     <w:p>
-      <w:r>
-        <w:t>________________________________________________________________</w:t>
+      <w:pPr>
+        <w:spacing w:line="336" w:lineRule="auto" w:after="180"/>
+        <w:shd w:fill="F4F9FC"/>
+      </w:pPr>
+      <w:r>
+        <w:rPr>
+          <w:b w:val="0"/>
+        </w:rPr>
+        <w:t xml:space="preserve">3. We can decide the result without examining the changed </w:t>
+      </w:r>
+      <w:r>
+        <w:rPr>
+          <w:b/>
+        </w:rPr>
+        <w:t>input</w:t>
+      </w:r>
+      <w:r>
+        <w:rPr>
+          <w:b w:val="0"/>
+        </w:rPr>
+        <w:t xml:space="preserve"> or the procedure.</w:t>
       </w:r>
     </w:p>
     <w:p>
-      <w:r>
-        <w:t>________________________________________________________________</w:t>
+      <w:pPr>
+        <w:pStyle w:val="Heading3"/>
+      </w:pPr>
+      <w:r>
+        <w:t>My selected conclusion, deciding fact and explanation</w:t>
       </w:r>
     </w:p>
     <w:p>
       <w:r>
-        <w:t>Hint if needed: Use the changed condition and the deciding step in the pictorial trace. The answer must say what follows from those facts.</w:t>
+        <w:t>________________________________________________________________</w:t>
       </w:r>
     </w:p>
     <w:p>
       <w:r>
-        <w:t>After your attempt, compare with the supported explanation: The mean becomes 2 seconds but the selective report violates this plan. Observed inconvenient outcomes are not an approved exclusion reason.</w:t>
+        <w:t>________________________________________________________________</w:t>
       </w:r>
     </w:p>
     <w:p>
-      <w:pPr>
-        <w:pStyle w:val="Heading3"/>
-      </w:pPr>
-      <w:r>
-        <w:t>Repair a missing building block</w:t>
+      <w:r>
+        <w:t>________________________________________________________________</w:t>
       </w:r>
     </w:p>
     <w:p>
       <w:r>
-        <w:t>Review Running the primary experiment (ai-7/25). Goal: Explain the mechanism and terminology of running the primary experiment. Short practice: Compute A’s and B’s six-case counts and identify the cases that favour each. How must a B revision tuned on case four be labelled when evaluated again on the same set?. Return to this week and explain what you changed.</w:t>
+        <w:t>________________________________________________________________</w:t>
       </w:r>
     </w:p>
     <w:p>
       <w:r>
-        <w:t>Review Power and resource tradeoffs (ai-7/23). Goal: Explain the mechanism and terminology of power and resource tradeoffs. Short practice: Calculate both simulated detection fractions and resource costs. What additional detection is observed for the extra forty units, and does that establish power for an actual classroom study?. Return to this week and explain what you changed.</w:t>
+        <w:t>________________________________________________________________</w:t>
       </w:r>
     </w:p>
     <w:p>
-      <w:r>
-        <w:t>Review Privacy and data governance (ai-7/20). Goal: Explain the mechanism and terminology of privacy and data governance. Short practice: Point to the analysis table and the restricted identity key. Why are the codes pseudonymous rather than guaranteed anonymous, and what changes if the key is published?. Return to this week and explain what you changed.</w:t>
+      <w:pPr>
+        <w:pStyle w:val="Heading3"/>
+      </w:pPr>
+      <w:r>
+        <w:t>Hint · try first</w:t>
       </w:r>
     </w:p>
     <w:p>
       <w:pPr>
-        <w:pStyle w:val="Heading3"/>
-      </w:pPr>
-      <w:r>
-        <w:t>Keep your completed work</w:t>
+        <w:spacing w:line="336" w:lineRule="auto" w:after="180"/>
+        <w:shd w:fill="F1F6F8"/>
+      </w:pPr>
+      <w:r>
+        <w:rPr>
+          <w:b w:val="0"/>
+        </w:rPr>
+        <w:t>Hint if needed: Use the changed condition and the deciding step in the pictorial trace. The answer must say what follows from those facts.</w:t>
       </w:r>
     </w:p>
     <w:p>
-      <w:r>
-        <w:t>Use Download completed work in the hosted lesson to export your answers, reflections, practice feedback and code-run evidence. Open the HTML copy to read or print it. Drafts stay in this browser when storage is available; clear drafts on a shared device.</w:t>
+      <w:pPr>
+        <w:pStyle w:val="Heading3"/>
+      </w:pPr>
+      <w:r>
+        <w:t>Feedback · compare after trying</w:t>
       </w:r>
     </w:p>
     <w:p>
       <w:pPr>
-        <w:pStyle w:val="Heading3"/>
-      </w:pPr>
-      <w:r>
-        <w:t>What I repaired, the evidence I kept and the next test</w:t>
+        <w:spacing w:line="336" w:lineRule="auto" w:after="180"/>
+        <w:shd w:fill="F1F6FC"/>
+      </w:pPr>
+      <w:r>
+        <w:rPr>
+          <w:b w:val="0"/>
+        </w:rPr>
+        <w:t>After your attempt, compare with the supported explanation: The mean becomes 2 seconds but the selective report violates this plan. Observed inconvenient outcomes are not an approved exclusion reason.</w:t>
       </w:r>
     </w:p>
     <w:p>
+      <w:pPr>
+        <w:pStyle w:val="Heading3"/>
+      </w:pPr>
+      <w:r>
+        <w:t>Repair a missing building block</w:t>
+      </w:r>
+    </w:p>
+    <w:p>
+      <w:pPr>
+        <w:spacing w:line="336" w:lineRule="auto" w:after="180"/>
+      </w:pPr>
+      <w:r>
+        <w:rPr>
+          <w:b w:val="0"/>
+        </w:rPr>
+        <w:t xml:space="preserve">Review Running the primary experiment (ai-7/25). Goal: Explain the </w:t>
+      </w:r>
+      <w:r>
+        <w:rPr>
+          <w:b/>
+        </w:rPr>
+        <w:t>mechanism</w:t>
+      </w:r>
+      <w:r>
+        <w:rPr>
+          <w:b w:val="0"/>
+        </w:rPr>
+        <w:t xml:space="preserve"> and terminology of running the primary experiment. Short practice: Compute A’s and B’s six-case counts and identify the cases that favour each.</w:t>
+      </w:r>
+    </w:p>
+    <w:p>
+      <w:pPr>
+        <w:spacing w:line="336" w:lineRule="auto" w:after="180"/>
+      </w:pPr>
+      <w:r>
+        <w:rPr>
+          <w:b w:val="0"/>
+        </w:rPr>
+        <w:t>How must a B revision tuned on case four be labelled when evaluated again on the same set?. Return to this week and explain what you changed.</w:t>
+      </w:r>
+    </w:p>
+    <w:p>
+      <w:pPr>
+        <w:spacing w:line="336" w:lineRule="auto" w:after="180"/>
+      </w:pPr>
+      <w:r>
+        <w:rPr>
+          <w:b w:val="0"/>
+        </w:rPr>
+        <w:t xml:space="preserve">Review Power and resource tradeoffs (ai-7/23). Goal: Explain the </w:t>
+      </w:r>
+      <w:r>
+        <w:rPr>
+          <w:b/>
+        </w:rPr>
+        <w:t>mechanism</w:t>
+      </w:r>
+      <w:r>
+        <w:rPr>
+          <w:b w:val="0"/>
+        </w:rPr>
+        <w:t xml:space="preserve"> and terminology of power and resource tradeoffs. Short practice: Calculate both simulated detection fractions and resource costs.</w:t>
+      </w:r>
+    </w:p>
+    <w:p>
+      <w:pPr>
+        <w:spacing w:line="336" w:lineRule="auto" w:after="180"/>
+      </w:pPr>
+      <w:r>
+        <w:rPr>
+          <w:b w:val="0"/>
+        </w:rPr>
+        <w:t>What additional detection is observed for the extra forty units, and does that establish power for an actual classroom study?. Return to this week and explain what you changed.</w:t>
+      </w:r>
+    </w:p>
+    <w:p>
+      <w:pPr>
+        <w:spacing w:line="336" w:lineRule="auto" w:after="180"/>
+      </w:pPr>
+      <w:r>
+        <w:rPr>
+          <w:b w:val="0"/>
+        </w:rPr>
+        <w:t xml:space="preserve">Review Privacy and data governance (ai-7/20). Goal: Explain the </w:t>
+      </w:r>
+      <w:r>
+        <w:rPr>
+          <w:b/>
+        </w:rPr>
+        <w:t>mechanism</w:t>
+      </w:r>
+      <w:r>
+        <w:rPr>
+          <w:b w:val="0"/>
+        </w:rPr>
+        <w:t xml:space="preserve"> and terminology of privacy and data governance. Short practice: Point to the analysis table and the restricted identity key.</w:t>
+      </w:r>
+    </w:p>
+    <w:p>
+      <w:pPr>
+        <w:spacing w:line="336" w:lineRule="auto" w:after="180"/>
+      </w:pPr>
+      <w:r>
+        <w:rPr>
+          <w:b w:val="0"/>
+        </w:rPr>
+        <w:t>Why are the codes pseudonymous rather than guaranteed anonymous, and what changes if the key is published?. Return to this week and explain what you changed.</w:t>
+      </w:r>
+    </w:p>
+    <w:p>
+      <w:pPr>
+        <w:pStyle w:val="Heading3"/>
+      </w:pPr>
+      <w:r>
+        <w:t>Keep your completed work</w:t>
+      </w:r>
+    </w:p>
+    <w:p>
+      <w:pPr>
+        <w:spacing w:line="336" w:lineRule="auto" w:after="180"/>
+      </w:pPr>
+      <w:r>
+        <w:rPr>
+          <w:b w:val="0"/>
+        </w:rPr>
+        <w:t xml:space="preserve">Use Download completed work in the hosted lesson to export your answers, reflections, practice feedback and code-run </w:t>
+      </w:r>
+      <w:r>
+        <w:rPr>
+          <w:b/>
+        </w:rPr>
+        <w:t>evidence</w:t>
+      </w:r>
+      <w:r>
+        <w:rPr>
+          <w:b w:val="0"/>
+        </w:rPr>
+        <w:t>. Open the HTML copy to read or print it.</w:t>
+      </w:r>
+    </w:p>
+    <w:p>
+      <w:pPr>
+        <w:spacing w:line="336" w:lineRule="auto" w:after="180"/>
+      </w:pPr>
+      <w:r>
+        <w:rPr>
+          <w:b w:val="0"/>
+        </w:rPr>
+        <w:t>Drafts stay in this browser when storage is available; clear drafts on a shared device.</w:t>
+      </w:r>
+    </w:p>
+    <w:p>
+      <w:pPr>
+        <w:pStyle w:val="Heading3"/>
+      </w:pPr>
+      <w:r>
+        <w:t>What I repaired, the evidence I kept and the next test</w:t>
+      </w:r>
+    </w:p>
+    <w:p>
       <w:r>
         <w:t>________________________________________________________________</w:t>
+      </w:r>
+    </w:p>
+    <w:p>
+      <w:r>
+        <w:t>________________________________________________________________</w:t>
+      </w:r>
+    </w:p>
+    <w:p>
+      <w:r>
+        <w:t>________________________________________________________________</w:t>
+      </w:r>
+    </w:p>
+    <w:p>
+      <w:r>
+        <w:t>________________________________________________________________</w:t>
+      </w:r>
+    </w:p>
+    <w:p>
+      <w:r>
+        <w:t>________________________________________________________________</w:t>
+      </w:r>
+    </w:p>
+    <w:p>
+      <w:pPr>
+        <w:pStyle w:val="Heading1"/>
+      </w:pPr>
+      <w:r>
+        <w:t>15. Visual concept journey</w:t>
+      </w:r>
+    </w:p>
+    <w:p>
+      <w:r>
+        <w:t>Explain each Inspecting failures and anomalies picture from its labels, then record a relevant limit.</w:t>
+      </w:r>
+    </w:p>
+    <w:p>
+      <w:pPr>
+        <w:pStyle w:val="Heading3"/>
+      </w:pPr>
+      <w:r>
+        <w:t>01. Inspecting failures and anomalies: the case</w:t>
+      </w:r>
+    </w:p>
+    <w:p>
+      <w:r>
+        <w:drawing>
+          <wp:inline xmlns:a="http://schemas.openxmlformats.org/drawingml/2006/main" xmlns:pic="http://schemas.openxmlformats.org/drawingml/2006/picture">
+            <wp:extent cx="5486400" cy="2834640"/>
+            <wp:docPr id="3" name="Picture 3" descr="Inspect an anomaly without erasing it. A timing study records four runs and notices one unusually long duration. Supplied facts: Durations are 2,2,2,10 seconds. Logs show a source timeout on the fourth run. The plan includes timeouts in reporting."/>
+            <wp:cNvGraphicFramePr>
+              <a:graphicFrameLocks noChangeAspect="1"/>
+            </wp:cNvGraphicFramePr>
+            <a:graphic>
+              <a:graphicData uri="http://schemas.openxmlformats.org/drawingml/2006/picture">
+                <pic:pic>
+                  <pic:nvPicPr>
+                    <pic:cNvPr id="0" name="academy-story-ai-7-26-01.png"/>
+                    <pic:cNvPicPr/>
+                  </pic:nvPicPr>
+                  <pic:blipFill>
+                    <a:blip r:embed="rId11"/>
+                    <a:stretch>
+                      <a:fillRect/>
+                    </a:stretch>
+                  </pic:blipFill>
+                  <pic:spPr>
+                    <a:xfrm>
+                      <a:off x="0" y="0"/>
+                      <a:ext cx="5486400" cy="2834640"/>
+                    </a:xfrm>
+                    <a:prstGeom prst="rect"/>
+                  </pic:spPr>
+                </pic:pic>
+              </a:graphicData>
+            </a:graphic>
+          </wp:inline>
+        </w:drawing>
+      </w:r>
+    </w:p>
+    <w:p>
+      <w:pPr>
+        <w:spacing w:line="336" w:lineRule="auto" w:after="180"/>
+      </w:pPr>
+      <w:r>
+        <w:rPr>
+          <w:b w:val="0"/>
+        </w:rPr>
+        <w:t xml:space="preserve">Inspect an </w:t>
+      </w:r>
+      <w:r>
+        <w:rPr>
+          <w:b/>
+        </w:rPr>
+        <w:t>anomaly</w:t>
+      </w:r>
+      <w:r>
+        <w:rPr>
+          <w:b w:val="0"/>
+        </w:rPr>
+        <w:t xml:space="preserve"> without erasing it. A timing study records four runs and notices one unusually long duration. Supplied facts: Durations are 2,2,2,10 seconds. Logs show a source timeout on the fourth run.</w:t>
+      </w:r>
+    </w:p>
+    <w:p>
+      <w:pPr>
+        <w:spacing w:line="336" w:lineRule="auto" w:after="180"/>
+      </w:pPr>
+      <w:r>
+        <w:rPr>
+          <w:b w:val="0"/>
+        </w:rPr>
+        <w:t>The plan includes timeouts in reporting.</w:t>
+      </w:r>
+    </w:p>
+    <w:p>
+      <w:pPr>
+        <w:spacing w:line="336" w:lineRule="auto" w:after="180"/>
+        <w:shd w:fill="F5F1FB"/>
+      </w:pPr>
+      <w:r>
+        <w:rPr>
+          <w:b w:val="0"/>
+        </w:rPr>
+        <w:t>Point to the given fact that matters most. Explain why it matters.</w:t>
+      </w:r>
+    </w:p>
+    <w:p>
+      <w:pPr>
+        <w:pStyle w:val="Heading3"/>
+      </w:pPr>
+      <w:r>
+        <w:t>My picture explanation, deciding evidence and one limit</w:t>
+      </w:r>
+    </w:p>
+    <w:p>
+      <w:r>
+        <w:t>________________________________________________________________</w:t>
+      </w:r>
+    </w:p>
+    <w:p>
+      <w:r>
+        <w:t>________________________________________________________________</w:t>
+      </w:r>
+    </w:p>
+    <w:p>
+      <w:r>
+        <w:t>________________________________________________________________</w:t>
+      </w:r>
+    </w:p>
+    <w:p>
+      <w:r>
+        <w:t>________________________________________________________________</w:t>
+      </w:r>
+    </w:p>
+    <w:p>
+      <w:pPr>
+        <w:pStyle w:val="Heading3"/>
+      </w:pPr>
+      <w:r>
+        <w:t>02. Follow the deciding steps</w:t>
+      </w:r>
+    </w:p>
+    <w:p>
+      <w:r>
+        <w:drawing>
+          <wp:inline xmlns:a="http://schemas.openxmlformats.org/drawingml/2006/main" xmlns:pic="http://schemas.openxmlformats.org/drawingml/2006/picture">
+            <wp:extent cx="5486400" cy="3182112"/>
+            <wp:docPr id="4" name="Picture 4" descr="Keep the raw record: The fourth duration remains 10 seconds. → Compute summaries: Mean is 16/4=4 seconds; median is 2 seconds. → Investigate the event: Report the timeout evidence and distinguish it from an untested explanation."/>
+            <wp:cNvGraphicFramePr>
+              <a:graphicFrameLocks noChangeAspect="1"/>
+            </wp:cNvGraphicFramePr>
+            <a:graphic>
+              <a:graphicData uri="http://schemas.openxmlformats.org/drawingml/2006/picture">
+                <pic:pic>
+                  <pic:nvPicPr>
+                    <pic:cNvPr id="0" name="academy-story-ai-7-26-02.png"/>
+                    <pic:cNvPicPr/>
+                  </pic:nvPicPr>
+                  <pic:blipFill>
+                    <a:blip r:embed="rId12"/>
+                    <a:stretch>
+                      <a:fillRect/>
+                    </a:stretch>
+                  </pic:blipFill>
+                  <pic:spPr>
+                    <a:xfrm>
+                      <a:off x="0" y="0"/>
+                      <a:ext cx="5486400" cy="3182112"/>
+                    </a:xfrm>
+                    <a:prstGeom prst="rect"/>
+                  </pic:spPr>
+                </pic:pic>
+              </a:graphicData>
+            </a:graphic>
+          </wp:inline>
+        </w:drawing>
+      </w:r>
+    </w:p>
+    <w:p>
+      <w:pPr>
+        <w:spacing w:line="336" w:lineRule="auto" w:after="180"/>
+      </w:pPr>
+      <w:r>
+        <w:rPr>
+          <w:b w:val="0"/>
+        </w:rPr>
+        <w:t xml:space="preserve">Keep the raw record: The fourth duration remains 10 seconds. → Compute summaries: Mean is 16/4=4 seconds; median is 2 seconds. → Investigate the event: Report the timeout </w:t>
+      </w:r>
+      <w:r>
+        <w:rPr>
+          <w:b/>
+        </w:rPr>
+        <w:t>evidence</w:t>
+      </w:r>
+      <w:r>
+        <w:rPr>
+          <w:b w:val="0"/>
+        </w:rPr>
+        <w:t xml:space="preserve"> and distinguish it from an untested explanation.</w:t>
+      </w:r>
+    </w:p>
+    <w:p>
+      <w:pPr>
+        <w:spacing w:line="336" w:lineRule="auto" w:after="180"/>
+        <w:shd w:fill="F5F1FB"/>
+      </w:pPr>
+      <w:r>
+        <w:rPr>
+          <w:b w:val="0"/>
+        </w:rPr>
+        <w:t xml:space="preserve">Point to each numbered stage and explain which recorded </w:t>
+      </w:r>
+      <w:r>
+        <w:rPr>
+          <w:b/>
+        </w:rPr>
+        <w:t>input</w:t>
+      </w:r>
+      <w:r>
+        <w:rPr>
+          <w:b w:val="0"/>
+        </w:rPr>
+        <w:t xml:space="preserve"> it uses.</w:t>
+      </w:r>
+    </w:p>
+    <w:p>
+      <w:pPr>
+        <w:pStyle w:val="Heading3"/>
+      </w:pPr>
+      <w:r>
+        <w:t>My picture explanation, deciding evidence and one limit</w:t>
+      </w:r>
+    </w:p>
+    <w:p>
+      <w:r>
+        <w:t>________________________________________________________________</w:t>
+      </w:r>
+    </w:p>
+    <w:p>
+      <w:r>
+        <w:t>________________________________________________________________</w:t>
+      </w:r>
+    </w:p>
+    <w:p>
+      <w:r>
+        <w:t>________________________________________________________________</w:t>
+      </w:r>
+    </w:p>
+    <w:p>
+      <w:r>
+        <w:t>________________________________________________________________</w:t>
+      </w:r>
+    </w:p>
+    <w:p>
+      <w:pPr>
+        <w:pStyle w:val="Heading3"/>
+      </w:pPr>
+      <w:r>
+        <w:t>03. All four recorded durations</w:t>
+      </w:r>
+    </w:p>
+    <w:p>
+      <w:r>
+        <w:drawing>
+          <wp:inline xmlns:a="http://schemas.openxmlformats.org/drawingml/2006/main" xmlns:pic="http://schemas.openxmlformats.org/drawingml/2006/picture">
+            <wp:extent cx="5486400" cy="3584448"/>
+            <wp:docPr id="5" name="Picture 5" descr="All four recorded durations. Units: seconds; run 4 includes timeout. Run 1: 2. Run 2: 2. Run 3: 2. Run 4: 10."/>
+            <wp:cNvGraphicFramePr>
+              <a:graphicFrameLocks noChangeAspect="1"/>
+            </wp:cNvGraphicFramePr>
+            <a:graphic>
+              <a:graphicData uri="http://schemas.openxmlformats.org/drawingml/2006/picture">
+                <pic:pic>
+                  <pic:nvPicPr>
+                    <pic:cNvPr id="0" name="academy-story-ai-7-26-03.png"/>
+                    <pic:cNvPicPr/>
+                  </pic:nvPicPr>
+                  <pic:blipFill>
+                    <a:blip r:embed="rId13"/>
+                    <a:stretch>
+                      <a:fillRect/>
+                    </a:stretch>
+                  </pic:blipFill>
+                  <pic:spPr>
+                    <a:xfrm>
+                      <a:off x="0" y="0"/>
+                      <a:ext cx="5486400" cy="3584448"/>
+                    </a:xfrm>
+                    <a:prstGeom prst="rect"/>
+                  </pic:spPr>
+                </pic:pic>
+              </a:graphicData>
+            </a:graphic>
+          </wp:inline>
+        </w:drawing>
+      </w:r>
+    </w:p>
+    <w:p>
+      <w:pPr>
+        <w:spacing w:line="336" w:lineRule="auto" w:after="180"/>
+      </w:pPr>
+      <w:r>
+        <w:rPr>
+          <w:b w:val="0"/>
+        </w:rPr>
+        <w:t>All four recorded durations. Units: seconds; run 4 includes timeout. Run 1: 2. Run 2: 2. Run 3: 2. Run 4: 10.</w:t>
+      </w:r>
+    </w:p>
+    <w:p>
+      <w:pPr>
+        <w:spacing w:line="336" w:lineRule="auto" w:after="180"/>
+        <w:shd w:fill="F5F1FB"/>
+      </w:pPr>
+      <w:r>
+        <w:rPr>
+          <w:b w:val="0"/>
+        </w:rPr>
+        <w:t>Read the labels and values. Explain the relationship the model shows.</w:t>
+      </w:r>
+    </w:p>
+    <w:p>
+      <w:pPr>
+        <w:pStyle w:val="Heading3"/>
+      </w:pPr>
+      <w:r>
+        <w:t>My picture explanation, deciding evidence and one limit</w:t>
+      </w:r>
+    </w:p>
+    <w:p>
+      <w:r>
+        <w:t>________________________________________________________________</w:t>
+      </w:r>
+    </w:p>
+    <w:p>
+      <w:r>
+        <w:t>________________________________________________________________</w:t>
+      </w:r>
+    </w:p>
+    <w:p>
+      <w:r>
+        <w:t>________________________________________________________________</w:t>
+      </w:r>
+    </w:p>
+    <w:p>
+      <w:r>
+        <w:t>________________________________________________________________</w:t>
+      </w:r>
+    </w:p>
+    <w:p>
+      <w:pPr>
+        <w:pStyle w:val="Heading3"/>
+      </w:pPr>
+      <w:r>
+        <w:t>04. Change one thing. Trace what follows.</w:t>
+      </w:r>
+    </w:p>
+    <w:p>
+      <w:r>
+        <w:drawing>
+          <wp:inline xmlns:a="http://schemas.openxmlformats.org/drawingml/2006/main" xmlns:pic="http://schemas.openxmlformats.org/drawingml/2006/picture">
+            <wp:extent cx="5486400" cy="3026664"/>
+            <wp:docPr id="6" name="Picture 6" descr="Original case: Report the timeout evidence and distinguish it from an untested explanation. Changed condition: Delete the 10-second record only because it looks bad. Expected result: The mean becomes 2 seconds but the selective report violates this plan. Reason: Observed inconvenient outcomes are not an approved exclusion reason."/>
+            <wp:cNvGraphicFramePr>
+              <a:graphicFrameLocks noChangeAspect="1"/>
+            </wp:cNvGraphicFramePr>
+            <a:graphic>
+              <a:graphicData uri="http://schemas.openxmlformats.org/drawingml/2006/picture">
+                <pic:pic>
+                  <pic:nvPicPr>
+                    <pic:cNvPr id="0" name="academy-story-ai-7-26-04.png"/>
+                    <pic:cNvPicPr/>
+                  </pic:nvPicPr>
+                  <pic:blipFill>
+                    <a:blip r:embed="rId14"/>
+                    <a:stretch>
+                      <a:fillRect/>
+                    </a:stretch>
+                  </pic:blipFill>
+                  <pic:spPr>
+                    <a:xfrm>
+                      <a:off x="0" y="0"/>
+                      <a:ext cx="5486400" cy="3026664"/>
+                    </a:xfrm>
+                    <a:prstGeom prst="rect"/>
+                  </pic:spPr>
+                </pic:pic>
+              </a:graphicData>
+            </a:graphic>
+          </wp:inline>
+        </w:drawing>
+      </w:r>
+    </w:p>
+    <w:p>
+      <w:pPr>
+        <w:spacing w:line="336" w:lineRule="auto" w:after="180"/>
+      </w:pPr>
+      <w:r>
+        <w:rPr>
+          <w:b w:val="0"/>
+        </w:rPr>
+        <w:t xml:space="preserve">Original case: Report the timeout </w:t>
+      </w:r>
+      <w:r>
+        <w:rPr>
+          <w:b/>
+        </w:rPr>
+        <w:t>evidence</w:t>
+      </w:r>
+      <w:r>
+        <w:rPr>
+          <w:b w:val="0"/>
+        </w:rPr>
+        <w:t xml:space="preserve"> and distinguish it from an untested explanation. Changed condition: Delete the 10-second record only because it looks bad.</w:t>
+      </w:r>
+    </w:p>
+    <w:p>
+      <w:pPr>
+        <w:spacing w:line="336" w:lineRule="auto" w:after="180"/>
+      </w:pPr>
+      <w:r>
+        <w:rPr>
+          <w:b w:val="0"/>
+        </w:rPr>
+        <w:t>Expected result: The mean becomes 2 seconds but the selective report violates this plan. Reason: Observed inconvenient outcomes are not an approved exclusion reason.</w:t>
+      </w:r>
+    </w:p>
+    <w:p>
+      <w:pPr>
+        <w:spacing w:line="336" w:lineRule="auto" w:after="180"/>
+        <w:shd w:fill="F5F1FB"/>
+      </w:pPr>
+      <w:r>
+        <w:rPr>
+          <w:b w:val="0"/>
+        </w:rPr>
+        <w:t>Predict before checking the worked changed-case result. Name what changed and what the supplied facts allow you to conclude.</w:t>
+      </w:r>
+    </w:p>
+    <w:p>
+      <w:pPr>
+        <w:pStyle w:val="Heading3"/>
+      </w:pPr>
+      <w:r>
+        <w:t>My picture explanation, deciding evidence and one limit</w:t>
+      </w:r>
+    </w:p>
+    <w:p>
+      <w:r>
+        <w:t>________________________________________________________________</w:t>
+      </w:r>
+    </w:p>
+    <w:p>
+      <w:r>
+        <w:t>________________________________________________________________</w:t>
+      </w:r>
+    </w:p>
+    <w:p>
+      <w:r>
+        <w:t>________________________________________________________________</w:t>
+      </w:r>
+    </w:p>
+    <w:p>
+      <w:r>
+        <w:t>________________________________________________________________</w:t>
+      </w:r>
+    </w:p>
+    <w:p>
+      <w:pPr>
+        <w:pStyle w:val="Heading3"/>
+      </w:pPr>
+      <w:r>
+        <w:t>05. Connect the explanation to its limit</w:t>
+      </w:r>
+    </w:p>
+    <w:p>
+      <w:r>
+        <w:drawing>
+          <wp:inline xmlns:a="http://schemas.openxmlformats.org/drawingml/2006/main" xmlns:pic="http://schemas.openxmlformats.org/drawingml/2006/picture">
+            <wp:extent cx="5486400" cy="2834640"/>
+            <wp:docPr id="7" name="Picture 7" descr="An anomaly invites investigation, not automatic deletion. A slow failure may be part of real service behaviour; the predefined rule determines inclusion. Limit: A logged timeout does not identify every underlying cause; report conditions and test explanations."/>
+            <wp:cNvGraphicFramePr>
+              <a:graphicFrameLocks noChangeAspect="1"/>
+            </wp:cNvGraphicFramePr>
+            <a:graphic>
+              <a:graphicData uri="http://schemas.openxmlformats.org/drawingml/2006/picture">
+                <pic:pic>
+                  <pic:nvPicPr>
+                    <pic:cNvPr id="0" name="academy-story-ai-7-26-05.png"/>
+                    <pic:cNvPicPr/>
+                  </pic:nvPicPr>
+                  <pic:blipFill>
+                    <a:blip r:embed="rId15"/>
+                    <a:stretch>
+                      <a:fillRect/>
+                    </a:stretch>
+                  </pic:blipFill>
+                  <pic:spPr>
+                    <a:xfrm>
+                      <a:off x="0" y="0"/>
+                      <a:ext cx="5486400" cy="2834640"/>
+                    </a:xfrm>
+                    <a:prstGeom prst="rect"/>
+                  </pic:spPr>
+                </pic:pic>
+              </a:graphicData>
+            </a:graphic>
+          </wp:inline>
+        </w:drawing>
+      </w:r>
+    </w:p>
+    <w:p>
+      <w:pPr>
+        <w:spacing w:line="336" w:lineRule="auto" w:after="180"/>
+      </w:pPr>
+      <w:r>
+        <w:rPr>
+          <w:b w:val="0"/>
+        </w:rPr>
+        <w:t xml:space="preserve">An </w:t>
+      </w:r>
+      <w:r>
+        <w:rPr>
+          <w:b/>
+        </w:rPr>
+        <w:t>anomaly</w:t>
+      </w:r>
+      <w:r>
+        <w:rPr>
+          <w:b w:val="0"/>
+        </w:rPr>
+        <w:t xml:space="preserve"> invites investigation, not automatic deletion. A slow failure may be part of real service behaviour; the predefined rule determines inclusion.</w:t>
+      </w:r>
+    </w:p>
+    <w:p>
+      <w:pPr>
+        <w:spacing w:line="336" w:lineRule="auto" w:after="180"/>
+      </w:pPr>
+      <w:r>
+        <w:rPr>
+          <w:b w:val="0"/>
+        </w:rPr>
+        <w:t>Limit: A logged timeout does not identify every underlying cause; report conditions and test explanations.</w:t>
+      </w:r>
+    </w:p>
+    <w:p>
+      <w:pPr>
+        <w:spacing w:line="336" w:lineRule="auto" w:after="180"/>
+        <w:shd w:fill="F5F1FB"/>
+      </w:pPr>
+      <w:r>
+        <w:rPr>
+          <w:b w:val="0"/>
+        </w:rPr>
+        <w:t>Explain the case, then point to a limit on the claim.</w:t>
+      </w:r>
+    </w:p>
+    <w:p>
+      <w:pPr>
+        <w:pStyle w:val="Heading3"/>
+      </w:pPr>
+      <w:r>
+        <w:t>My picture explanation, deciding evidence and one limit</w:t>
+      </w:r>
+    </w:p>
+    <w:p>
+      <w:r>
+        <w:t>________________________________________________________________</w:t>
+      </w:r>
+    </w:p>
+    <w:p>
+      <w:r>
+        <w:t>________________________________________________________________</w:t>
+      </w:r>
+    </w:p>
+    <w:p>
+      <w:r>
+        <w:t>________________________________________________________________</w:t>
+      </w:r>
+    </w:p>
+    <w:p>
+      <w:r>
+        <w:t>________________________________________________________________</w:t>
+      </w:r>
+    </w:p>
+    <w:p>
+      <w:pPr>
+        <w:pStyle w:val="Heading3"/>
+      </w:pPr>
+      <w:r>
+        <w:t>06. Make the idea visible in your project</w:t>
+      </w:r>
+    </w:p>
+    <w:p>
+      <w:r>
+        <w:drawing>
+          <wp:inline xmlns:a="http://schemas.openxmlformats.org/drawingml/2006/main" xmlns:pic="http://schemas.openxmlformats.org/drawingml/2006/picture">
+            <wp:extent cx="5486400" cy="3681984"/>
+            <wp:docPr id="8" name="Picture 8" descr="For the Reproducible AI Research Study, retain an annotated worked trace and the changed-case reasoning. Connect the claim to its records, units and assumptions so another investigator can challenge or reproduce it. Draw your input, deciding step, result and limit. Supported question: Calculate mean and median for 2,2,2,10. What does the timeout log establish, and why is deleting that inconvenient record incompatible with the stated plan?"/>
+            <wp:cNvGraphicFramePr>
+              <a:graphicFrameLocks noChangeAspect="1"/>
+            </wp:cNvGraphicFramePr>
+            <a:graphic>
+              <a:graphicData uri="http://schemas.openxmlformats.org/drawingml/2006/picture">
+                <pic:pic>
+                  <pic:nvPicPr>
+                    <pic:cNvPr id="0" name="academy-story-ai-7-26-06.png"/>
+                    <pic:cNvPicPr/>
+                  </pic:nvPicPr>
+                  <pic:blipFill>
+                    <a:blip r:embed="rId16"/>
+                    <a:stretch>
+                      <a:fillRect/>
+                    </a:stretch>
+                  </pic:blipFill>
+                  <pic:spPr>
+                    <a:xfrm>
+                      <a:off x="0" y="0"/>
+                      <a:ext cx="5486400" cy="3681984"/>
+                    </a:xfrm>
+                    <a:prstGeom prst="rect"/>
+                  </pic:spPr>
+                </pic:pic>
+              </a:graphicData>
+            </a:graphic>
+          </wp:inline>
+        </w:drawing>
+      </w:r>
+    </w:p>
+    <w:p>
+      <w:pPr>
+        <w:spacing w:line="336" w:lineRule="auto" w:after="180"/>
+      </w:pPr>
+      <w:r>
+        <w:rPr>
+          <w:b w:val="0"/>
+        </w:rPr>
+        <w:t>For the Reproducible AI Research Study, retain an annotated worked trace and the changed-case reasoning. Connect the claim to its records, units and assumptions so another investigator can challenge or reproduce it.</w:t>
+      </w:r>
+    </w:p>
+    <w:p>
+      <w:pPr>
+        <w:spacing w:line="336" w:lineRule="auto" w:after="180"/>
+      </w:pPr>
+      <w:r>
+        <w:rPr>
+          <w:b w:val="0"/>
+        </w:rPr>
+        <w:t xml:space="preserve">Draw your </w:t>
+      </w:r>
+      <w:r>
+        <w:rPr>
+          <w:b/>
+        </w:rPr>
+        <w:t>input</w:t>
+      </w:r>
+      <w:r>
+        <w:rPr>
+          <w:b w:val="0"/>
+        </w:rPr>
+        <w:t>, deciding step, result and limit. Supported question: Calculate mean and median for 2,2,2,10. What does the timeout log establish, and why is deleting that inconvenient record incompatible with the stated plan?</w:t>
+      </w:r>
+    </w:p>
+    <w:p>
+      <w:pPr>
+        <w:spacing w:line="336" w:lineRule="auto" w:after="180"/>
+        <w:shd w:fill="F5F1FB"/>
+      </w:pPr>
+      <w:r>
+        <w:rPr>
+          <w:b w:val="0"/>
+        </w:rPr>
+        <w:t xml:space="preserve">Draw your project trace and justify the deciding step using </w:t>
+      </w:r>
+      <w:r>
+        <w:rPr>
+          <w:b/>
+        </w:rPr>
+        <w:t>evidence</w:t>
+      </w:r>
+      <w:r>
+        <w:rPr>
+          <w:b w:val="0"/>
+        </w:rPr>
+        <w:t>.</w:t>
+      </w:r>
+    </w:p>
+    <w:p>
+      <w:pPr>
+        <w:pStyle w:val="Heading3"/>
+      </w:pPr>
+      <w:r>
+        <w:t>My picture explanation, deciding evidence and one limit</w:t>
       </w:r>
     </w:p>
     <w:p>

--- a/downloads/workbook/ai-7-week-26.docx
+++ b/downloads/workbook/ai-7-week-26.docx
@@ -25,22 +25,45 @@
         <w:pStyle w:val="Heading1"/>
       </w:pPr>
       <w:r>
-        <w:t>01. Recall and choose your starting point</w:t>
-      </w:r>
-    </w:p>
-    <w:p>
-      <w:r>
-        <w:t>Record your starting explanation for Inspecting failures and anomalies before opening notes. Show any later correction separately.</w:t>
-      </w:r>
-    </w:p>
-    <w:p>
-      <w:pPr>
-        <w:spacing w:line="336" w:lineRule="auto" w:after="180"/>
-      </w:pPr>
-      <w:r>
-        <w:rPr>
-          <w:b w:val="0"/>
-        </w:rPr>
+        <w:t>One complete research-case evidence record.</w:t>
+      </w:r>
+    </w:p>
+    <w:p>
+      <w:r>
+        <w:t>Separate valid slow behavior, demonstrated measurement errors and untested explanations.</w:t>
+      </w:r>
+    </w:p>
+    <w:p>
+      <w:r>
+        <w:t>Recall → W1–W3/W5 → independent case → project evidence → feedback and delayed return.</w:t>
+      </w:r>
+    </w:p>
+    <w:p>
+      <w:pPr>
+        <w:pStyle w:val="Heading1"/>
+      </w:pPr>
+      <w:r>
+        <w:t>01. Recall · Retrieve before notes</w:t>
+      </w:r>
+    </w:p>
+    <w:p>
+      <w:r>
+        <w:t>Keep this task’s inputs,rule and response together.</w:t>
+      </w:r>
+    </w:p>
+    <w:p>
+      <w:pPr>
+        <w:pStyle w:val="Heading2"/>
+      </w:pPr>
+      <w:r>
+        <w:t>Complete task and evidence</w:t>
+      </w:r>
+    </w:p>
+    <w:p>
+      <w:pPr>
+        <w:pStyle w:val="ListBullet"/>
+      </w:pPr>
+      <w:r>
         <w:t>Try the recall before opening notes. Then use a different colour or a labelled second line to correct your explanation.</w:t>
       </w:r>
     </w:p>
@@ -54,12 +77,9 @@
     </w:p>
     <w:p>
       <w:pPr>
-        <w:spacing w:line="336" w:lineRule="auto" w:after="180"/>
-      </w:pPr>
-      <w:r>
-        <w:rPr>
-          <w:b w:val="0"/>
-        </w:rPr>
+        <w:pStyle w:val="ListBullet"/>
+      </w:pPr>
+      <w:r>
         <w:t>Without opening the old lesson, explain one key idea from Running the primary experiment. Give an example and a mistake that the idea helps you avoid.</w:t>
       </w:r>
     </w:p>
@@ -96,12 +116,9 @@
     </w:p>
     <w:p>
       <w:pPr>
-        <w:spacing w:line="336" w:lineRule="auto" w:after="180"/>
-      </w:pPr>
-      <w:r>
-        <w:rPr>
-          <w:b w:val="0"/>
-        </w:rPr>
+        <w:pStyle w:val="ListBullet"/>
+      </w:pPr>
+      <w:r>
         <w:t>Without opening the old lesson, explain one key idea from Power and resource tradeoffs. Give an example and a mistake that the idea helps you avoid.</w:t>
       </w:r>
     </w:p>
@@ -138,12 +155,9 @@
     </w:p>
     <w:p>
       <w:pPr>
-        <w:spacing w:line="336" w:lineRule="auto" w:after="180"/>
-      </w:pPr>
-      <w:r>
-        <w:rPr>
-          <w:b w:val="0"/>
-        </w:rPr>
+        <w:pStyle w:val="ListBullet"/>
+      </w:pPr>
+      <w:r>
         <w:t>Without opening the old lesson, explain one key idea from Privacy and data governance. Give an example and a mistake that the idea helps you avoid.</w:t>
       </w:r>
     </w:p>
@@ -175,23 +189,95 @@
         <w:pStyle w:val="Heading1"/>
       </w:pPr>
       <w:r>
-        <w:t>02. Practise with fading help</w:t>
-      </w:r>
-    </w:p>
-    <w:p>
-      <w:r>
-        <w:t>Complete the supported Inspecting failures and anomalies trace and record the first step you can explain without help.</w:t>
-      </w:r>
-    </w:p>
-    <w:p>
-      <w:pPr>
-        <w:spacing w:line="336" w:lineRule="auto" w:after="180"/>
-      </w:pPr>
-      <w:r>
-        <w:rPr>
-          <w:b w:val="0"/>
-        </w:rPr>
-        <w:t>Use W2: Trace the worked case for Inspecting failures and anomalies. Record the answer once; the lesson and workbook refer to the same attempt.</w:t>
+        <w:t>05. W1 · Explain the current example</w:t>
+      </w:r>
+    </w:p>
+    <w:p>
+      <w:r>
+        <w:t>Keep this task’s inputs,rule and response together.</w:t>
+      </w:r>
+    </w:p>
+    <w:p>
+      <w:pPr>
+        <w:pStyle w:val="Heading2"/>
+      </w:pPr>
+      <w:r>
+        <w:t>Complete task and evidence</w:t>
+      </w:r>
+    </w:p>
+    <w:p>
+      <w:pPr>
+        <w:pStyle w:val="ListBullet"/>
+      </w:pPr>
+      <w:r>
+        <w:t>Failure inspection generates hypotheses to test, not automatic reasons to erase unusual cases. Main valid durations 1, 2, 2, 15 seconds have sum twenty, mean five and median two. The slow valid case remains in the declared primary analysis. Deleting it without a rule would give mean 5/3 seconds, an illustration of distortion rather than an approved result. Separate picture durations 2, 2, 2, 10 have mean four and median two. Fourth-run logs show a source timeout and the plan includes timeouts. Removing ten because it looks bad violates that plan. A logged timeout is not a complete root-cause explanation. Inspect raw outputs, input validity, timing boundaries and procedure traces. Correct demonstrated measurement errors transparently with originals and provenance; retain valid unusual behavior. New post-result investigations are exploratory until tested. No actual timing run, timeout or causal experiment is performed here.</w:t>
+      </w:r>
+    </w:p>
+    <w:p>
+      <w:pPr>
+        <w:pStyle w:val="ListBullet"/>
+      </w:pPr>
+      <w:r>
+        <w:t>Explain the weekly mechanism in your own words. Use the worked scenario to name its input, decision rule and output.</w:t>
+      </w:r>
+    </w:p>
+    <w:p>
+      <w:pPr>
+        <w:pStyle w:val="Heading3"/>
+      </w:pPr>
+      <w:r>
+        <w:t>My reasoning and evidence</w:t>
+      </w:r>
+    </w:p>
+    <w:p>
+      <w:r>
+        <w:t>________________________________________________________________</w:t>
+      </w:r>
+    </w:p>
+    <w:p>
+      <w:r>
+        <w:t>________________________________________________________________</w:t>
+      </w:r>
+    </w:p>
+    <w:p>
+      <w:r>
+        <w:t>________________________________________________________________</w:t>
+      </w:r>
+    </w:p>
+    <w:p>
+      <w:r>
+        <w:t>________________________________________________________________</w:t>
+      </w:r>
+    </w:p>
+    <w:p>
+      <w:r>
+        <w:t>________________________________________________________________</w:t>
+      </w:r>
+    </w:p>
+    <w:p>
+      <w:r>
+        <w:t>________________________________________________________________</w:t>
+      </w:r>
+    </w:p>
+    <w:p>
+      <w:pPr>
+        <w:pStyle w:val="Heading1"/>
+      </w:pPr>
+      <w:r>
+        <w:t>06. W2 · Trace the worked case</w:t>
+      </w:r>
+    </w:p>
+    <w:p>
+      <w:r>
+        <w:t>Keep the supplied inputs, comparison rule and evidence together.</w:t>
+      </w:r>
+    </w:p>
+    <w:p>
+      <w:pPr>
+        <w:pStyle w:val="Heading2"/>
+      </w:pPr>
+      <w:r>
+        <w:t>Complete task and evidence</w:t>
       </w:r>
     </w:p>
     <w:tbl>
@@ -201,10 +287,9 @@
         <w:tblLook w:firstColumn="1" w:firstRow="1" w:lastColumn="0" w:lastRow="0" w:noHBand="0" w:noVBand="1" w:val="04A0"/>
       </w:tblPr>
       <w:tblGrid>
-        <w:gridCol w:w="2556"/>
-        <w:gridCol w:w="2556"/>
-        <w:gridCol w:w="2556"/>
-        <w:gridCol w:w="2556"/>
+        <w:gridCol w:w="3408"/>
+        <w:gridCol w:w="3408"/>
+        <w:gridCol w:w="3408"/>
       </w:tblGrid>
       <w:tr>
         <w:trPr>
@@ -212,41 +297,31 @@
         </w:trPr>
         <w:tc>
           <w:tcPr>
-            <w:tcW w:type="dxa" w:w="2556"/>
+            <w:tcW w:type="dxa" w:w="3408"/>
           </w:tcPr>
           <w:p>
             <w:r>
-              <w:t>Given inputs</w:t>
+              <w:t>Main calculation</w:t>
             </w:r>
           </w:p>
         </w:tc>
         <w:tc>
           <w:tcPr>
-            <w:tcW w:type="dxa" w:w="2556"/>
+            <w:tcW w:type="dxa" w:w="3408"/>
           </w:tcPr>
           <w:p>
             <w:r>
-              <w:t>Procedure I chose</w:t>
+              <w:t>Complete arithmetic</w:t>
             </w:r>
           </w:p>
         </w:tc>
         <w:tc>
           <w:tcPr>
-            <w:tcW w:type="dxa" w:w="2556"/>
+            <w:tcW w:type="dxa" w:w="3408"/>
           </w:tcPr>
           <w:p>
             <w:r>
-              <w:t>Middle steps</w:t>
-            </w:r>
-          </w:p>
-        </w:tc>
-        <w:tc>
-          <w:tcPr>
-            <w:tcW w:type="dxa" w:w="2556"/>
-          </w:tcPr>
-          <w:p>
-            <w:r>
-              <w:t>Result and check</w:t>
+              <w:t>Interpretation</w:t>
             </w:r>
           </w:p>
         </w:tc>
@@ -254,44 +329,218 @@
       <w:tr>
         <w:tc>
           <w:tcPr>
-            <w:tcW w:type="dxa" w:w="2556"/>
+            <w:tcW w:type="dxa" w:w="3408"/>
           </w:tcPr>
           <w:p>
-            <w:r/>
+            <w:r>
+              <w:t>Retained durations</w:t>
+            </w:r>
           </w:p>
         </w:tc>
         <w:tc>
           <w:tcPr>
-            <w:tcW w:type="dxa" w:w="2556"/>
+            <w:tcW w:type="dxa" w:w="3408"/>
           </w:tcPr>
           <w:p>
-            <w:r/>
+            <w:r>
+              <w:t>1, 2, 2, 15 seconds</w:t>
+            </w:r>
           </w:p>
         </w:tc>
         <w:tc>
           <w:tcPr>
-            <w:tcW w:type="dxa" w:w="2556"/>
+            <w:tcW w:type="dxa" w:w="3408"/>
           </w:tcPr>
           <w:p>
-            <w:r/>
+            <w:r>
+              <w:t>All valid under supplied contract</w:t>
+            </w:r>
+          </w:p>
+        </w:tc>
+      </w:tr>
+      <w:tr>
+        <w:tc>
+          <w:tcPr>
+            <w:tcW w:type="dxa" w:w="3408"/>
+          </w:tcPr>
+          <w:p>
+            <w:r>
+              <w:t>Sum / count</w:t>
+            </w:r>
           </w:p>
         </w:tc>
         <w:tc>
           <w:tcPr>
-            <w:tcW w:type="dxa" w:w="2556"/>
+            <w:tcW w:type="dxa" w:w="3408"/>
           </w:tcPr>
           <w:p>
-            <w:r/>
+            <w:r>
+              <w:t>20 seconds / 4</w:t>
+            </w:r>
+          </w:p>
+        </w:tc>
+        <w:tc>
+          <w:tcPr>
+            <w:tcW w:type="dxa" w:w="3408"/>
+          </w:tcPr>
+          <w:p>
+            <w:r>
+              <w:t>No undeclared exclusion</w:t>
+            </w:r>
+          </w:p>
+        </w:tc>
+      </w:tr>
+      <w:tr>
+        <w:tc>
+          <w:tcPr>
+            <w:tcW w:type="dxa" w:w="3408"/>
+          </w:tcPr>
+          <w:p>
+            <w:r>
+              <w:t>Mean</w:t>
+            </w:r>
+          </w:p>
+        </w:tc>
+        <w:tc>
+          <w:tcPr>
+            <w:tcW w:type="dxa" w:w="3408"/>
+          </w:tcPr>
+          <w:p>
+            <w:r>
+              <w:t>20/4 = 5 seconds</w:t>
+            </w:r>
+          </w:p>
+        </w:tc>
+        <w:tc>
+          <w:tcPr>
+            <w:tcW w:type="dxa" w:w="3408"/>
+          </w:tcPr>
+          <w:p>
+            <w:r>
+              <w:t>Sensitive to the long valid duration</w:t>
+            </w:r>
+          </w:p>
+        </w:tc>
+      </w:tr>
+      <w:tr>
+        <w:tc>
+          <w:tcPr>
+            <w:tcW w:type="dxa" w:w="3408"/>
+          </w:tcPr>
+          <w:p>
+            <w:r>
+              <w:t>Median</w:t>
+            </w:r>
+          </w:p>
+        </w:tc>
+        <w:tc>
+          <w:tcPr>
+            <w:tcW w:type="dxa" w:w="3408"/>
+          </w:tcPr>
+          <w:p>
+            <w:r>
+              <w:t>Middle values 2 and 2; average 2 seconds</w:t>
+            </w:r>
+          </w:p>
+        </w:tc>
+        <w:tc>
+          <w:tcPr>
+            <w:tcW w:type="dxa" w:w="3408"/>
+          </w:tcPr>
+          <w:p>
+            <w:r>
+              <w:t>Different descriptive aspect</w:t>
+            </w:r>
+          </w:p>
+        </w:tc>
+      </w:tr>
+      <w:tr>
+        <w:tc>
+          <w:tcPr>
+            <w:tcW w:type="dxa" w:w="3408"/>
+          </w:tcPr>
+          <w:p>
+            <w:r>
+              <w:t>Wrong-deletion illustration</w:t>
+            </w:r>
+          </w:p>
+        </w:tc>
+        <w:tc>
+          <w:tcPr>
+            <w:tcW w:type="dxa" w:w="3408"/>
+          </w:tcPr>
+          <w:p>
+            <w:r>
+              <w:t>(1+2+2)/3 = 5/3 seconds</w:t>
+            </w:r>
+          </w:p>
+        </w:tc>
+        <w:tc>
+          <w:tcPr>
+            <w:tcW w:type="dxa" w:w="3408"/>
+          </w:tcPr>
+          <w:p>
+            <w:r>
+              <w:t>Shows distortion; not a replacement primary result</w:t>
+            </w:r>
+          </w:p>
+        </w:tc>
+      </w:tr>
+      <w:tr>
+        <w:tc>
+          <w:tcPr>
+            <w:tcW w:type="dxa" w:w="3408"/>
+          </w:tcPr>
+          <w:p>
+            <w:r>
+              <w:t>Cause of fifteen-second duration</w:t>
+            </w:r>
+          </w:p>
+        </w:tc>
+        <w:tc>
+          <w:tcPr>
+            <w:tcW w:type="dxa" w:w="3408"/>
+          </w:tcPr>
+          <w:p>
+            <w:r>
+              <w:t>Not supplied</w:t>
+            </w:r>
+          </w:p>
+        </w:tc>
+        <w:tc>
+          <w:tcPr>
+            <w:tcW w:type="dxa" w:w="3408"/>
+          </w:tcPr>
+          <w:p>
+            <w:r>
+              <w:t>Propose an investigation without inventing its outcome</w:t>
+            </w:r>
           </w:p>
         </w:tc>
       </w:tr>
     </w:tbl>
     <w:p>
       <w:pPr>
+        <w:pStyle w:val="ListBullet"/>
+      </w:pPr>
+      <w:r>
+        <w:t>Failure inspection generates hypotheses to test, not automatic reasons to erase unusual cases. Main valid durations 1, 2, 2, 15 seconds have sum twenty, mean five and median two. The slow valid case remains in the declared primary analysis. Deleting it without a rule would give mean 5/3 seconds, an illustration of distortion rather than an approved result. Separate picture durations 2, 2, 2, 10 have mean four and median two. Fourth-run logs show a source timeout and the plan includes timeouts. Removing ten because it looks bad violates that plan. A logged timeout is not a complete root-cause explanation. Inspect raw outputs, input validity, timing boundaries and procedure traces. Correct demonstrated measurement errors transparently with originals and provenance; retain valid unusual behavior. New post-result investigations are exploratory until tested. No actual timing run, timeout or causal experiment is performed here.</w:t>
+      </w:r>
+    </w:p>
+    <w:p>
+      <w:pPr>
+        <w:pStyle w:val="ListBullet"/>
+      </w:pPr>
+      <w:r>
+        <w:t>Durations 1, 2, 2, 15 seconds are all valid traces. Team deletes 15 as an outlier without a rule. Show the intermediate steps and give the conclusion with its scope.</w:t>
+      </w:r>
+    </w:p>
+    <w:p>
+      <w:pPr>
         <w:pStyle w:val="Heading3"/>
       </w:pPr>
       <w:r>
-        <w:t>The step I completed without help, and the hint I needed</w:t>
+        <w:t>My reasoning and evidence</w:t>
       </w:r>
     </w:p>
     <w:p>
@@ -310,38 +559,60 @@
       </w:r>
     </w:p>
     <w:p>
+      <w:r>
+        <w:t>________________________________________________________________</w:t>
+      </w:r>
+    </w:p>
+    <w:p>
+      <w:r>
+        <w:t>________________________________________________________________</w:t>
+      </w:r>
+    </w:p>
+    <w:p>
+      <w:r>
+        <w:t>________________________________________________________________</w:t>
+      </w:r>
+    </w:p>
+    <w:p>
+      <w:r>
+        <w:t>________________________________________________________________</w:t>
+      </w:r>
+    </w:p>
+    <w:p>
       <w:pPr>
         <w:pStyle w:val="Heading1"/>
       </w:pPr>
       <w:r>
-        <w:t>03. Individual reasoning check</w:t>
-      </w:r>
-    </w:p>
-    <w:p>
-      <w:r>
-        <w:t>Check the proposed Inspecting failures and anomalies explanation against the supplied facts before discussing it.</w:t>
-      </w:r>
-    </w:p>
-    <w:p>
-      <w:pPr>
-        <w:spacing w:line="336" w:lineRule="auto" w:after="180"/>
-      </w:pPr>
-      <w:r>
-        <w:rPr>
-          <w:b w:val="0"/>
-        </w:rPr>
-        <w:t>Use the worked case for Inspecting failures and anomalies. Proposed explanation: “The worked result establishes every future case”. Decide whether this explanation is supported.</w:t>
-      </w:r>
-    </w:p>
-    <w:p>
-      <w:pPr>
-        <w:spacing w:line="336" w:lineRule="auto" w:after="180"/>
-      </w:pPr>
-      <w:r>
-        <w:rPr>
-          <w:b w:val="0"/>
-        </w:rPr>
-        <w:t>Point to the step or supplied fact that decides; explain your repair if needed.</w:t>
+        <w:t>07. W3 · Repair a misconception</w:t>
+      </w:r>
+    </w:p>
+    <w:p>
+      <w:r>
+        <w:t>Keep this task’s inputs,rule and response together.</w:t>
+      </w:r>
+    </w:p>
+    <w:p>
+      <w:pPr>
+        <w:pStyle w:val="Heading2"/>
+      </w:pPr>
+      <w:r>
+        <w:t>Complete task and evidence</w:t>
+      </w:r>
+    </w:p>
+    <w:p>
+      <w:pPr>
+        <w:pStyle w:val="ListBullet"/>
+      </w:pPr>
+      <w:r>
+        <w:t>Failure inspection generates hypotheses to test, not automatic reasons to erase unusual cases. Main valid durations 1, 2, 2, 15 seconds have sum twenty, mean five and median two. The slow valid case remains in the declared primary analysis. Deleting it without a rule would give mean 5/3 seconds, an illustration of distortion rather than an approved result. Separate picture durations 2, 2, 2, 10 have mean four and median two. Fourth-run logs show a source timeout and the plan includes timeouts. Removing ten because it looks bad violates that plan. A logged timeout is not a complete root-cause explanation. Inspect raw outputs, input validity, timing boundaries and procedure traces. Correct demonstrated measurement errors transparently with originals and provenance; retain valid unusual behavior. New post-result investigations are exploratory until tested. No actual timing run, timeout or causal experiment is performed here.</w:t>
+      </w:r>
+    </w:p>
+    <w:p>
+      <w:pPr>
+        <w:pStyle w:val="ListBullet"/>
+      </w:pPr>
+      <w:r>
+        <w:t>A report omits this qualification: Post-hoc exclusion based on an unwanted outcome can distort the conclusion. Explain how omitting it could change a reader's interpretation, and write an accurate replacement.</w:t>
       </w:r>
     </w:p>
     <w:p>
@@ -349,7 +620,7 @@
         <w:pStyle w:val="Heading3"/>
       </w:pPr>
       <w:r>
-        <w:t>My explanation before partner discussion</w:t>
+        <w:t>My reasoning and evidence</w:t>
       </w:r>
     </w:p>
     <w:p>
@@ -373,16 +644,50 @@
       </w:r>
     </w:p>
     <w:p>
+      <w:r>
+        <w:t>________________________________________________________________</w:t>
+      </w:r>
+    </w:p>
+    <w:p>
+      <w:r>
+        <w:t>________________________________________________________________</w:t>
+      </w:r>
+    </w:p>
+    <w:p>
       <w:pPr>
         <w:pStyle w:val="Heading1"/>
       </w:pPr>
       <w:r>
-        <w:t>04. Independent transfer case</w:t>
-      </w:r>
-    </w:p>
-    <w:p>
-      <w:r>
-        <w:t>Write one first attempt at the reserved independent case before feedback. Repeated copies of that case refer to the same recorded attempt.</w:t>
+        <w:t>09. W5 · Explain the limitation</w:t>
+      </w:r>
+    </w:p>
+    <w:p>
+      <w:r>
+        <w:t>Keep this task’s inputs,rule and response together.</w:t>
+      </w:r>
+    </w:p>
+    <w:p>
+      <w:pPr>
+        <w:pStyle w:val="Heading2"/>
+      </w:pPr>
+      <w:r>
+        <w:t>Complete task and evidence</w:t>
+      </w:r>
+    </w:p>
+    <w:p>
+      <w:pPr>
+        <w:pStyle w:val="ListBullet"/>
+      </w:pPr>
+      <w:r>
+        <w:t>Failure inspection generates hypotheses to test, not automatic reasons to erase unusual cases. Main valid durations 1, 2, 2, 15 seconds have sum twenty, mean five and median two. The slow valid case remains in the declared primary analysis. Deleting it without a rule would give mean 5/3 seconds, an illustration of distortion rather than an approved result. Separate picture durations 2, 2, 2, 10 have mean four and median two. Fourth-run logs show a source timeout and the plan includes timeouts. Removing ten because it looks bad violates that plan. A logged timeout is not a complete root-cause explanation. Inspect raw outputs, input validity, timing boundaries and procedure traces. Correct demonstrated measurement errors transparently with originals and provenance; retain valid unusual behavior. New post-result investigations are exploratory until tested. No actual timing run, timeout or causal experiment is performed here.</w:t>
+      </w:r>
+    </w:p>
+    <w:p>
+      <w:pPr>
+        <w:pStyle w:val="ListBullet"/>
+      </w:pPr>
+      <w:r>
+        <w:t>For the worked scenario, propose one additional case that could reveal a failure, describe its expected outcome before running it, and explain what would need to remain fixed for a fair comparison. Do not reuse W4 as a new final test after receiving feedback.</w:t>
       </w:r>
     </w:p>
     <w:p>
@@ -390,18 +695,79 @@
         <w:pStyle w:val="Heading3"/>
       </w:pPr>
       <w:r>
+        <w:t>My reasoning and evidence</w:t>
+      </w:r>
+    </w:p>
+    <w:p>
+      <w:r>
+        <w:t>________________________________________________________________</w:t>
+      </w:r>
+    </w:p>
+    <w:p>
+      <w:r>
+        <w:t>________________________________________________________________</w:t>
+      </w:r>
+    </w:p>
+    <w:p>
+      <w:r>
+        <w:t>________________________________________________________________</w:t>
+      </w:r>
+    </w:p>
+    <w:p>
+      <w:r>
+        <w:t>________________________________________________________________</w:t>
+      </w:r>
+    </w:p>
+    <w:p>
+      <w:r>
+        <w:t>________________________________________________________________</w:t>
+      </w:r>
+    </w:p>
+    <w:p>
+      <w:r>
+        <w:t>________________________________________________________________</w:t>
+      </w:r>
+    </w:p>
+    <w:p>
+      <w:r>
+        <w:t>________________________________________________________________</w:t>
+      </w:r>
+    </w:p>
+    <w:p>
+      <w:pPr>
+        <w:pStyle w:val="Heading1"/>
+      </w:pPr>
+      <w:r>
+        <w:t>04. Try alone · Selected transfer</w:t>
+      </w:r>
+    </w:p>
+    <w:p>
+      <w:r>
+        <w:t>Keep this task’s inputs,rule and response together.</w:t>
+      </w:r>
+    </w:p>
+    <w:p>
+      <w:pPr>
+        <w:pStyle w:val="Heading2"/>
+      </w:pPr>
+      <w:r>
+        <w:t>Complete task and evidence</w:t>
+      </w:r>
+    </w:p>
+    <w:p>
+      <w:pPr>
+        <w:pStyle w:val="Heading3"/>
+      </w:pPr>
+      <w:r>
         <w:t>Independent case: Apply a new case independently</w:t>
       </w:r>
     </w:p>
     <w:p>
       <w:pPr>
-        <w:spacing w:line="336" w:lineRule="auto" w:after="180"/>
-      </w:pPr>
-      <w:r>
-        <w:rPr>
-          <w:b w:val="0"/>
-        </w:rPr>
-        <w:t>Values2, 3, 4, 20 are valid. Compute mean and median and propose an honest investigation.</w:t>
+        <w:pStyle w:val="ListBullet"/>
+      </w:pPr>
+      <w:r>
+        <w:t>Values 2, 3, 4, 20 are valid. Compute mean and median and propose an honest investigation.</w:t>
       </w:r>
     </w:p>
     <w:p>
@@ -449,12 +815,9 @@
     </w:p>
     <w:p>
       <w:pPr>
-        <w:spacing w:line="336" w:lineRule="auto" w:after="180"/>
-      </w:pPr>
-      <w:r>
-        <w:rPr>
-          <w:b w:val="0"/>
-        </w:rPr>
+        <w:pStyle w:val="ListBullet"/>
+      </w:pPr>
+      <w:r>
         <w:t>Attempt this case before feedback. Record any help. Earlier examples below are further practice; a case already practised with feedback cannot establish fresh transfer.</w:t>
       </w:r>
     </w:p>
@@ -463,59 +826,28 @@
         <w:pStyle w:val="Heading1"/>
       </w:pPr>
       <w:r>
-        <w:t>05. W1 Explain the mechanism</w:t>
-      </w:r>
-    </w:p>
-    <w:p>
-      <w:r>
-        <w:t>Explain the mechanism. Apply the supplied Inspecting failures and anomalies facts and keep your reasoning.</w:t>
-      </w:r>
-    </w:p>
-    <w:p>
-      <w:pPr>
-        <w:spacing w:line="336" w:lineRule="auto" w:after="180"/>
-      </w:pPr>
-      <w:r>
-        <w:rPr>
-          <w:b w:val="0"/>
-        </w:rPr>
-        <w:t xml:space="preserve">Explain the weekly </w:t>
-      </w:r>
-      <w:r>
-        <w:rPr>
-          <w:b/>
-        </w:rPr>
-        <w:t>mechanism</w:t>
-      </w:r>
-      <w:r>
-        <w:rPr>
-          <w:b w:val="0"/>
-        </w:rPr>
-        <w:t xml:space="preserve"> in your own words. Use the worked scenario to name its </w:t>
-      </w:r>
-      <w:r>
-        <w:rPr>
-          <w:b/>
-        </w:rPr>
-        <w:t>input</w:t>
-      </w:r>
-      <w:r>
-        <w:rPr>
-          <w:b w:val="0"/>
-        </w:rPr>
-        <w:t xml:space="preserve">, decision rule and </w:t>
-      </w:r>
-      <w:r>
-        <w:rPr>
-          <w:b/>
-        </w:rPr>
-        <w:t>output</w:t>
-      </w:r>
-      <w:r>
-        <w:rPr>
-          <w:b w:val="0"/>
-        </w:rPr>
-        <w:t>.</w:t>
+        <w:t>10. Project · Keep the research evidence</w:t>
+      </w:r>
+    </w:p>
+    <w:p>
+      <w:r>
+        <w:t>Preserve the question, protocol, observations, analysis and limits.</w:t>
+      </w:r>
+    </w:p>
+    <w:p>
+      <w:pPr>
+        <w:pStyle w:val="Heading2"/>
+      </w:pPr>
+      <w:r>
+        <w:t>Complete task and evidence</w:t>
+      </w:r>
+    </w:p>
+    <w:p>
+      <w:pPr>
+        <w:pStyle w:val="ListBullet"/>
+      </w:pPr>
+      <w:r>
+        <w:t>Add a labelled inspecting failures and anomalies evidence sheet to Reproducible AI Research Study. Show how you can explain the mechanism and terminology of inspecting failures and anomalies. Use the supplied fictional case and keep its inputs, intermediate steps, calculation or prediction, and limitation. Connect this record to last week’s record; a matching answer without a trace is insufficient.</w:t>
       </w:r>
     </w:p>
     <w:p>
@@ -523,7 +855,7 @@
         <w:pStyle w:val="Heading3"/>
       </w:pPr>
       <w:r>
-        <w:t>My reasoning and evidence</w:t>
+        <w:t>My project change, supporting evidence and remaining limit</w:t>
       </w:r>
     </w:p>
     <w:p>
@@ -561,412 +893,20 @@
         <w:pStyle w:val="Heading1"/>
       </w:pPr>
       <w:r>
-        <w:t>06. W2 Trace the worked case</w:t>
-      </w:r>
-    </w:p>
-    <w:p>
-      <w:r>
-        <w:t>Trace the worked case. Apply the supplied Inspecting failures and anomalies facts and keep your reasoning.</w:t>
-      </w:r>
-    </w:p>
-    <w:p>
-      <w:pPr>
-        <w:spacing w:line="336" w:lineRule="auto" w:after="180"/>
-      </w:pPr>
-      <w:r>
-        <w:rPr>
-          <w:b w:val="0"/>
-        </w:rPr>
-        <w:t>Durations1, 2, 2, 15 seconds are all valid traces. Team deletes15 as an outlier without a rule. Show the intermediate steps and give the conclusion with its scope.</w:t>
-      </w:r>
-    </w:p>
-    <w:p>
-      <w:pPr>
-        <w:pStyle w:val="Heading3"/>
-      </w:pPr>
-      <w:r>
-        <w:t>My reasoning and evidence</w:t>
-      </w:r>
-    </w:p>
-    <w:p>
-      <w:r>
-        <w:t>________________________________________________________________</w:t>
-      </w:r>
-    </w:p>
-    <w:p>
-      <w:r>
-        <w:t>________________________________________________________________</w:t>
-      </w:r>
-    </w:p>
-    <w:p>
-      <w:r>
-        <w:t>________________________________________________________________</w:t>
-      </w:r>
-    </w:p>
-    <w:p>
-      <w:r>
-        <w:t>________________________________________________________________</w:t>
-      </w:r>
-    </w:p>
-    <w:p>
-      <w:r>
-        <w:t>________________________________________________________________</w:t>
-      </w:r>
-    </w:p>
-    <w:p>
-      <w:r>
-        <w:t>________________________________________________________________</w:t>
-      </w:r>
-    </w:p>
-    <w:p>
-      <w:r>
-        <w:t>________________________________________________________________</w:t>
-      </w:r>
-    </w:p>
-    <w:p>
-      <w:pPr>
-        <w:pStyle w:val="Heading1"/>
-      </w:pPr>
-      <w:r>
-        <w:t>07. W3 Audit the limit</w:t>
-      </w:r>
-    </w:p>
-    <w:p>
-      <w:r>
-        <w:t>Audit the limit. Apply the supplied Inspecting failures and anomalies facts and keep your reasoning.</w:t>
-      </w:r>
-    </w:p>
-    <w:p>
-      <w:pPr>
-        <w:spacing w:line="336" w:lineRule="auto" w:after="180"/>
-      </w:pPr>
-      <w:r>
-        <w:rPr>
-          <w:b w:val="0"/>
-        </w:rPr>
-        <w:t>A report omits this qualification: Post-hoc exclusion based on an unwanted outcome can distort the conclusion. Explain how omitting it could change a reader's interpretation, and write an accurate replacement.</w:t>
-      </w:r>
-    </w:p>
-    <w:p>
-      <w:pPr>
-        <w:pStyle w:val="Heading3"/>
-      </w:pPr>
-      <w:r>
-        <w:t>My reasoning and evidence</w:t>
-      </w:r>
-    </w:p>
-    <w:p>
-      <w:r>
-        <w:t>________________________________________________________________</w:t>
-      </w:r>
-    </w:p>
-    <w:p>
-      <w:r>
-        <w:t>________________________________________________________________</w:t>
-      </w:r>
-    </w:p>
-    <w:p>
-      <w:r>
-        <w:t>________________________________________________________________</w:t>
-      </w:r>
-    </w:p>
-    <w:p>
-      <w:r>
-        <w:t>________________________________________________________________</w:t>
-      </w:r>
-    </w:p>
-    <w:p>
-      <w:r>
-        <w:t>________________________________________________________________</w:t>
-      </w:r>
-    </w:p>
-    <w:p>
-      <w:r>
-        <w:t>________________________________________________________________</w:t>
-      </w:r>
-    </w:p>
-    <w:p>
-      <w:pPr>
-        <w:pStyle w:val="Heading1"/>
-      </w:pPr>
-      <w:r>
-        <w:t>08. W4 Apply a new case independently</w:t>
-      </w:r>
-    </w:p>
-    <w:p>
-      <w:r>
-        <w:t>Attempt before feedback. If this repeats the selected independent case, reuse that first attempt; otherwise keep a separate record. Apply a new case independently. Apply the supplied Inspecting failures and anomalies facts and keep your reasoning.</w:t>
-      </w:r>
-    </w:p>
-    <w:p>
-      <w:pPr>
-        <w:spacing w:line="336" w:lineRule="auto" w:after="180"/>
-      </w:pPr>
-      <w:r>
-        <w:rPr>
-          <w:b w:val="0"/>
-        </w:rPr>
-        <w:t>Values2, 3, 4, 20 are valid. Compute mean and median and propose an honest investigation.</w:t>
-      </w:r>
-    </w:p>
-    <w:p>
-      <w:pPr>
-        <w:pStyle w:val="Heading3"/>
-      </w:pPr>
-      <w:r>
-        <w:t>My reasoning and evidence</w:t>
-      </w:r>
-    </w:p>
-    <w:p>
-      <w:r>
-        <w:t>________________________________________________________________</w:t>
-      </w:r>
-    </w:p>
-    <w:p>
-      <w:r>
-        <w:t>________________________________________________________________</w:t>
-      </w:r>
-    </w:p>
-    <w:p>
-      <w:r>
-        <w:t>________________________________________________________________</w:t>
-      </w:r>
-    </w:p>
-    <w:p>
-      <w:r>
-        <w:t>________________________________________________________________</w:t>
-      </w:r>
-    </w:p>
-    <w:p>
-      <w:r>
-        <w:t>________________________________________________________________</w:t>
-      </w:r>
-    </w:p>
-    <w:p>
-      <w:r>
-        <w:t>________________________________________________________________</w:t>
-      </w:r>
-    </w:p>
-    <w:p>
-      <w:r>
-        <w:t>________________________________________________________________</w:t>
-      </w:r>
-    </w:p>
-    <w:p>
-      <w:r>
-        <w:t>________________________________________________________________</w:t>
-      </w:r>
-    </w:p>
-    <w:p>
-      <w:pPr>
-        <w:pStyle w:val="Heading1"/>
-      </w:pPr>
-      <w:r>
-        <w:t>09. W5 Design a revealing follow-up</w:t>
-      </w:r>
-    </w:p>
-    <w:p>
-      <w:r>
-        <w:t>Design a revealing follow-up. Apply the supplied Inspecting failures and anomalies facts and keep your reasoning.</w:t>
-      </w:r>
-    </w:p>
-    <w:p>
-      <w:pPr>
-        <w:spacing w:line="336" w:lineRule="auto" w:after="180"/>
-      </w:pPr>
-      <w:r>
-        <w:rPr>
-          <w:b w:val="0"/>
-        </w:rPr>
-        <w:t>For the worked scenario, propose one additional case that could reveal a failure, describe its expected outcome before running it, and explain what would need to remain fixed for a fair comparison.</w:t>
-      </w:r>
-    </w:p>
-    <w:p>
-      <w:pPr>
-        <w:spacing w:line="336" w:lineRule="auto" w:after="180"/>
-      </w:pPr>
-      <w:r>
-        <w:rPr>
-          <w:b w:val="0"/>
-        </w:rPr>
-        <w:t>Do not reuse W4 as a new final test after receiving feedback.</w:t>
-      </w:r>
-    </w:p>
-    <w:p>
-      <w:pPr>
-        <w:pStyle w:val="Heading3"/>
-      </w:pPr>
-      <w:r>
-        <w:t>My reasoning and evidence</w:t>
-      </w:r>
-    </w:p>
-    <w:p>
-      <w:r>
-        <w:t>________________________________________________________________</w:t>
-      </w:r>
-    </w:p>
-    <w:p>
-      <w:r>
-        <w:t>________________________________________________________________</w:t>
-      </w:r>
-    </w:p>
-    <w:p>
-      <w:r>
-        <w:t>________________________________________________________________</w:t>
-      </w:r>
-    </w:p>
-    <w:p>
-      <w:r>
-        <w:t>________________________________________________________________</w:t>
-      </w:r>
-    </w:p>
-    <w:p>
-      <w:r>
-        <w:t>________________________________________________________________</w:t>
-      </w:r>
-    </w:p>
-    <w:p>
-      <w:r>
-        <w:t>________________________________________________________________</w:t>
-      </w:r>
-    </w:p>
-    <w:p>
-      <w:r>
-        <w:t>________________________________________________________________</w:t>
-      </w:r>
-    </w:p>
-    <w:p>
-      <w:pPr>
-        <w:pStyle w:val="Heading1"/>
-      </w:pPr>
-      <w:r>
-        <w:t>10. Project checkpoint and reflection</w:t>
-      </w:r>
-    </w:p>
-    <w:p>
-      <w:r>
-        <w:t>Connect Inspecting failures and anomalies to Reproducible AI Research Study, identify a limit and choose the next useful test.</w:t>
-      </w:r>
-    </w:p>
-    <w:p>
-      <w:pPr>
-        <w:spacing w:line="336" w:lineRule="auto" w:after="180"/>
-      </w:pPr>
-      <w:r>
-        <w:rPr>
-          <w:b w:val="0"/>
-        </w:rPr>
-        <w:t xml:space="preserve">Add a labelled inspecting failures and anomalies </w:t>
-      </w:r>
-      <w:r>
-        <w:rPr>
-          <w:b/>
-        </w:rPr>
-        <w:t>evidence</w:t>
-      </w:r>
-      <w:r>
-        <w:rPr>
-          <w:b w:val="0"/>
-        </w:rPr>
-        <w:t xml:space="preserve"> sheet to Reproducible AI Research Study. Show how you can explain the </w:t>
-      </w:r>
-      <w:r>
-        <w:rPr>
-          <w:b/>
-        </w:rPr>
-        <w:t>mechanism</w:t>
-      </w:r>
-      <w:r>
-        <w:rPr>
-          <w:b w:val="0"/>
-        </w:rPr>
-        <w:t xml:space="preserve"> and terminology of inspecting failures and anomalies.</w:t>
-      </w:r>
-    </w:p>
-    <w:p>
-      <w:pPr>
-        <w:spacing w:line="336" w:lineRule="auto" w:after="180"/>
-      </w:pPr>
-      <w:r>
-        <w:rPr>
-          <w:b w:val="0"/>
-        </w:rPr>
-        <w:t xml:space="preserve">Use the supplied fictional case and keep its </w:t>
-      </w:r>
-      <w:r>
-        <w:rPr>
-          <w:b/>
-        </w:rPr>
-        <w:t>input</w:t>
-      </w:r>
-      <w:r>
-        <w:rPr>
-          <w:b w:val="0"/>
-        </w:rPr>
-        <w:t xml:space="preserve">s, intermediate steps, calculation or </w:t>
-      </w:r>
-      <w:r>
-        <w:rPr>
-          <w:b/>
-        </w:rPr>
-        <w:t>prediction</w:t>
-      </w:r>
-      <w:r>
-        <w:rPr>
-          <w:b w:val="0"/>
-        </w:rPr>
-        <w:t>, and limitation. Connect this record to last week’s record; a matching answer without a trace is insufficient.</w:t>
-      </w:r>
-    </w:p>
-    <w:p>
-      <w:pPr>
-        <w:pStyle w:val="Heading3"/>
-      </w:pPr>
-      <w:r>
-        <w:t>My project change, supporting evidence and remaining limit</w:t>
-      </w:r>
-    </w:p>
-    <w:p>
-      <w:r>
-        <w:t>________________________________________________________________</w:t>
-      </w:r>
-    </w:p>
-    <w:p>
-      <w:r>
-        <w:t>________________________________________________________________</w:t>
-      </w:r>
-    </w:p>
-    <w:p>
-      <w:r>
-        <w:t>________________________________________________________________</w:t>
-      </w:r>
-    </w:p>
-    <w:p>
-      <w:r>
-        <w:t>________________________________________________________________</w:t>
-      </w:r>
-    </w:p>
-    <w:p>
-      <w:r>
-        <w:t>________________________________________________________________</w:t>
-      </w:r>
-    </w:p>
-    <w:p>
-      <w:r>
-        <w:t>________________________________________________________________</w:t>
-      </w:r>
-    </w:p>
-    <w:p>
-      <w:pPr>
-        <w:pStyle w:val="Heading1"/>
-      </w:pPr>
-      <w:r>
-        <w:t>11. Feedback, return check and learning record</w:t>
-      </w:r>
-    </w:p>
-    <w:p>
-      <w:r>
-        <w:t>Record the first repaired step and a different case to revisit after a delay.</w:t>
+        <w:t>11. Feedback · Repair and return</w:t>
+      </w:r>
+    </w:p>
+    <w:p>
+      <w:r>
+        <w:t>Keep this task’s inputs,rule and response together.</w:t>
+      </w:r>
+    </w:p>
+    <w:p>
+      <w:pPr>
+        <w:pStyle w:val="Heading2"/>
+      </w:pPr>
+      <w:r>
+        <w:t>Complete task and evidence</w:t>
       </w:r>
     </w:p>
     <w:tbl>
@@ -1107,12 +1047,9 @@
     </w:tbl>
     <w:p>
       <w:pPr>
-        <w:spacing w:line="336" w:lineRule="auto" w:after="180"/>
-      </w:pPr>
-      <w:r>
-        <w:rPr>
-          <w:b w:val="0"/>
-        </w:rPr>
+        <w:pStyle w:val="ListBullet"/>
+      </w:pPr>
+      <w:r>
         <w:t>Revisit this idea with your teacher after a delay. Familiarity is different from explaining and using it on a changed case.</w:t>
       </w:r>
     </w:p>
@@ -1121,45 +1058,357 @@
         <w:pStyle w:val="Heading1"/>
       </w:pPr>
       <w:r>
-        <w:t>12. Pictorial case practice: Inspecting failures and anomalies</w:t>
-      </w:r>
-    </w:p>
-    <w:p>
-      <w:r>
-        <w:t>Inspect an anomaly without erasing it. A timing study records four runs and notices one unusually long duration. Explain the labelled step before checking the changed condition.</w:t>
-      </w:r>
-    </w:p>
-    <w:p>
-      <w:pPr>
-        <w:spacing w:line="336" w:lineRule="auto" w:after="180"/>
-      </w:pPr>
-      <w:r>
-        <w:rPr>
-          <w:b w:val="0"/>
-        </w:rPr>
-        <w:t xml:space="preserve">Inspect an </w:t>
-      </w:r>
-      <w:r>
-        <w:rPr>
-          <w:b/>
-        </w:rPr>
-        <w:t>anomaly</w:t>
-      </w:r>
-      <w:r>
-        <w:rPr>
-          <w:b w:val="0"/>
-        </w:rPr>
-        <w:t xml:space="preserve"> without erasing it. A timing study records four runs and notices one unusually long duration.</w:t>
-      </w:r>
-    </w:p>
-    <w:p>
-      <w:pPr>
-        <w:spacing w:line="336" w:lineRule="auto" w:after="180"/>
-      </w:pPr>
-      <w:r>
-        <w:rPr>
-          <w:b w:val="0"/>
-        </w:rPr>
+        <w:t>Reference bank and extra practice</w:t>
+      </w:r>
+    </w:p>
+    <w:p>
+      <w:pPr>
+        <w:pStyle w:val="Heading1"/>
+      </w:pPr>
+      <w:r>
+        <w:t>02. Reference · Supported W2 record</w:t>
+      </w:r>
+    </w:p>
+    <w:p>
+      <w:r>
+        <w:t>Keep this task’s inputs,rule and response together.</w:t>
+      </w:r>
+    </w:p>
+    <w:p>
+      <w:pPr>
+        <w:pStyle w:val="Heading2"/>
+      </w:pPr>
+      <w:r>
+        <w:t>Complete task and evidence</w:t>
+      </w:r>
+    </w:p>
+    <w:p>
+      <w:pPr>
+        <w:pStyle w:val="ListBullet"/>
+      </w:pPr>
+      <w:r>
+        <w:t>Use W2: Trace the worked case for Inspecting failures and anomalies. Record the answer once; the lesson and workbook refer to the same attempt.</w:t>
+      </w:r>
+    </w:p>
+    <w:tbl>
+      <w:tblPr>
+        <w:tblStyle w:val="LightShading-Accent1"/>
+        <w:tblW w:type="auto" w:w="0"/>
+        <w:tblLook w:firstColumn="1" w:firstRow="1" w:lastColumn="0" w:lastRow="0" w:noHBand="0" w:noVBand="1" w:val="04A0"/>
+      </w:tblPr>
+      <w:tblGrid>
+        <w:gridCol w:w="2556"/>
+        <w:gridCol w:w="2556"/>
+        <w:gridCol w:w="2556"/>
+        <w:gridCol w:w="2556"/>
+      </w:tblGrid>
+      <w:tr>
+        <w:trPr>
+          <w:tblHeader/>
+        </w:trPr>
+        <w:tc>
+          <w:tcPr>
+            <w:tcW w:type="dxa" w:w="2556"/>
+          </w:tcPr>
+          <w:p>
+            <w:r>
+              <w:t>Given inputs</w:t>
+            </w:r>
+          </w:p>
+        </w:tc>
+        <w:tc>
+          <w:tcPr>
+            <w:tcW w:type="dxa" w:w="2556"/>
+          </w:tcPr>
+          <w:p>
+            <w:r>
+              <w:t>Procedure I chose</w:t>
+            </w:r>
+          </w:p>
+        </w:tc>
+        <w:tc>
+          <w:tcPr>
+            <w:tcW w:type="dxa" w:w="2556"/>
+          </w:tcPr>
+          <w:p>
+            <w:r>
+              <w:t>Middle steps</w:t>
+            </w:r>
+          </w:p>
+        </w:tc>
+        <w:tc>
+          <w:tcPr>
+            <w:tcW w:type="dxa" w:w="2556"/>
+          </w:tcPr>
+          <w:p>
+            <w:r>
+              <w:t>Result and check</w:t>
+            </w:r>
+          </w:p>
+        </w:tc>
+      </w:tr>
+      <w:tr>
+        <w:tc>
+          <w:tcPr>
+            <w:tcW w:type="dxa" w:w="2556"/>
+          </w:tcPr>
+          <w:p>
+            <w:r/>
+          </w:p>
+        </w:tc>
+        <w:tc>
+          <w:tcPr>
+            <w:tcW w:type="dxa" w:w="2556"/>
+          </w:tcPr>
+          <w:p>
+            <w:r/>
+          </w:p>
+        </w:tc>
+        <w:tc>
+          <w:tcPr>
+            <w:tcW w:type="dxa" w:w="2556"/>
+          </w:tcPr>
+          <w:p>
+            <w:r/>
+          </w:p>
+        </w:tc>
+        <w:tc>
+          <w:tcPr>
+            <w:tcW w:type="dxa" w:w="2556"/>
+          </w:tcPr>
+          <w:p>
+            <w:r/>
+          </w:p>
+        </w:tc>
+      </w:tr>
+    </w:tbl>
+    <w:p>
+      <w:pPr>
+        <w:pStyle w:val="Heading3"/>
+      </w:pPr>
+      <w:r>
+        <w:t>The step I completed without help, and the hint I needed</w:t>
+      </w:r>
+    </w:p>
+    <w:p>
+      <w:r>
+        <w:t>________________________________________________________________</w:t>
+      </w:r>
+    </w:p>
+    <w:p>
+      <w:r>
+        <w:t>________________________________________________________________</w:t>
+      </w:r>
+    </w:p>
+    <w:p>
+      <w:r>
+        <w:t>________________________________________________________________</w:t>
+      </w:r>
+    </w:p>
+    <w:p>
+      <w:pPr>
+        <w:pStyle w:val="Heading1"/>
+      </w:pPr>
+      <w:r>
+        <w:t>03. Extra practice · Individual reasoning check</w:t>
+      </w:r>
+    </w:p>
+    <w:p>
+      <w:r>
+        <w:t>Keep this task’s inputs,rule and response together.</w:t>
+      </w:r>
+    </w:p>
+    <w:p>
+      <w:pPr>
+        <w:pStyle w:val="Heading2"/>
+      </w:pPr>
+      <w:r>
+        <w:t>Complete task and evidence</w:t>
+      </w:r>
+    </w:p>
+    <w:p>
+      <w:pPr>
+        <w:pStyle w:val="ListBullet"/>
+      </w:pPr>
+      <w:r>
+        <w:t>Use the worked case for Inspecting failures and anomalies. Proposed explanation: “The worked result establishes every future case”. Decide whether this explanation is supported. Point to the step or supplied fact that decides; explain your repair if needed.</w:t>
+      </w:r>
+    </w:p>
+    <w:p>
+      <w:pPr>
+        <w:pStyle w:val="Heading3"/>
+      </w:pPr>
+      <w:r>
+        <w:t>My explanation before partner discussion</w:t>
+      </w:r>
+    </w:p>
+    <w:p>
+      <w:r>
+        <w:t>________________________________________________________________</w:t>
+      </w:r>
+    </w:p>
+    <w:p>
+      <w:r>
+        <w:t>________________________________________________________________</w:t>
+      </w:r>
+    </w:p>
+    <w:p>
+      <w:r>
+        <w:t>________________________________________________________________</w:t>
+      </w:r>
+    </w:p>
+    <w:p>
+      <w:r>
+        <w:t>________________________________________________________________</w:t>
+      </w:r>
+    </w:p>
+    <w:p>
+      <w:pPr>
+        <w:pStyle w:val="Heading1"/>
+      </w:pPr>
+      <w:r>
+        <w:t>08. Reference · Earlier W4 response copy</w:t>
+      </w:r>
+    </w:p>
+    <w:p>
+      <w:r>
+        <w:t>Keep this task’s inputs,rule and response together.</w:t>
+      </w:r>
+    </w:p>
+    <w:p>
+      <w:pPr>
+        <w:pStyle w:val="Heading2"/>
+      </w:pPr>
+      <w:r>
+        <w:t>Complete task and evidence</w:t>
+      </w:r>
+    </w:p>
+    <w:p>
+      <w:pPr>
+        <w:pStyle w:val="ListBullet"/>
+      </w:pPr>
+      <w:r>
+        <w:t>Values 2, 3, 4, 20 are valid. Compute mean and median and propose an honest investigation.</w:t>
+      </w:r>
+    </w:p>
+    <w:p>
+      <w:pPr>
+        <w:pStyle w:val="Heading3"/>
+      </w:pPr>
+      <w:r>
+        <w:t>My reasoning and evidence</w:t>
+      </w:r>
+    </w:p>
+    <w:p>
+      <w:r>
+        <w:t>________________________________________________________________</w:t>
+      </w:r>
+    </w:p>
+    <w:p>
+      <w:r>
+        <w:t>________________________________________________________________</w:t>
+      </w:r>
+    </w:p>
+    <w:p>
+      <w:r>
+        <w:t>________________________________________________________________</w:t>
+      </w:r>
+    </w:p>
+    <w:p>
+      <w:r>
+        <w:t>________________________________________________________________</w:t>
+      </w:r>
+    </w:p>
+    <w:p>
+      <w:r>
+        <w:t>________________________________________________________________</w:t>
+      </w:r>
+    </w:p>
+    <w:p>
+      <w:r>
+        <w:t>________________________________________________________________</w:t>
+      </w:r>
+    </w:p>
+    <w:p>
+      <w:r>
+        <w:t>________________________________________________________________</w:t>
+      </w:r>
+    </w:p>
+    <w:p>
+      <w:r>
+        <w:t>________________________________________________________________</w:t>
+      </w:r>
+    </w:p>
+    <w:p>
+      <w:pPr>
+        <w:pStyle w:val="Heading1"/>
+      </w:pPr>
+      <w:r>
+        <w:t>12. Extra practice · Pictured case</w:t>
+      </w:r>
+    </w:p>
+    <w:p>
+      <w:r>
+        <w:t>Keep this task’s inputs,rule and response together.</w:t>
+      </w:r>
+    </w:p>
+    <w:p>
+      <w:pPr>
+        <w:pStyle w:val="Heading2"/>
+      </w:pPr>
+      <w:r>
+        <w:t>Complete task and evidence</w:t>
+      </w:r>
+    </w:p>
+    <w:p>
+      <w:r>
+        <w:drawing>
+          <wp:inline xmlns:a="http://schemas.openxmlformats.org/drawingml/2006/main" xmlns:pic="http://schemas.openxmlformats.org/drawingml/2006/picture">
+            <wp:extent cx="5486400" cy="2992582"/>
+            <wp:docPr id="1" name="Picture 1" descr="Main valid durations one, two, two and fifteen seconds have mean five and median two. Separate picture two, two, two and ten has mean four and median two, with a source timeout logged for the fourth run. All observations are retained. Vertical offsets only separate overlapping dots."/>
+            <wp:cNvGraphicFramePr>
+              <a:graphicFrameLocks noChangeAspect="1"/>
+            </wp:cNvGraphicFramePr>
+            <a:graphic>
+              <a:graphicData uri="http://schemas.openxmlformats.org/drawingml/2006/picture">
+                <pic:pic>
+                  <pic:nvPicPr>
+                    <pic:cNvPr id="0" name="ai-7-26-retained-durations.png"/>
+                    <pic:cNvPicPr/>
+                  </pic:nvPicPr>
+                  <pic:blipFill>
+                    <a:blip r:embed="rId9"/>
+                    <a:stretch>
+                      <a:fillRect/>
+                    </a:stretch>
+                  </pic:blipFill>
+                  <pic:spPr>
+                    <a:xfrm>
+                      <a:off x="0" y="0"/>
+                      <a:ext cx="5486400" cy="2992582"/>
+                    </a:xfrm>
+                    <a:prstGeom prst="rect"/>
+                  </pic:spPr>
+                </pic:pic>
+              </a:graphicData>
+            </a:graphic>
+          </wp:inline>
+        </w:drawing>
+      </w:r>
+    </w:p>
+    <w:p>
+      <w:pPr>
+        <w:pStyle w:val="ListBullet"/>
+      </w:pPr>
+      <w:r>
+        <w:t>Inspect an anomaly without erasing it. A timing study records four runs and notices one unusually long duration.</w:t>
+      </w:r>
+    </w:p>
+    <w:p>
+      <w:pPr>
+        <w:pStyle w:val="ListBullet"/>
+      </w:pPr>
+      <w:r>
         <w:t>Durations are 2,2,2,10 seconds. Logs show a source timeout on the fourth run. The plan includes timeouts in reporting.</w:t>
       </w:r>
     </w:p>
@@ -1168,7 +1417,7 @@
         <w:drawing>
           <wp:inline xmlns:a="http://schemas.openxmlformats.org/drawingml/2006/main" xmlns:pic="http://schemas.openxmlformats.org/drawingml/2006/picture">
             <wp:extent cx="5486400" cy="3621314"/>
-            <wp:docPr id="1" name="Picture 1" descr="All four recorded durations"/>
+            <wp:docPr id="2" name="Picture 2" descr="All four recorded durations"/>
             <wp:cNvGraphicFramePr>
               <a:graphicFrameLocks noChangeAspect="1"/>
             </wp:cNvGraphicFramePr>
@@ -1180,7 +1429,7 @@
                     <pic:cNvPicPr/>
                   </pic:nvPicPr>
                   <pic:blipFill>
-                    <a:blip r:embed="rId9"/>
+                    <a:blip r:embed="rId10"/>
                     <a:stretch>
                       <a:fillRect/>
                     </a:stretch>
@@ -1204,7 +1453,7 @@
         <w:drawing>
           <wp:inline xmlns:a="http://schemas.openxmlformats.org/drawingml/2006/main" xmlns:pic="http://schemas.openxmlformats.org/drawingml/2006/picture">
             <wp:extent cx="5486400" cy="5185229"/>
-            <wp:docPr id="2" name="Picture 2" descr="Inspecting failures and anomalies. Keep the raw record: The fourth duration remains 10 seconds.. Compute summaries: Mean is 16/4=4 seconds; median is 2 seconds.. Investigate the event: Report the timeout evidence and distinguish it from an untested explanation."/>
+            <wp:docPr id="3" name="Picture 3" descr="Inspecting failures and anomalies. Keep the raw record: The fourth duration remains 10 seconds.. Compute summaries: Mean is 16/4=4 seconds; median is 2 seconds.. Investigate the event: Report the timeout evidence and distinguish it from an untested explanation."/>
             <wp:cNvGraphicFramePr>
               <a:graphicFrameLocks noChangeAspect="1"/>
             </wp:cNvGraphicFramePr>
@@ -1216,7 +1465,7 @@
                     <pic:cNvPicPr/>
                   </pic:nvPicPr>
                   <pic:blipFill>
-                    <a:blip r:embed="rId10"/>
+                    <a:blip r:embed="rId11"/>
                     <a:stretch>
                       <a:fillRect/>
                     </a:stretch>
@@ -1237,13 +1486,9 @@
     </w:p>
     <w:p>
       <w:pPr>
-        <w:spacing w:line="336" w:lineRule="auto" w:after="180"/>
-        <w:shd w:fill="F5F1FB"/>
-      </w:pPr>
-      <w:r>
-        <w:rPr>
-          <w:b w:val="0"/>
-        </w:rPr>
+        <w:pStyle w:val="ListBullet"/>
+      </w:pPr>
+      <w:r>
         <w:t>Calculate mean and median for 2,2,2,10. What does the timeout log establish, and why is deleting that inconvenient record incompatible with the stated plan?</w:t>
       </w:r>
     </w:p>
@@ -1287,56 +1532,18 @@
     </w:p>
     <w:p>
       <w:pPr>
-        <w:pStyle w:val="Heading3"/>
-      </w:pPr>
-      <w:r>
-        <w:t>Record the help used</w:t>
-      </w:r>
-    </w:p>
-    <w:p>
-      <w:pPr>
-        <w:spacing w:line="336" w:lineRule="auto" w:after="180"/>
-        <w:shd w:fill="F1F6F8"/>
-      </w:pPr>
-      <w:r>
-        <w:rPr>
-          <w:b w:val="0"/>
-        </w:rPr>
-        <w:t xml:space="preserve">Support used: alone / hint / worked example. This record is practice </w:t>
-      </w:r>
-      <w:r>
-        <w:rPr>
-          <w:b/>
-        </w:rPr>
-        <w:t>evidence</w:t>
-      </w:r>
-      <w:r>
-        <w:rPr>
-          <w:b w:val="0"/>
-        </w:rPr>
-        <w:t>.</w:t>
-      </w:r>
-    </w:p>
-    <w:p>
-      <w:pPr>
-        <w:spacing w:line="336" w:lineRule="auto" w:after="180"/>
-      </w:pPr>
-      <w:r>
-        <w:rPr>
-          <w:b w:val="0"/>
-        </w:rPr>
-        <w:t>Project connection: For the Reproducible AI Research Study, retain an annotated worked trace and the changed-case reasoning.</w:t>
-      </w:r>
-    </w:p>
-    <w:p>
-      <w:pPr>
-        <w:spacing w:line="336" w:lineRule="auto" w:after="180"/>
-      </w:pPr>
-      <w:r>
-        <w:rPr>
-          <w:b w:val="0"/>
-        </w:rPr>
-        <w:t>Connect the claim to its records, units and assumptions so another investigator can challenge or reproduce it.</w:t>
+        <w:pStyle w:val="ListBullet"/>
+      </w:pPr>
+      <w:r>
+        <w:t>Support used: alone / hint / worked example. This record is practice evidence.</w:t>
+      </w:r>
+    </w:p>
+    <w:p>
+      <w:pPr>
+        <w:pStyle w:val="ListBullet"/>
+      </w:pPr>
+      <w:r>
+        <w:t>Project connection: For the Reproducible AI Research Study, retain an annotated worked trace and the changed-case reasoning. Connect the claim to its records, units and assumptions so another investigator can challenge or reproduce it.</w:t>
       </w:r>
     </w:p>
     <w:p>
@@ -1344,56 +1551,43 @@
         <w:pStyle w:val="Heading1"/>
       </w:pPr>
       <w:r>
-        <w:t>13. Project portfolio milestone</w:t>
-      </w:r>
-    </w:p>
-    <w:p>
-      <w:r>
-        <w:t>Keep this week’s input, deciding step, result and limit together in the Reproducible AI Research Study record.</w:t>
-      </w:r>
-    </w:p>
-    <w:p>
-      <w:pPr>
-        <w:spacing w:line="336" w:lineRule="auto" w:after="180"/>
-      </w:pPr>
-      <w:r>
-        <w:rPr>
-          <w:b w:val="0"/>
-        </w:rPr>
+        <w:t>13. Reference · Project milestone</w:t>
+      </w:r>
+    </w:p>
+    <w:p>
+      <w:r>
+        <w:t>Keep this task’s inputs,rule and response together.</w:t>
+      </w:r>
+    </w:p>
+    <w:p>
+      <w:pPr>
+        <w:pStyle w:val="Heading2"/>
+      </w:pPr>
+      <w:r>
+        <w:t>Complete task and evidence</w:t>
+      </w:r>
+    </w:p>
+    <w:p>
+      <w:pPr>
+        <w:pStyle w:val="ListBullet"/>
+      </w:pPr>
+      <w:r>
         <w:t>Project: Reproducible AI Research Study</w:t>
       </w:r>
     </w:p>
     <w:p>
       <w:pPr>
-        <w:spacing w:line="336" w:lineRule="auto" w:after="180"/>
-      </w:pPr>
-      <w:r>
-        <w:rPr>
-          <w:b w:val="0"/>
-        </w:rPr>
-        <w:t xml:space="preserve">Current milestone: Prepare the demonstration. Gather reproducible instructions, </w:t>
-      </w:r>
-      <w:r>
-        <w:rPr>
-          <w:b/>
-        </w:rPr>
-        <w:t>evidence</w:t>
-      </w:r>
-      <w:r>
-        <w:rPr>
-          <w:b w:val="0"/>
-        </w:rPr>
-        <w:t>, access checks and remaining limitations.</w:t>
-      </w:r>
-    </w:p>
-    <w:p>
-      <w:pPr>
-        <w:spacing w:line="336" w:lineRule="auto" w:after="180"/>
-      </w:pPr>
-      <w:r>
-        <w:rPr>
-          <w:b w:val="0"/>
-        </w:rPr>
+        <w:pStyle w:val="ListBullet"/>
+      </w:pPr>
+      <w:r>
+        <w:t>Current milestone: Prepare the demonstration. Gather reproducible instructions, evidence, access checks and remaining limitations.</w:t>
+      </w:r>
+    </w:p>
+    <w:p>
+      <w:pPr>
+        <w:pStyle w:val="ListBullet"/>
+      </w:pPr>
+      <w:r>
         <w:t>For the Reproducible AI Research Study, retain an annotated worked trace and the changed-case reasoning. Connect the claim to its records, units and assumptions so another investigator can challenge or reproduce it.</w:t>
       </w:r>
     </w:p>
@@ -1551,12 +1745,456 @@
         <w:pStyle w:val="Heading1"/>
       </w:pPr>
       <w:r>
-        <w:t>14. Supported practice and learning evidence</w:t>
-      </w:r>
-    </w:p>
-    <w:p>
-      <w:r>
-        <w:t>Try the supported questions before comparing with hints and feedback. Record what you repaired and the evidence you retained.</w:t>
+        <w:t>14. Extra practice · Predict,check and repair</w:t>
+      </w:r>
+    </w:p>
+    <w:p>
+      <w:r>
+        <w:t>Keep supported feedback separate from the independent case.</w:t>
+      </w:r>
+    </w:p>
+    <w:p>
+      <w:pPr>
+        <w:pStyle w:val="Heading2"/>
+      </w:pPr>
+      <w:r>
+        <w:t>First supported question and optional hint</w:t>
+      </w:r>
+    </w:p>
+    <w:p>
+      <w:pPr>
+        <w:pStyle w:val="ListBullet"/>
+      </w:pPr>
+      <w:r>
+        <w:t>Inspect an anomaly without erasing it. A timing study records four runs and notices one unusually long duration.</w:t>
+      </w:r>
+    </w:p>
+    <w:p>
+      <w:pPr>
+        <w:pStyle w:val="Heading3"/>
+      </w:pPr>
+      <w:r>
+        <w:t>Practice 1: explain the deciding evidence</w:t>
+      </w:r>
+    </w:p>
+    <w:p>
+      <w:pPr>
+        <w:pStyle w:val="ListBullet"/>
+      </w:pPr>
+      <w:r>
+        <w:t>Which labelled step matches this detail? Report the timeout evidence and distinguish it from an untested explanation.</w:t>
+      </w:r>
+    </w:p>
+    <w:p>
+      <w:pPr>
+        <w:pStyle w:val="ListBullet"/>
+      </w:pPr>
+      <w:r>
+        <w:t>1. Investigate the event</w:t>
+      </w:r>
+    </w:p>
+    <w:p>
+      <w:pPr>
+        <w:pStyle w:val="ListBullet"/>
+      </w:pPr>
+      <w:r>
+        <w:t>2. Keep the raw record</w:t>
+      </w:r>
+    </w:p>
+    <w:p>
+      <w:pPr>
+        <w:pStyle w:val="ListBullet"/>
+      </w:pPr>
+      <w:r>
+        <w:t>3. Compute summaries</w:t>
+      </w:r>
+    </w:p>
+    <w:p>
+      <w:pPr>
+        <w:pStyle w:val="Heading3"/>
+      </w:pPr>
+      <w:r>
+        <w:t>My selected conclusion, deciding fact and explanation</w:t>
+      </w:r>
+    </w:p>
+    <w:p>
+      <w:r>
+        <w:t>________________________________________________________________</w:t>
+      </w:r>
+    </w:p>
+    <w:p>
+      <w:r>
+        <w:t>________________________________________________________________</w:t>
+      </w:r>
+    </w:p>
+    <w:p>
+      <w:r>
+        <w:t>________________________________________________________________</w:t>
+      </w:r>
+    </w:p>
+    <w:p>
+      <w:r>
+        <w:t>________________________________________________________________</w:t>
+      </w:r>
+    </w:p>
+    <w:p>
+      <w:r>
+        <w:t>________________________________________________________________</w:t>
+      </w:r>
+    </w:p>
+    <w:p>
+      <w:pPr>
+        <w:pStyle w:val="ListBullet"/>
+      </w:pPr>
+      <w:r>
+        <w:t>Hint if needed: Read the steps in the pictorial case. Match the supplied detail to the stage that performs or records it.</w:t>
+      </w:r>
+    </w:p>
+    <w:p>
+      <w:pPr>
+        <w:pStyle w:val="Heading2"/>
+      </w:pPr>
+      <w:r>
+        <w:t>Check after the first attempt · reference / check after trying</w:t>
+      </w:r>
+    </w:p>
+    <w:p>
+      <w:pPr>
+        <w:spacing w:line="336" w:lineRule="auto" w:after="180"/>
+      </w:pPr>
+      <w:r>
+        <w:rPr>
+          <w:b w:val="0"/>
+        </w:rPr>
+        <w:t xml:space="preserve">After your attempt, compare with the supported explanation: Investigate the event Report the timeout </w:t>
+      </w:r>
+      <w:r>
+        <w:rPr>
+          <w:b/>
+        </w:rPr>
+        <w:t>evidence</w:t>
+      </w:r>
+      <w:r>
+        <w:rPr>
+          <w:b w:val="0"/>
+        </w:rPr>
+        <w:t xml:space="preserve"> and distinguish it from an untested explanation. An </w:t>
+      </w:r>
+      <w:r>
+        <w:rPr>
+          <w:b/>
+        </w:rPr>
+        <w:t>anomaly</w:t>
+      </w:r>
+      <w:r>
+        <w:rPr>
+          <w:b w:val="0"/>
+        </w:rPr>
+        <w:t xml:space="preserve"> invites investigation, not automatic deletion.</w:t>
+      </w:r>
+    </w:p>
+    <w:p>
+      <w:pPr>
+        <w:spacing w:line="336" w:lineRule="auto" w:after="180"/>
+      </w:pPr>
+      <w:r>
+        <w:rPr>
+          <w:b w:val="0"/>
+        </w:rPr>
+        <w:t>A slow failure may be part of real service behaviour; the predefined rule determines inclusion.</w:t>
+      </w:r>
+    </w:p>
+    <w:p>
+      <w:pPr>
+        <w:pStyle w:val="Heading2"/>
+      </w:pPr>
+      <w:r>
+        <w:t>Changed-case question and optional hint</w:t>
+      </w:r>
+    </w:p>
+    <w:p>
+      <w:pPr>
+        <w:pStyle w:val="Heading3"/>
+      </w:pPr>
+      <w:r>
+        <w:t>Practice 2: explain the deciding evidence</w:t>
+      </w:r>
+    </w:p>
+    <w:p>
+      <w:pPr>
+        <w:pStyle w:val="ListBullet"/>
+      </w:pPr>
+      <w:r>
+        <w:t>Changed-case practice: Delete the 10-second record only because it looks bad. Which conclusion is supported by the supplied facts?</w:t>
+      </w:r>
+    </w:p>
+    <w:p>
+      <w:pPr>
+        <w:pStyle w:val="ListBullet"/>
+      </w:pPr>
+      <w:r>
+        <w:t>1. This one example guarantees correct results for every future input.</w:t>
+      </w:r>
+    </w:p>
+    <w:p>
+      <w:pPr>
+        <w:pStyle w:val="ListBullet"/>
+      </w:pPr>
+      <w:r>
+        <w:t>2. The mean becomes 2 seconds but the selective report violates this plan.</w:t>
+      </w:r>
+    </w:p>
+    <w:p>
+      <w:pPr>
+        <w:pStyle w:val="ListBullet"/>
+      </w:pPr>
+      <w:r>
+        <w:t>3. We can decide the result without examining the changed input or the procedure.</w:t>
+      </w:r>
+    </w:p>
+    <w:p>
+      <w:pPr>
+        <w:pStyle w:val="Heading3"/>
+      </w:pPr>
+      <w:r>
+        <w:t>My selected conclusion, deciding fact and explanation</w:t>
+      </w:r>
+    </w:p>
+    <w:p>
+      <w:r>
+        <w:t>________________________________________________________________</w:t>
+      </w:r>
+    </w:p>
+    <w:p>
+      <w:r>
+        <w:t>________________________________________________________________</w:t>
+      </w:r>
+    </w:p>
+    <w:p>
+      <w:r>
+        <w:t>________________________________________________________________</w:t>
+      </w:r>
+    </w:p>
+    <w:p>
+      <w:r>
+        <w:t>________________________________________________________________</w:t>
+      </w:r>
+    </w:p>
+    <w:p>
+      <w:r>
+        <w:t>________________________________________________________________</w:t>
+      </w:r>
+    </w:p>
+    <w:p>
+      <w:pPr>
+        <w:pStyle w:val="ListBullet"/>
+      </w:pPr>
+      <w:r>
+        <w:t>Hint if needed: Use the changed condition and the deciding step in the pictorial trace. The answer must say what follows from those facts.</w:t>
+      </w:r>
+    </w:p>
+    <w:p>
+      <w:pPr>
+        <w:pStyle w:val="Heading2"/>
+      </w:pPr>
+      <w:r>
+        <w:t>Check after the changed attempt · reference / check after trying</w:t>
+      </w:r>
+    </w:p>
+    <w:p>
+      <w:pPr>
+        <w:spacing w:line="336" w:lineRule="auto" w:after="180"/>
+      </w:pPr>
+      <w:r>
+        <w:rPr>
+          <w:b w:val="0"/>
+        </w:rPr>
+        <w:t>After your attempt, compare with the supported explanation: The mean becomes 2 seconds but the selective report violates this plan. Observed inconvenient outcomes are not an approved exclusion reason.</w:t>
+      </w:r>
+    </w:p>
+    <w:p>
+      <w:pPr>
+        <w:pStyle w:val="Heading2"/>
+      </w:pPr>
+      <w:r>
+        <w:t>Repair and retain the record</w:t>
+      </w:r>
+    </w:p>
+    <w:p>
+      <w:pPr>
+        <w:spacing w:line="336" w:lineRule="auto" w:after="180"/>
+      </w:pPr>
+      <w:r>
+        <w:rPr>
+          <w:b w:val="0"/>
+        </w:rPr>
+        <w:t xml:space="preserve">Review Running the primary experiment (ai-7/25). Goal: Explain the </w:t>
+      </w:r>
+      <w:r>
+        <w:rPr>
+          <w:b/>
+        </w:rPr>
+        <w:t>mechanism</w:t>
+      </w:r>
+      <w:r>
+        <w:rPr>
+          <w:b w:val="0"/>
+        </w:rPr>
+        <w:t xml:space="preserve"> and terminology of running the primary experiment. Short practice: Compute A’s and B’s six-case counts and identify the cases that favour each.</w:t>
+      </w:r>
+    </w:p>
+    <w:p>
+      <w:pPr>
+        <w:spacing w:line="336" w:lineRule="auto" w:after="180"/>
+      </w:pPr>
+      <w:r>
+        <w:rPr>
+          <w:b w:val="0"/>
+        </w:rPr>
+        <w:t>How must a B revision tuned on case four be labelled when evaluated again on the same set?. Return to this week and explain what you changed.</w:t>
+      </w:r>
+    </w:p>
+    <w:p>
+      <w:pPr>
+        <w:spacing w:line="336" w:lineRule="auto" w:after="180"/>
+      </w:pPr>
+      <w:r>
+        <w:rPr>
+          <w:b w:val="0"/>
+        </w:rPr>
+        <w:t xml:space="preserve">Review Power and resource tradeoffs (ai-7/23). Goal: Explain the </w:t>
+      </w:r>
+      <w:r>
+        <w:rPr>
+          <w:b/>
+        </w:rPr>
+        <w:t>mechanism</w:t>
+      </w:r>
+      <w:r>
+        <w:rPr>
+          <w:b w:val="0"/>
+        </w:rPr>
+        <w:t xml:space="preserve"> and terminology of power and resource tradeoffs. Short practice: Calculate both simulated detection fractions and resource costs.</w:t>
+      </w:r>
+    </w:p>
+    <w:p>
+      <w:pPr>
+        <w:spacing w:line="336" w:lineRule="auto" w:after="180"/>
+      </w:pPr>
+      <w:r>
+        <w:rPr>
+          <w:b w:val="0"/>
+        </w:rPr>
+        <w:t>What additional detection is observed for the extra forty units, and does that establish power for an actual classroom study?. Return to this week and explain what you changed.</w:t>
+      </w:r>
+    </w:p>
+    <w:p>
+      <w:pPr>
+        <w:spacing w:line="336" w:lineRule="auto" w:after="180"/>
+      </w:pPr>
+      <w:r>
+        <w:rPr>
+          <w:b w:val="0"/>
+        </w:rPr>
+        <w:t xml:space="preserve">Review Privacy and data governance (ai-7/20). Goal: Explain the </w:t>
+      </w:r>
+      <w:r>
+        <w:rPr>
+          <w:b/>
+        </w:rPr>
+        <w:t>mechanism</w:t>
+      </w:r>
+      <w:r>
+        <w:rPr>
+          <w:b w:val="0"/>
+        </w:rPr>
+        <w:t xml:space="preserve"> and terminology of privacy and data governance. Short practice: Point to the analysis table and the restricted identity key.</w:t>
+      </w:r>
+    </w:p>
+    <w:p>
+      <w:pPr>
+        <w:spacing w:line="336" w:lineRule="auto" w:after="180"/>
+      </w:pPr>
+      <w:r>
+        <w:rPr>
+          <w:b w:val="0"/>
+        </w:rPr>
+        <w:t>Why are the codes pseudonymous rather than guaranteed anonymous, and what changes if the key is published?. Return to this week and explain what you changed.</w:t>
+      </w:r>
+    </w:p>
+    <w:p>
+      <w:pPr>
+        <w:spacing w:line="336" w:lineRule="auto" w:after="180"/>
+      </w:pPr>
+      <w:r>
+        <w:rPr>
+          <w:b w:val="0"/>
+        </w:rPr>
+        <w:t xml:space="preserve">Use Download completed work in the hosted lesson to export your answers, reflections, practice feedback and code-run </w:t>
+      </w:r>
+      <w:r>
+        <w:rPr>
+          <w:b/>
+        </w:rPr>
+        <w:t>evidence</w:t>
+      </w:r>
+      <w:r>
+        <w:rPr>
+          <w:b w:val="0"/>
+        </w:rPr>
+        <w:t>. Open the HTML copy to read or print it.</w:t>
+      </w:r>
+    </w:p>
+    <w:p>
+      <w:pPr>
+        <w:spacing w:line="336" w:lineRule="auto" w:after="180"/>
+      </w:pPr>
+      <w:r>
+        <w:rPr>
+          <w:b w:val="0"/>
+        </w:rPr>
+        <w:t>Drafts stay in this browser when storage is available; clear drafts on a shared device.</w:t>
+      </w:r>
+    </w:p>
+    <w:p>
+      <w:pPr>
+        <w:pStyle w:val="Heading3"/>
+      </w:pPr>
+      <w:r>
+        <w:t>What I repaired, the evidence I kept and the next test</w:t>
+      </w:r>
+    </w:p>
+    <w:p>
+      <w:r>
+        <w:t>________________________________________________________________</w:t>
+      </w:r>
+    </w:p>
+    <w:p>
+      <w:r>
+        <w:t>________________________________________________________________</w:t>
+      </w:r>
+    </w:p>
+    <w:p>
+      <w:r>
+        <w:t>________________________________________________________________</w:t>
+      </w:r>
+    </w:p>
+    <w:p>
+      <w:r>
+        <w:t>________________________________________________________________</w:t>
+      </w:r>
+    </w:p>
+    <w:p>
+      <w:r>
+        <w:t>________________________________________________________________</w:t>
+      </w:r>
+    </w:p>
+    <w:p>
+      <w:pPr>
+        <w:pStyle w:val="Heading2"/>
+      </w:pPr>
+      <w:r>
+        <w:t>Earlier wording, alternatives and picture transcripts · reference / check after trying</w:t>
       </w:r>
     </w:p>
     <w:p>
@@ -1572,92 +2210,10 @@
     </w:p>
     <w:p>
       <w:pPr>
-        <w:spacing w:line="336" w:lineRule="auto" w:after="180"/>
-      </w:pPr>
-      <w:r>
-        <w:rPr>
-          <w:b w:val="0"/>
-        </w:rPr>
-        <w:t xml:space="preserve">Inspect an </w:t>
-      </w:r>
-      <w:r>
-        <w:rPr>
-          <w:b/>
-        </w:rPr>
-        <w:t>anomaly</w:t>
-      </w:r>
-      <w:r>
-        <w:rPr>
-          <w:b w:val="0"/>
-        </w:rPr>
-        <w:t xml:space="preserve"> without erasing it. A timing study records four runs and notices one unusually long duration.</w:t>
-      </w:r>
-    </w:p>
-    <w:p>
-      <w:pPr>
         <w:pStyle w:val="Heading3"/>
       </w:pPr>
       <w:r>
-        <w:t>Practice 1: explain the deciding evidence</w:t>
-      </w:r>
-    </w:p>
-    <w:p>
-      <w:pPr>
-        <w:spacing w:line="336" w:lineRule="auto" w:after="180"/>
-      </w:pPr>
-      <w:r>
-        <w:rPr>
-          <w:b w:val="0"/>
-        </w:rPr>
-        <w:t xml:space="preserve">Which labelled step matches this detail? Report the timeout </w:t>
-      </w:r>
-      <w:r>
-        <w:rPr>
-          <w:b/>
-        </w:rPr>
-        <w:t>evidence</w:t>
-      </w:r>
-      <w:r>
-        <w:rPr>
-          <w:b w:val="0"/>
-        </w:rPr>
-        <w:t xml:space="preserve"> and distinguish it from an untested explanation.</w:t>
-      </w:r>
-    </w:p>
-    <w:p>
-      <w:pPr>
-        <w:spacing w:line="336" w:lineRule="auto" w:after="180"/>
-        <w:shd w:fill="F4F9FC"/>
-      </w:pPr>
-      <w:r>
-        <w:rPr>
-          <w:b w:val="0"/>
-        </w:rPr>
-        <w:t>1. Investigate the event</w:t>
-      </w:r>
-    </w:p>
-    <w:p>
-      <w:pPr>
-        <w:spacing w:line="336" w:lineRule="auto" w:after="180"/>
-        <w:shd w:fill="F4F9FC"/>
-      </w:pPr>
-      <w:r>
-        <w:rPr>
-          <w:b w:val="0"/>
-        </w:rPr>
-        <w:t>2. Keep the raw record</w:t>
-      </w:r>
-    </w:p>
-    <w:p>
-      <w:pPr>
-        <w:spacing w:line="336" w:lineRule="auto" w:after="180"/>
-        <w:shd w:fill="F4F9FC"/>
-      </w:pPr>
-      <w:r>
-        <w:rPr>
-          <w:b w:val="0"/>
-        </w:rPr>
-        <w:t>3. Compute summaries</w:t>
+        <w:t>Repair a missing building block</w:t>
       </w:r>
     </w:p>
     <w:p>
@@ -1665,472 +2221,25 @@
         <w:pStyle w:val="Heading3"/>
       </w:pPr>
       <w:r>
-        <w:t>My selected conclusion, deciding fact and explanation</w:t>
-      </w:r>
-    </w:p>
-    <w:p>
-      <w:r>
-        <w:t>________________________________________________________________</w:t>
-      </w:r>
-    </w:p>
-    <w:p>
-      <w:r>
-        <w:t>________________________________________________________________</w:t>
-      </w:r>
-    </w:p>
-    <w:p>
-      <w:r>
-        <w:t>________________________________________________________________</w:t>
-      </w:r>
-    </w:p>
-    <w:p>
-      <w:r>
-        <w:t>________________________________________________________________</w:t>
-      </w:r>
-    </w:p>
-    <w:p>
-      <w:r>
-        <w:t>________________________________________________________________</w:t>
-      </w:r>
-    </w:p>
-    <w:p>
-      <w:pPr>
-        <w:pStyle w:val="Heading3"/>
-      </w:pPr>
-      <w:r>
-        <w:t>Hint · try first</w:t>
-      </w:r>
-    </w:p>
-    <w:p>
-      <w:pPr>
-        <w:spacing w:line="336" w:lineRule="auto" w:after="180"/>
-        <w:shd w:fill="F1F6F8"/>
-      </w:pPr>
-      <w:r>
-        <w:rPr>
-          <w:b w:val="0"/>
-        </w:rPr>
-        <w:t>Hint if needed: Read the steps in the pictorial case. Match the supplied detail to the stage that performs or records it.</w:t>
-      </w:r>
-    </w:p>
-    <w:p>
-      <w:pPr>
-        <w:pStyle w:val="Heading3"/>
-      </w:pPr>
-      <w:r>
-        <w:t>Feedback · compare after trying</w:t>
-      </w:r>
-    </w:p>
-    <w:p>
-      <w:pPr>
-        <w:spacing w:line="336" w:lineRule="auto" w:after="180"/>
-        <w:shd w:fill="F1F6FC"/>
-      </w:pPr>
-      <w:r>
-        <w:rPr>
-          <w:b w:val="0"/>
-        </w:rPr>
-        <w:t xml:space="preserve">After your attempt, compare with the supported explanation: Investigate the event Report the timeout </w:t>
-      </w:r>
-      <w:r>
-        <w:rPr>
-          <w:b/>
-        </w:rPr>
-        <w:t>evidence</w:t>
-      </w:r>
-      <w:r>
-        <w:rPr>
-          <w:b w:val="0"/>
-        </w:rPr>
-        <w:t xml:space="preserve"> and distinguish it from an untested explanation. An </w:t>
-      </w:r>
-      <w:r>
-        <w:rPr>
-          <w:b/>
-        </w:rPr>
-        <w:t>anomaly</w:t>
-      </w:r>
-      <w:r>
-        <w:rPr>
-          <w:b w:val="0"/>
-        </w:rPr>
-        <w:t xml:space="preserve"> invites investigation, not automatic deletion.</w:t>
-      </w:r>
-    </w:p>
-    <w:p>
-      <w:pPr>
-        <w:spacing w:line="336" w:lineRule="auto" w:after="180"/>
-        <w:shd w:fill="F1F6FC"/>
-      </w:pPr>
-      <w:r>
-        <w:rPr>
-          <w:b w:val="0"/>
-        </w:rPr>
-        <w:t>A slow failure may be part of real service behaviour; the predefined rule determines inclusion.</w:t>
-      </w:r>
-    </w:p>
-    <w:p>
-      <w:pPr>
-        <w:pStyle w:val="Heading3"/>
-      </w:pPr>
-      <w:r>
-        <w:t>Practice 2: explain the deciding evidence</w:t>
-      </w:r>
-    </w:p>
-    <w:p>
-      <w:pPr>
-        <w:pStyle w:val="Heading3"/>
-      </w:pPr>
-      <w:r>
-        <w:t>Changed case · predict first</w:t>
-      </w:r>
-    </w:p>
-    <w:p>
-      <w:pPr>
-        <w:spacing w:line="336" w:lineRule="auto" w:after="180"/>
-        <w:shd w:fill="F5F1FB"/>
-      </w:pPr>
-      <w:r>
-        <w:rPr>
-          <w:b w:val="0"/>
-        </w:rPr>
-        <w:t>Changed-case practice: Delete the 10-second record only because it looks bad. Which conclusion is supported by the supplied facts?</w:t>
-      </w:r>
-    </w:p>
-    <w:p>
-      <w:pPr>
-        <w:spacing w:line="336" w:lineRule="auto" w:after="180"/>
-        <w:shd w:fill="F4F9FC"/>
-      </w:pPr>
-      <w:r>
-        <w:rPr>
-          <w:b w:val="0"/>
-        </w:rPr>
-        <w:t xml:space="preserve">1. This one example guarantees correct results for every future </w:t>
-      </w:r>
-      <w:r>
-        <w:rPr>
-          <w:b/>
-        </w:rPr>
-        <w:t>input</w:t>
-      </w:r>
-      <w:r>
-        <w:rPr>
-          <w:b w:val="0"/>
-        </w:rPr>
-        <w:t>.</w:t>
-      </w:r>
-    </w:p>
-    <w:p>
-      <w:pPr>
-        <w:spacing w:line="336" w:lineRule="auto" w:after="180"/>
-        <w:shd w:fill="F4F9FC"/>
-      </w:pPr>
-      <w:r>
-        <w:rPr>
-          <w:b w:val="0"/>
-        </w:rPr>
-        <w:t>2. The mean becomes 2 seconds but the selective report violates this plan.</w:t>
-      </w:r>
-    </w:p>
-    <w:p>
-      <w:pPr>
-        <w:spacing w:line="336" w:lineRule="auto" w:after="180"/>
-        <w:shd w:fill="F4F9FC"/>
-      </w:pPr>
-      <w:r>
-        <w:rPr>
-          <w:b w:val="0"/>
-        </w:rPr>
-        <w:t xml:space="preserve">3. We can decide the result without examining the changed </w:t>
-      </w:r>
-      <w:r>
-        <w:rPr>
-          <w:b/>
-        </w:rPr>
-        <w:t>input</w:t>
-      </w:r>
-      <w:r>
-        <w:rPr>
-          <w:b w:val="0"/>
-        </w:rPr>
-        <w:t xml:space="preserve"> or the procedure.</w:t>
-      </w:r>
-    </w:p>
-    <w:p>
-      <w:pPr>
-        <w:pStyle w:val="Heading3"/>
-      </w:pPr>
-      <w:r>
-        <w:t>My selected conclusion, deciding fact and explanation</w:t>
-      </w:r>
-    </w:p>
-    <w:p>
-      <w:r>
-        <w:t>________________________________________________________________</w:t>
-      </w:r>
-    </w:p>
-    <w:p>
-      <w:r>
-        <w:t>________________________________________________________________</w:t>
-      </w:r>
-    </w:p>
-    <w:p>
-      <w:r>
-        <w:t>________________________________________________________________</w:t>
-      </w:r>
-    </w:p>
-    <w:p>
-      <w:r>
-        <w:t>________________________________________________________________</w:t>
-      </w:r>
-    </w:p>
-    <w:p>
-      <w:r>
-        <w:t>________________________________________________________________</w:t>
-      </w:r>
-    </w:p>
-    <w:p>
-      <w:pPr>
-        <w:pStyle w:val="Heading3"/>
-      </w:pPr>
-      <w:r>
-        <w:t>Hint · try first</w:t>
-      </w:r>
-    </w:p>
-    <w:p>
-      <w:pPr>
-        <w:spacing w:line="336" w:lineRule="auto" w:after="180"/>
-        <w:shd w:fill="F1F6F8"/>
-      </w:pPr>
-      <w:r>
-        <w:rPr>
-          <w:b w:val="0"/>
-        </w:rPr>
-        <w:t>Hint if needed: Use the changed condition and the deciding step in the pictorial trace. The answer must say what follows from those facts.</w:t>
-      </w:r>
-    </w:p>
-    <w:p>
-      <w:pPr>
-        <w:pStyle w:val="Heading3"/>
-      </w:pPr>
-      <w:r>
-        <w:t>Feedback · compare after trying</w:t>
-      </w:r>
-    </w:p>
-    <w:p>
-      <w:pPr>
-        <w:spacing w:line="336" w:lineRule="auto" w:after="180"/>
-        <w:shd w:fill="F1F6FC"/>
-      </w:pPr>
-      <w:r>
-        <w:rPr>
-          <w:b w:val="0"/>
-        </w:rPr>
-        <w:t>After your attempt, compare with the supported explanation: The mean becomes 2 seconds but the selective report violates this plan. Observed inconvenient outcomes are not an approved exclusion reason.</w:t>
-      </w:r>
-    </w:p>
-    <w:p>
-      <w:pPr>
-        <w:pStyle w:val="Heading3"/>
-      </w:pPr>
-      <w:r>
-        <w:t>Repair a missing building block</w:t>
-      </w:r>
-    </w:p>
-    <w:p>
-      <w:pPr>
-        <w:spacing w:line="336" w:lineRule="auto" w:after="180"/>
-      </w:pPr>
-      <w:r>
-        <w:rPr>
-          <w:b w:val="0"/>
-        </w:rPr>
-        <w:t xml:space="preserve">Review Running the primary experiment (ai-7/25). Goal: Explain the </w:t>
-      </w:r>
-      <w:r>
-        <w:rPr>
-          <w:b/>
-        </w:rPr>
-        <w:t>mechanism</w:t>
-      </w:r>
-      <w:r>
-        <w:rPr>
-          <w:b w:val="0"/>
-        </w:rPr>
-        <w:t xml:space="preserve"> and terminology of running the primary experiment. Short practice: Compute A’s and B’s six-case counts and identify the cases that favour each.</w:t>
-      </w:r>
-    </w:p>
-    <w:p>
-      <w:pPr>
-        <w:spacing w:line="336" w:lineRule="auto" w:after="180"/>
-      </w:pPr>
-      <w:r>
-        <w:rPr>
-          <w:b w:val="0"/>
-        </w:rPr>
-        <w:t>How must a B revision tuned on case four be labelled when evaluated again on the same set?. Return to this week and explain what you changed.</w:t>
-      </w:r>
-    </w:p>
-    <w:p>
-      <w:pPr>
-        <w:spacing w:line="336" w:lineRule="auto" w:after="180"/>
-      </w:pPr>
-      <w:r>
-        <w:rPr>
-          <w:b w:val="0"/>
-        </w:rPr>
-        <w:t xml:space="preserve">Review Power and resource tradeoffs (ai-7/23). Goal: Explain the </w:t>
-      </w:r>
-      <w:r>
-        <w:rPr>
-          <w:b/>
-        </w:rPr>
-        <w:t>mechanism</w:t>
-      </w:r>
-      <w:r>
-        <w:rPr>
-          <w:b w:val="0"/>
-        </w:rPr>
-        <w:t xml:space="preserve"> and terminology of power and resource tradeoffs. Short practice: Calculate both simulated detection fractions and resource costs.</w:t>
-      </w:r>
-    </w:p>
-    <w:p>
-      <w:pPr>
-        <w:spacing w:line="336" w:lineRule="auto" w:after="180"/>
-      </w:pPr>
-      <w:r>
-        <w:rPr>
-          <w:b w:val="0"/>
-        </w:rPr>
-        <w:t>What additional detection is observed for the extra forty units, and does that establish power for an actual classroom study?. Return to this week and explain what you changed.</w:t>
-      </w:r>
-    </w:p>
-    <w:p>
-      <w:pPr>
-        <w:spacing w:line="336" w:lineRule="auto" w:after="180"/>
-      </w:pPr>
-      <w:r>
-        <w:rPr>
-          <w:b w:val="0"/>
-        </w:rPr>
-        <w:t xml:space="preserve">Review Privacy and data governance (ai-7/20). Goal: Explain the </w:t>
-      </w:r>
-      <w:r>
-        <w:rPr>
-          <w:b/>
-        </w:rPr>
-        <w:t>mechanism</w:t>
-      </w:r>
-      <w:r>
-        <w:rPr>
-          <w:b w:val="0"/>
-        </w:rPr>
-        <w:t xml:space="preserve"> and terminology of privacy and data governance. Short practice: Point to the analysis table and the restricted identity key.</w:t>
-      </w:r>
-    </w:p>
-    <w:p>
-      <w:pPr>
-        <w:spacing w:line="336" w:lineRule="auto" w:after="180"/>
-      </w:pPr>
-      <w:r>
-        <w:rPr>
-          <w:b w:val="0"/>
-        </w:rPr>
-        <w:t>Why are the codes pseudonymous rather than guaranteed anonymous, and what changes if the key is published?. Return to this week and explain what you changed.</w:t>
-      </w:r>
-    </w:p>
-    <w:p>
-      <w:pPr>
-        <w:pStyle w:val="Heading3"/>
-      </w:pPr>
-      <w:r>
         <w:t>Keep your completed work</w:t>
       </w:r>
     </w:p>
     <w:p>
       <w:pPr>
-        <w:spacing w:line="336" w:lineRule="auto" w:after="180"/>
-      </w:pPr>
-      <w:r>
-        <w:rPr>
-          <w:b w:val="0"/>
-        </w:rPr>
-        <w:t xml:space="preserve">Use Download completed work in the hosted lesson to export your answers, reflections, practice feedback and code-run </w:t>
-      </w:r>
-      <w:r>
-        <w:rPr>
-          <w:b/>
-        </w:rPr>
-        <w:t>evidence</w:t>
-      </w:r>
-      <w:r>
-        <w:rPr>
-          <w:b w:val="0"/>
-        </w:rPr>
-        <w:t>. Open the HTML copy to read or print it.</w:t>
-      </w:r>
-    </w:p>
-    <w:p>
-      <w:pPr>
-        <w:spacing w:line="336" w:lineRule="auto" w:after="180"/>
-      </w:pPr>
-      <w:r>
-        <w:rPr>
-          <w:b w:val="0"/>
-        </w:rPr>
-        <w:t>Drafts stay in this browser when storage is available; clear drafts on a shared device.</w:t>
-      </w:r>
-    </w:p>
-    <w:p>
-      <w:pPr>
-        <w:pStyle w:val="Heading3"/>
-      </w:pPr>
-      <w:r>
-        <w:t>What I repaired, the evidence I kept and the next test</w:t>
-      </w:r>
-    </w:p>
-    <w:p>
-      <w:r>
-        <w:t>________________________________________________________________</w:t>
-      </w:r>
-    </w:p>
-    <w:p>
-      <w:r>
-        <w:t>________________________________________________________________</w:t>
-      </w:r>
-    </w:p>
-    <w:p>
-      <w:r>
-        <w:t>________________________________________________________________</w:t>
-      </w:r>
-    </w:p>
-    <w:p>
-      <w:r>
-        <w:t>________________________________________________________________</w:t>
-      </w:r>
-    </w:p>
-    <w:p>
-      <w:r>
-        <w:t>________________________________________________________________</w:t>
-      </w:r>
-    </w:p>
-    <w:p>
-      <w:pPr>
         <w:pStyle w:val="Heading1"/>
       </w:pPr>
       <w:r>
-        <w:t>15. Visual concept journey</w:t>
-      </w:r>
-    </w:p>
-    <w:p>
-      <w:r>
-        <w:t>Explain each Inspecting failures and anomalies picture from its labels, then record a relevant limit.</w:t>
-      </w:r>
-    </w:p>
-    <w:p>
-      <w:pPr>
-        <w:pStyle w:val="Heading3"/>
+        <w:t>15. Reference · Six-picture response sheets</w:t>
+      </w:r>
+    </w:p>
+    <w:p>
+      <w:r>
+        <w:t>Choose the picture that helps explain the current step.</w:t>
+      </w:r>
+    </w:p>
+    <w:p>
+      <w:pPr>
+        <w:pStyle w:val="Heading2"/>
       </w:pPr>
       <w:r>
         <w:t>01. Inspecting failures and anomalies: the case</w:t>
@@ -2141,7 +2250,7 @@
         <w:drawing>
           <wp:inline xmlns:a="http://schemas.openxmlformats.org/drawingml/2006/main" xmlns:pic="http://schemas.openxmlformats.org/drawingml/2006/picture">
             <wp:extent cx="5486400" cy="2834640"/>
-            <wp:docPr id="3" name="Picture 3" descr="Inspect an anomaly without erasing it. A timing study records four runs and notices one unusually long duration. Supplied facts: Durations are 2,2,2,10 seconds. Logs show a source timeout on the fourth run. The plan includes timeouts in reporting."/>
+            <wp:docPr id="4" name="Picture 4" descr="Inspect an anomaly without erasing it. A timing study records four runs and notices one unusually long duration. Supplied facts: Durations are 2,2,2,10 seconds. Logs show a source timeout on the fourth run. The plan includes timeouts in reporting."/>
             <wp:cNvGraphicFramePr>
               <a:graphicFrameLocks noChangeAspect="1"/>
             </wp:cNvGraphicFramePr>
@@ -2153,7 +2262,7 @@
                     <pic:cNvPicPr/>
                   </pic:nvPicPr>
                   <pic:blipFill>
-                    <a:blip r:embed="rId11"/>
+                    <a:blip r:embed="rId12"/>
                     <a:stretch>
                       <a:fillRect/>
                     </a:stretch>
@@ -2209,7 +2318,6 @@
     <w:p>
       <w:pPr>
         <w:spacing w:line="336" w:lineRule="auto" w:after="180"/>
-        <w:shd w:fill="F5F1FB"/>
       </w:pPr>
       <w:r>
         <w:rPr>
@@ -2248,7 +2356,7 @@
     </w:p>
     <w:p>
       <w:pPr>
-        <w:pStyle w:val="Heading3"/>
+        <w:pStyle w:val="Heading2"/>
       </w:pPr>
       <w:r>
         <w:t>02. Follow the deciding steps</w:t>
@@ -2259,7 +2367,7 @@
         <w:drawing>
           <wp:inline xmlns:a="http://schemas.openxmlformats.org/drawingml/2006/main" xmlns:pic="http://schemas.openxmlformats.org/drawingml/2006/picture">
             <wp:extent cx="5486400" cy="3182112"/>
-            <wp:docPr id="4" name="Picture 4" descr="Keep the raw record: The fourth duration remains 10 seconds. → Compute summaries: Mean is 16/4=4 seconds; median is 2 seconds. → Investigate the event: Report the timeout evidence and distinguish it from an untested explanation."/>
+            <wp:docPr id="5" name="Picture 5" descr="Keep the raw record: The fourth duration remains 10 seconds. → Compute summaries: Mean is 16/4=4 seconds; median is 2 seconds. → Investigate the event: Report the timeout evidence and distinguish it from an untested explanation."/>
             <wp:cNvGraphicFramePr>
               <a:graphicFrameLocks noChangeAspect="1"/>
             </wp:cNvGraphicFramePr>
@@ -2271,7 +2379,7 @@
                     <pic:cNvPicPr/>
                   </pic:nvPicPr>
                   <pic:blipFill>
-                    <a:blip r:embed="rId12"/>
+                    <a:blip r:embed="rId13"/>
                     <a:stretch>
                       <a:fillRect/>
                     </a:stretch>
@@ -2316,7 +2424,6 @@
     <w:p>
       <w:pPr>
         <w:spacing w:line="336" w:lineRule="auto" w:after="180"/>
-        <w:shd w:fill="F5F1FB"/>
       </w:pPr>
       <w:r>
         <w:rPr>
@@ -2367,7 +2474,7 @@
     </w:p>
     <w:p>
       <w:pPr>
-        <w:pStyle w:val="Heading3"/>
+        <w:pStyle w:val="Heading2"/>
       </w:pPr>
       <w:r>
         <w:t>03. All four recorded durations</w:t>
@@ -2378,7 +2485,7 @@
         <w:drawing>
           <wp:inline xmlns:a="http://schemas.openxmlformats.org/drawingml/2006/main" xmlns:pic="http://schemas.openxmlformats.org/drawingml/2006/picture">
             <wp:extent cx="5486400" cy="3584448"/>
-            <wp:docPr id="5" name="Picture 5" descr="All four recorded durations. Units: seconds; run 4 includes timeout. Run 1: 2. Run 2: 2. Run 3: 2. Run 4: 10."/>
+            <wp:docPr id="6" name="Picture 6" descr="All four recorded durations. Units: seconds; run 4 includes timeout. Run 1: 2. Run 2: 2. Run 3: 2. Run 4: 10."/>
             <wp:cNvGraphicFramePr>
               <a:graphicFrameLocks noChangeAspect="1"/>
             </wp:cNvGraphicFramePr>
@@ -2390,7 +2497,7 @@
                     <pic:cNvPicPr/>
                   </pic:nvPicPr>
                   <pic:blipFill>
-                    <a:blip r:embed="rId13"/>
+                    <a:blip r:embed="rId14"/>
                     <a:stretch>
                       <a:fillRect/>
                     </a:stretch>
@@ -2423,7 +2530,6 @@
     <w:p>
       <w:pPr>
         <w:spacing w:line="336" w:lineRule="auto" w:after="180"/>
-        <w:shd w:fill="F5F1FB"/>
       </w:pPr>
       <w:r>
         <w:rPr>
@@ -2462,7 +2568,7 @@
     </w:p>
     <w:p>
       <w:pPr>
-        <w:pStyle w:val="Heading3"/>
+        <w:pStyle w:val="Heading2"/>
       </w:pPr>
       <w:r>
         <w:t>04. Change one thing. Trace what follows.</w:t>
@@ -2473,7 +2579,7 @@
         <w:drawing>
           <wp:inline xmlns:a="http://schemas.openxmlformats.org/drawingml/2006/main" xmlns:pic="http://schemas.openxmlformats.org/drawingml/2006/picture">
             <wp:extent cx="5486400" cy="3026664"/>
-            <wp:docPr id="6" name="Picture 6" descr="Original case: Report the timeout evidence and distinguish it from an untested explanation. Changed condition: Delete the 10-second record only because it looks bad. Expected result: The mean becomes 2 seconds but the selective report violates this plan. Reason: Observed inconvenient outcomes are not an approved exclusion reason."/>
+            <wp:docPr id="7" name="Picture 7" descr="Original case: Report the timeout evidence and distinguish it from an untested explanation. Changed condition: Delete the 10-second record only because it looks bad. Expected result: The mean becomes 2 seconds but the selective report violates this plan. Reason: Observed inconvenient outcomes are not an approved exclusion reason."/>
             <wp:cNvGraphicFramePr>
               <a:graphicFrameLocks noChangeAspect="1"/>
             </wp:cNvGraphicFramePr>
@@ -2485,7 +2591,7 @@
                     <pic:cNvPicPr/>
                   </pic:nvPicPr>
                   <pic:blipFill>
-                    <a:blip r:embed="rId14"/>
+                    <a:blip r:embed="rId15"/>
                     <a:stretch>
                       <a:fillRect/>
                     </a:stretch>
@@ -2541,7 +2647,6 @@
     <w:p>
       <w:pPr>
         <w:spacing w:line="336" w:lineRule="auto" w:after="180"/>
-        <w:shd w:fill="F5F1FB"/>
       </w:pPr>
       <w:r>
         <w:rPr>
@@ -2580,7 +2685,7 @@
     </w:p>
     <w:p>
       <w:pPr>
-        <w:pStyle w:val="Heading3"/>
+        <w:pStyle w:val="Heading2"/>
       </w:pPr>
       <w:r>
         <w:t>05. Connect the explanation to its limit</w:t>
@@ -2591,7 +2696,7 @@
         <w:drawing>
           <wp:inline xmlns:a="http://schemas.openxmlformats.org/drawingml/2006/main" xmlns:pic="http://schemas.openxmlformats.org/drawingml/2006/picture">
             <wp:extent cx="5486400" cy="2834640"/>
-            <wp:docPr id="7" name="Picture 7" descr="An anomaly invites investigation, not automatic deletion. A slow failure may be part of real service behaviour; the predefined rule determines inclusion. Limit: A logged timeout does not identify every underlying cause; report conditions and test explanations."/>
+            <wp:docPr id="8" name="Picture 8" descr="An anomaly invites investigation, not automatic deletion. A slow failure may be part of real service behaviour; the predefined rule determines inclusion. Limit: A logged timeout does not identify every underlying cause; report conditions and test explanations."/>
             <wp:cNvGraphicFramePr>
               <a:graphicFrameLocks noChangeAspect="1"/>
             </wp:cNvGraphicFramePr>
@@ -2603,7 +2708,7 @@
                     <pic:cNvPicPr/>
                   </pic:nvPicPr>
                   <pic:blipFill>
-                    <a:blip r:embed="rId15"/>
+                    <a:blip r:embed="rId16"/>
                     <a:stretch>
                       <a:fillRect/>
                     </a:stretch>
@@ -2659,7 +2764,6 @@
     <w:p>
       <w:pPr>
         <w:spacing w:line="336" w:lineRule="auto" w:after="180"/>
-        <w:shd w:fill="F5F1FB"/>
       </w:pPr>
       <w:r>
         <w:rPr>
@@ -2698,7 +2802,7 @@
     </w:p>
     <w:p>
       <w:pPr>
-        <w:pStyle w:val="Heading3"/>
+        <w:pStyle w:val="Heading2"/>
       </w:pPr>
       <w:r>
         <w:t>06. Make the idea visible in your project</w:t>
@@ -2709,7 +2813,7 @@
         <w:drawing>
           <wp:inline xmlns:a="http://schemas.openxmlformats.org/drawingml/2006/main" xmlns:pic="http://schemas.openxmlformats.org/drawingml/2006/picture">
             <wp:extent cx="5486400" cy="3681984"/>
-            <wp:docPr id="8" name="Picture 8" descr="For the Reproducible AI Research Study, retain an annotated worked trace and the changed-case reasoning. Connect the claim to its records, units and assumptions so another investigator can challenge or reproduce it. Draw your input, deciding step, result and limit. Supported question: Calculate mean and median for 2,2,2,10. What does the timeout log establish, and why is deleting that inconvenient record incompatible with the stated plan?"/>
+            <wp:docPr id="9" name="Picture 9" descr="For the Reproducible AI Research Study, retain an annotated worked trace and the changed-case reasoning. Connect the claim to its records, units and assumptions so another investigator can challenge or reproduce it. Draw your input, deciding step, result and limit. Supported question: Calculate mean and median for 2,2,2,10. What does the timeout log establish, and why is deleting that inconvenient record incompatible with the stated plan?"/>
             <wp:cNvGraphicFramePr>
               <a:graphicFrameLocks noChangeAspect="1"/>
             </wp:cNvGraphicFramePr>
@@ -2721,7 +2825,7 @@
                     <pic:cNvPicPr/>
                   </pic:nvPicPr>
                   <pic:blipFill>
-                    <a:blip r:embed="rId16"/>
+                    <a:blip r:embed="rId17"/>
                     <a:stretch>
                       <a:fillRect/>
                     </a:stretch>
@@ -2777,7 +2881,6 @@
     <w:p>
       <w:pPr>
         <w:spacing w:line="336" w:lineRule="auto" w:after="180"/>
-        <w:shd w:fill="F5F1FB"/>
       </w:pPr>
       <w:r>
         <w:rPr>
@@ -2824,6 +2927,62 @@
     <w:p>
       <w:r>
         <w:t>________________________________________________________________</w:t>
+      </w:r>
+    </w:p>
+    <w:p>
+      <w:pPr>
+        <w:pStyle w:val="Heading2"/>
+      </w:pPr>
+      <w:r>
+        <w:t>Earlier wording, alternatives and picture transcripts · reference / check after trying</w:t>
+      </w:r>
+    </w:p>
+    <w:p>
+      <w:pPr>
+        <w:pStyle w:val="Heading3"/>
+      </w:pPr>
+      <w:r>
+        <w:t>01. Inspecting failures and anomalies: the case</w:t>
+      </w:r>
+    </w:p>
+    <w:p>
+      <w:pPr>
+        <w:pStyle w:val="Heading3"/>
+      </w:pPr>
+      <w:r>
+        <w:t>02. Follow the deciding steps</w:t>
+      </w:r>
+    </w:p>
+    <w:p>
+      <w:pPr>
+        <w:pStyle w:val="Heading3"/>
+      </w:pPr>
+      <w:r>
+        <w:t>03. All four recorded durations</w:t>
+      </w:r>
+    </w:p>
+    <w:p>
+      <w:pPr>
+        <w:pStyle w:val="Heading3"/>
+      </w:pPr>
+      <w:r>
+        <w:t>04. Change one thing. Trace what follows.</w:t>
+      </w:r>
+    </w:p>
+    <w:p>
+      <w:pPr>
+        <w:pStyle w:val="Heading3"/>
+      </w:pPr>
+      <w:r>
+        <w:t>05. Connect the explanation to its limit</w:t>
+      </w:r>
+    </w:p>
+    <w:p>
+      <w:pPr>
+        <w:pStyle w:val="Heading3"/>
+      </w:pPr>
+      <w:r>
+        <w:t>06. Make the idea visible in your project</w:t>
       </w:r>
     </w:p>
     <w:sectPr>
